--- a/doc/AntimonyTutorial.docx
+++ b/doc/AntimonyTutorial.docx
@@ -28,7 +28,7 @@
         <w:t xml:space="preserve"> </w:t>
       </w:r>
       <w:r>
-        <w:t xml:space="preserve">disadvantages. In Antimony, the main approach to building models is to</w:t>
+        <w:t xml:space="preserve">disadvantages. In Antimony (and in Tellurium, which uses it), the main approach to building models is to</w:t>
       </w:r>
       <w:r>
         <w:t xml:space="preserve"> </w:t>
@@ -53,6 +53,12 @@
       </w:r>
       <w:r>
         <w:t xml:space="preserve">This guide will show you the intricacies of working with Antimony.</w:t>
+      </w:r>
+      <w:r>
+        <w:t xml:space="preserve"> </w:t>
+      </w:r>
+      <w:r>
+        <w:t xml:space="preserve">More information can be found at https://github.com/sys-bio/antimony/.</w:t>
       </w:r>
     </w:p>
     <w:bookmarkStart w:id="9" w:name="table-of-contents"/>
@@ -191,12 +197,12 @@
           <w:numId w:val="1002"/>
         </w:numPr>
       </w:pPr>
-      <w:hyperlink w:anchor="X2c50aaf3d658f52c81315915802ea16a9d7997a">
+      <w:hyperlink w:anchor="defining-basic-elements">
         <w:r>
           <w:rPr>
             <w:rStyle w:val="Hyperlink"/>
           </w:rPr>
-          <w:t xml:space="preserve">Defining parameters, species, and compartments</w:t>
+          <w:t xml:space="preserve">Defining basic elements</w:t>
         </w:r>
       </w:hyperlink>
     </w:p>
@@ -922,12 +928,12 @@
           <w:numId w:val="1008"/>
         </w:numPr>
       </w:pPr>
-      <w:hyperlink w:anchor="reaction-source-sinks">
+      <w:hyperlink w:anchor="reaction-source-or-sinks">
         <w:r>
           <w:rPr>
             <w:rStyle w:val="Hyperlink"/>
           </w:rPr>
-          <w:t xml:space="preserve">Reaction source/sinks</w:t>
+          <w:t xml:space="preserve">Reaction source or sinks</w:t>
         </w:r>
       </w:hyperlink>
     </w:p>
@@ -2894,13 +2900,13 @@
       </w:r>
     </w:p>
     <w:bookmarkEnd w:id="18"/>
-    <w:bookmarkStart w:id="19" w:name="Xb1a86247ffa4f5c88a3ef0f5f33c06209da07d3"/>
+    <w:bookmarkStart w:id="19" w:name="defining-basic-elements"/>
     <w:p>
       <w:pPr>
         <w:pStyle w:val="Heading3"/>
       </w:pPr>
       <w:r>
-        <w:t xml:space="preserve">Defining parameters, species, and compartments.</w:t>
+        <w:t xml:space="preserve">Defining basic elements</w:t>
       </w:r>
     </w:p>
     <w:p>
@@ -3122,6 +3128,27 @@
         <w:br/>
       </w:r>
       <w:r>
+        <w:br/>
+      </w:r>
+      <w:r>
+        <w:rPr>
+          <w:rStyle w:val="VerbatimChar"/>
+        </w:rPr>
+        <w:t xml:space="preserve">  k1 = 0.1; k2 = 0.3; k3 = 0.15</w:t>
+      </w:r>
+      <w:r>
+        <w:br/>
+      </w:r>
+      <w:r>
+        <w:rPr>
+          <w:rStyle w:val="VerbatimChar"/>
+        </w:rPr>
+        <w:t xml:space="preserve">  S1 = 10</w:t>
+      </w:r>
+      <w:r>
+        <w:br/>
+      </w:r>
+      <w:r>
         <w:rPr>
           <w:rStyle w:val="VerbatimChar"/>
         </w:rPr>
@@ -3202,6 +3229,27 @@
         <w:br/>
       </w:r>
       <w:r>
+        <w:br/>
+      </w:r>
+      <w:r>
+        <w:rPr>
+          <w:rStyle w:val="VerbatimChar"/>
+        </w:rPr>
+        <w:t xml:space="preserve">  k1 = 0.1; k2 = 0.3; k3 = 0.15</w:t>
+      </w:r>
+      <w:r>
+        <w:br/>
+      </w:r>
+      <w:r>
+        <w:rPr>
+          <w:rStyle w:val="VerbatimChar"/>
+        </w:rPr>
+        <w:t xml:space="preserve">  S1 = 10</w:t>
+      </w:r>
+      <w:r>
+        <w:br/>
+      </w:r>
+      <w:r>
         <w:rPr>
           <w:rStyle w:val="VerbatimChar"/>
         </w:rPr>
@@ -3375,6 +3423,27 @@
         <w:br/>
       </w:r>
       <w:r>
+        <w:br/>
+      </w:r>
+      <w:r>
+        <w:rPr>
+          <w:rStyle w:val="VerbatimChar"/>
+        </w:rPr>
+        <w:t xml:space="preserve">  k1 = 0.1; k2 = 0.3; k3 = 0.15</w:t>
+      </w:r>
+      <w:r>
+        <w:br/>
+      </w:r>
+      <w:r>
+        <w:rPr>
+          <w:rStyle w:val="VerbatimChar"/>
+        </w:rPr>
+        <w:t xml:space="preserve">  S1 = 10</w:t>
+      </w:r>
+      <w:r>
+        <w:br/>
+      </w:r>
+      <w:r>
         <w:rPr>
           <w:rStyle w:val="VerbatimChar"/>
         </w:rPr>
@@ -3492,6 +3561,18 @@
           <w:rStyle w:val="VerbatimChar"/>
         </w:rPr>
         <w:t xml:space="preserve">  S3 -&gt; S4; k3*S3</w:t>
+      </w:r>
+      <w:r>
+        <w:br/>
+      </w:r>
+      <w:r>
+        <w:br/>
+      </w:r>
+      <w:r>
+        <w:rPr>
+          <w:rStyle w:val="VerbatimChar"/>
+        </w:rPr>
+        <w:t xml:space="preserve">  S1 = 10</w:t>
       </w:r>
       <w:r>
         <w:br/>
@@ -3695,6 +3776,18 @@
         <w:br/>
       </w:r>
       <w:r>
+        <w:br/>
+      </w:r>
+      <w:r>
+        <w:rPr>
+          <w:rStyle w:val="VerbatimChar"/>
+        </w:rPr>
+        <w:t xml:space="preserve">  S1 = 10</w:t>
+      </w:r>
+      <w:r>
+        <w:br/>
+      </w:r>
+      <w:r>
         <w:rPr>
           <w:rStyle w:val="VerbatimChar"/>
         </w:rPr>
@@ -3819,7 +3912,7 @@
         <w:pStyle w:val="FirstParagraph"/>
       </w:pPr>
       <w:r>
-        <w:t xml:space="preserve">Above will return</w:t>
+        <w:t xml:space="preserve">The above will return</w:t>
       </w:r>
       <w:r>
         <w:t xml:space="preserve"> </w:t>
@@ -4271,6 +4364,18 @@
         <w:br/>
       </w:r>
       <w:r>
+        <w:br/>
+      </w:r>
+      <w:r>
+        <w:rPr>
+          <w:rStyle w:val="VerbatimChar"/>
+        </w:rPr>
+        <w:t xml:space="preserve">  s1 = 5; k1=0.3; k2=42; k3=10</w:t>
+      </w:r>
+      <w:r>
+        <w:br/>
+      </w:r>
+      <w:r>
         <w:rPr>
           <w:rStyle w:val="VerbatimChar"/>
         </w:rPr>
@@ -4426,7 +4531,238 @@
         <w:pStyle w:val="FirstParagraph"/>
       </w:pPr>
       <w:r>
-        <w:t xml:space="preserve">Any Antimony element with an id may be annotated in this way, including the model itself.</w:t>
+        <w:t xml:space="preserve">Any Antimony element with an id may be annotated in this way, including</w:t>
+      </w:r>
+      <w:r>
+        <w:t xml:space="preserve"> </w:t>
+      </w:r>
+      <w:r>
+        <w:t xml:space="preserve">the model itself. Inside a model definition, the model itself may be</w:t>
+      </w:r>
+      <w:r>
+        <w:t xml:space="preserve"> </w:t>
+      </w:r>
+      <w:r>
+        <w:t xml:space="preserve">annotated using the</w:t>
+      </w:r>
+      <w:r>
+        <w:t xml:space="preserve"> </w:t>
+      </w:r>
+      <w:r>
+        <w:t xml:space="preserve">‘model’</w:t>
+      </w:r>
+      <w:r>
+        <w:t xml:space="preserve"> </w:t>
+      </w:r>
+      <w:r>
+        <w:t xml:space="preserve">keyword:</w:t>
+      </w:r>
+    </w:p>
+    <w:p>
+      <w:pPr>
+        <w:pStyle w:val="SourceCode"/>
+      </w:pPr>
+      <w:r>
+        <w:rPr>
+          <w:rStyle w:val="VerbatimChar"/>
+        </w:rPr>
+        <w:t xml:space="preserve">model foo()</w:t>
+      </w:r>
+      <w:r>
+        <w:br/>
+      </w:r>
+      <w:r>
+        <w:rPr>
+          <w:rStyle w:val="VerbatimChar"/>
+        </w:rPr>
+        <w:t xml:space="preserve">  model model_entity_is "http://identifiers.org/biomodels.db/BIOMD0000000004"</w:t>
+      </w:r>
+      <w:r>
+        <w:br/>
+      </w:r>
+      <w:r>
+        <w:rPr>
+          <w:rStyle w:val="VerbatimChar"/>
+        </w:rPr>
+        <w:t xml:space="preserve">  model description "http://identifiers.org/pubmed/1833774"</w:t>
+      </w:r>
+      <w:r>
+        <w:br/>
+      </w:r>
+      <w:r>
+        <w:rPr>
+          <w:rStyle w:val="VerbatimChar"/>
+        </w:rPr>
+        <w:t xml:space="preserve">  model origin "http://identifiers.org/biomodels.db/BIOMD0000000003"</w:t>
+      </w:r>
+      <w:r>
+        <w:br/>
+      </w:r>
+      <w:r>
+        <w:rPr>
+          <w:rStyle w:val="VerbatimChar"/>
+        </w:rPr>
+        <w:t xml:space="preserve">  model taxon "http://identifiers.org/taxonomy/8292"</w:t>
+      </w:r>
+      <w:r>
+        <w:br/>
+      </w:r>
+      <w:r>
+        <w:rPr>
+          <w:rStyle w:val="VerbatimChar"/>
+        </w:rPr>
+        <w:t xml:space="preserve">  model created "2005-02-08T17:34:02Z"</w:t>
+      </w:r>
+      <w:r>
+        <w:br/>
+      </w:r>
+      <w:r>
+        <w:rPr>
+          <w:rStyle w:val="VerbatimChar"/>
+        </w:rPr>
+        <w:t xml:space="preserve">  model modified "2012-12-11T15:30:15Z"</w:t>
+      </w:r>
+      <w:r>
+        <w:br/>
+      </w:r>
+      <w:r>
+        <w:rPr>
+          <w:rStyle w:val="VerbatimChar"/>
+        </w:rPr>
+        <w:t xml:space="preserve">end</w:t>
+      </w:r>
+    </w:p>
+    <w:p>
+      <w:pPr>
+        <w:pStyle w:val="FirstParagraph"/>
+      </w:pPr>
+      <w:r>
+        <w:t xml:space="preserve">You can also define an element’s</w:t>
+      </w:r>
+      <w:r>
+        <w:t xml:space="preserve"> </w:t>
+      </w:r>
+      <w:r>
+        <w:t xml:space="preserve">‘notes’</w:t>
+      </w:r>
+      <w:r>
+        <w:t xml:space="preserve">, using the</w:t>
+      </w:r>
+      <w:r>
+        <w:t xml:space="preserve"> </w:t>
+      </w:r>
+      <w:r>
+        <w:t xml:space="preserve">‘notes’</w:t>
+      </w:r>
+      <w:r>
+        <w:t xml:space="preserve"> </w:t>
+      </w:r>
+      <w:r>
+        <w:t xml:space="preserve">keyword. If</w:t>
+      </w:r>
+      <w:r>
+        <w:t xml:space="preserve"> </w:t>
+      </w:r>
+      <w:r>
+        <w:t xml:space="preserve">the notes take more than one line, you can group them together using three</w:t>
+      </w:r>
+      <w:r>
+        <w:t xml:space="preserve"> </w:t>
+      </w:r>
+      <w:r>
+        <w:t xml:space="preserve">tick marks ``` :</w:t>
+      </w:r>
+    </w:p>
+    <w:p>
+      <w:pPr>
+        <w:pStyle w:val="SourceCode"/>
+      </w:pPr>
+      <w:r>
+        <w:rPr>
+          <w:rStyle w:val="VerbatimChar"/>
+        </w:rPr>
+        <w:t xml:space="preserve">model notes ```</w:t>
+      </w:r>
+      <w:r>
+        <w:br/>
+      </w:r>
+      <w:r>
+        <w:rPr>
+          <w:rStyle w:val="VerbatimChar"/>
+        </w:rPr>
+        <w:t xml:space="preserve">    This model represents the inactive forms of CDC-2 Kinase and Cyclin </w:t>
+      </w:r>
+      <w:r>
+        <w:br/>
+      </w:r>
+      <w:r>
+        <w:rPr>
+          <w:rStyle w:val="VerbatimChar"/>
+        </w:rPr>
+        <w:t xml:space="preserve">    Protease as separate species, unlike the ODEs in the published paper, in </w:t>
+      </w:r>
+      <w:r>
+        <w:br/>
+      </w:r>
+      <w:r>
+        <w:rPr>
+          <w:rStyle w:val="VerbatimChar"/>
+        </w:rPr>
+        <w:t xml:space="preserve">    which the equations for the inactive forms are substituted into the </w:t>
+      </w:r>
+      <w:r>
+        <w:br/>
+      </w:r>
+      <w:r>
+        <w:rPr>
+          <w:rStyle w:val="VerbatimChar"/>
+        </w:rPr>
+        <w:t xml:space="preserve">    equations for the active forms using a mass conservation rule </w:t>
+      </w:r>
+      <w:r>
+        <w:br/>
+      </w:r>
+      <w:r>
+        <w:rPr>
+          <w:rStyle w:val="VerbatimChar"/>
+        </w:rPr>
+        <w:t xml:space="preserve">    M+MI=1,X+XI=1. Mass is still conserved in this model through the </w:t>
+      </w:r>
+      <w:r>
+        <w:br/>
+      </w:r>
+      <w:r>
+        <w:rPr>
+          <w:rStyle w:val="VerbatimChar"/>
+        </w:rPr>
+        <w:t xml:space="preserve">    explicit reactions M&amp;lt;-&amp;gt;MI and X&amp;lt;-&amp;gt;XI. The terms in the </w:t>
+      </w:r>
+      <w:r>
+        <w:br/>
+      </w:r>
+      <w:r>
+        <w:rPr>
+          <w:rStyle w:val="VerbatimChar"/>
+        </w:rPr>
+        <w:t xml:space="preserve">    kinetic laws are identical to the corresponding terms in the kinetic </w:t>
+      </w:r>
+      <w:r>
+        <w:br/>
+      </w:r>
+      <w:r>
+        <w:rPr>
+          <w:rStyle w:val="VerbatimChar"/>
+        </w:rPr>
+        <w:t xml:space="preserve">    laws in the published paper.</w:t>
+      </w:r>
+      <w:r>
+        <w:br/>
+      </w:r>
+      <w:r>
+        <w:rPr>
+          <w:rStyle w:val="VerbatimChar"/>
+        </w:rPr>
+        <w:t xml:space="preserve">```</w:t>
       </w:r>
     </w:p>
     <w:bookmarkEnd w:id="28"/>
@@ -4535,7 +4871,7 @@
         <w:rPr>
           <w:rStyle w:val="VerbatimChar"/>
         </w:rPr>
-        <w:t xml:space="preserve">  J0: S + E -&gt; SE; k1*k2*S*E - k2*ES;</w:t>
+        <w:t xml:space="preserve">  J0: S + E -&gt; ES; k1*k2*S*E - k2*ES;</w:t>
       </w:r>
       <w:r>
         <w:br/>
@@ -4553,7 +4889,7 @@
         <w:rPr>
           <w:rStyle w:val="VerbatimChar"/>
         </w:rPr>
-        <w:t xml:space="preserve">  SE = E+S;</w:t>
+        <w:t xml:space="preserve">  ES = E+S;</w:t>
       </w:r>
       <w:r>
         <w:br/>
@@ -4780,7 +5116,7 @@
         <w:rPr>
           <w:rStyle w:val="VerbatimChar"/>
         </w:rPr>
-        <w:t xml:space="preserve">A.SE</w:t>
+        <w:t xml:space="preserve">A.ES</w:t>
       </w:r>
       <w:r>
         <w:t xml:space="preserve">, and</w:t>
@@ -4843,7 +5179,7 @@
         <w:rPr>
           <w:rStyle w:val="VerbatimChar"/>
         </w:rPr>
-        <w:t xml:space="preserve">B.SE</w:t>
+        <w:t xml:space="preserve">B.ES</w:t>
       </w:r>
       <w:r>
         <w:t xml:space="preserve">. It is important to note</w:t>
@@ -5277,7 +5613,7 @@
               <a:graphicData uri="http://schemas.openxmlformats.org/drawingml/2006/picture">
                 <pic:pic>
                   <pic:nvPicPr>
-                    <pic:cNvPr descr="antimony_0.png" id="34" name="Picture"/>
+                    <pic:cNvPr descr="images/antimony_0.png" id="34" name="Picture"/>
                     <pic:cNvPicPr>
                       <a:picLocks noChangeArrowheads="1" noChangeAspect="1"/>
                     </pic:cNvPicPr>
@@ -5427,7 +5763,7 @@
               <a:graphicData uri="http://schemas.openxmlformats.org/drawingml/2006/picture">
                 <pic:pic>
                   <pic:nvPicPr>
-                    <pic:cNvPr descr="antimony_1.png" id="38" name="Picture"/>
+                    <pic:cNvPr descr="images/antimony_1.png" id="38" name="Picture"/>
                     <pic:cNvPicPr>
                       <a:picLocks noChangeArrowheads="1" noChangeAspect="1"/>
                     </pic:cNvPicPr>
@@ -5607,7 +5943,7 @@
               <a:graphicData uri="http://schemas.openxmlformats.org/drawingml/2006/picture">
                 <pic:pic>
                   <pic:nvPicPr>
-                    <pic:cNvPr descr="antimony_2.png" id="42" name="Picture"/>
+                    <pic:cNvPr descr="images/antimony_2.png" id="42" name="Picture"/>
                     <pic:cNvPicPr>
                       <a:picLocks noChangeArrowheads="1" noChangeAspect="1"/>
                     </pic:cNvPicPr>
@@ -5781,7 +6117,7 @@
               <a:graphicData uri="http://schemas.openxmlformats.org/drawingml/2006/picture">
                 <pic:pic>
                   <pic:nvPicPr>
-                    <pic:cNvPr descr="antimony_3.png" id="46" name="Picture"/>
+                    <pic:cNvPr descr="images/antimony_3.png" id="46" name="Picture"/>
                     <pic:cNvPicPr>
                       <a:picLocks noChangeArrowheads="1" noChangeAspect="1"/>
                     </pic:cNvPicPr>
@@ -5931,7 +6267,7 @@
               <a:graphicData uri="http://schemas.openxmlformats.org/drawingml/2006/picture">
                 <pic:pic>
                   <pic:nvPicPr>
-                    <pic:cNvPr descr="antimony_4.png" id="50" name="Picture"/>
+                    <pic:cNvPr descr="images/antimony_4.png" id="50" name="Picture"/>
                     <pic:cNvPicPr>
                       <a:picLocks noChangeArrowheads="1" noChangeAspect="1"/>
                     </pic:cNvPicPr>
@@ -7136,7 +7472,7 @@
         <w:rPr>
           <w:rStyle w:val="VerbatimChar"/>
         </w:rPr>
-        <w:t xml:space="preserve">  J0: S + E -&gt; SE; k1*k2*S*E - k2*ES;</w:t>
+        <w:t xml:space="preserve">  J0: S + E -&gt; ES; k1*k2*S*E - k2*ES;</w:t>
       </w:r>
       <w:r>
         <w:br/>
@@ -7163,7 +7499,7 @@
         <w:rPr>
           <w:rStyle w:val="VerbatimChar"/>
         </w:rPr>
-        <w:t xml:space="preserve">  SE = E+S;</w:t>
+        <w:t xml:space="preserve">  ES = E+S;</w:t>
       </w:r>
       <w:r>
         <w:br/>
@@ -7488,7 +7824,7 @@
         <w:rPr>
           <w:rStyle w:val="VerbatimChar"/>
         </w:rPr>
-        <w:t xml:space="preserve">SE</w:t>
+        <w:t xml:space="preserve">ES</w:t>
       </w:r>
       <w:r>
         <w:t xml:space="preserve"> </w:t>
@@ -7515,7 +7851,7 @@
         <w:rPr>
           <w:rStyle w:val="VerbatimChar"/>
         </w:rPr>
-        <w:t xml:space="preserve">B.SE</w:t>
+        <w:t xml:space="preserve">B.ES</w:t>
       </w:r>
       <w:r>
         <w:t xml:space="preserve"> </w:t>
@@ -7681,7 +8017,7 @@
         <w:rPr>
           <w:rStyle w:val="VerbatimChar"/>
         </w:rPr>
-        <w:t xml:space="preserve">  J3: C.SE -&gt; ; C.SE*k3;</w:t>
+        <w:t xml:space="preserve">  J3: C.ES -&gt; ; C.ES*k3;</w:t>
       </w:r>
       <w:r>
         <w:br/>
@@ -7834,7 +8170,7 @@
         <w:rPr>
           <w:rStyle w:val="VerbatimChar"/>
         </w:rPr>
-        <w:t xml:space="preserve">  J0: S + E -&gt; SE; k1*k2*S*E - k2*ES;</w:t>
+        <w:t xml:space="preserve">  J0: S + E -&gt; ES; k1*k2*S*E - k2*ES;</w:t>
       </w:r>
       <w:r>
         <w:br/>
@@ -7861,7 +8197,7 @@
         <w:rPr>
           <w:rStyle w:val="VerbatimChar"/>
         </w:rPr>
-        <w:t xml:space="preserve">  SE = E+S;</w:t>
+        <w:t xml:space="preserve">  ES = E+S;</w:t>
       </w:r>
       <w:r>
         <w:br/>
@@ -9334,7 +9670,7 @@
         <w:t xml:space="preserve"> </w:t>
       </w:r>
       <w:r>
-        <w:t xml:space="preserve">when using submodules, as we’ll get to in a bit). So for now, the above</w:t>
+        <w:t xml:space="preserve">when using submodules). So for now, the above</w:t>
       </w:r>
       <w:r>
         <w:t xml:space="preserve"> </w:t>
@@ -10446,7 +10782,7 @@
         <w:rPr>
           <w:rStyle w:val="VerbatimChar"/>
         </w:rPr>
-        <w:t xml:space="preserve">E2: at ((x&gt;5) &amp;&amp; (q&gt;7)), priority=0: y=5: x=r+6;</w:t>
+        <w:t xml:space="preserve">E2: at ((x&gt;5) &amp;&amp; (q&gt;7)), priority=0: y=5, x=r+6;</w:t>
       </w:r>
     </w:p>
     <w:p>
@@ -10543,6 +10879,15 @@
           <w:rStyle w:val="VerbatimChar"/>
         </w:rPr>
         <w:t xml:space="preserve">E1: at (x&gt;5), t0=false: y=3, x=r+2;</w:t>
+      </w:r>
+      <w:r>
+        <w:br/>
+      </w:r>
+      <w:r>
+        <w:rPr>
+          <w:rStyle w:val="VerbatimChar"/>
+        </w:rPr>
+        <w:t xml:space="preserve">x = 10</w:t>
       </w:r>
     </w:p>
     <w:p>
@@ -12769,7 +13114,7 @@
         <w:rPr>
           <w:rStyle w:val="VerbatimChar"/>
         </w:rPr>
-        <w:t xml:space="preserve">J0: S1 + E -&gt; SE;</w:t>
+        <w:t xml:space="preserve">J0: S1 + E -&gt; ES;</w:t>
       </w:r>
       <w:r>
         <w:br/>
@@ -12827,7 +13172,7 @@
         <w:rPr>
           <w:rStyle w:val="VerbatimChar"/>
         </w:rPr>
-        <w:t xml:space="preserve">J0: S1 + E -&gt; SE; k1*S1*E/S2</w:t>
+        <w:t xml:space="preserve">J0: S1 + E -&gt; ES; k1*S1*E/S2</w:t>
       </w:r>
       <w:r>
         <w:br/>
@@ -12874,13 +13219,13 @@
         <w:t xml:space="preserve"> </w:t>
       </w:r>
       <w:r>
-        <w:t xml:space="preserve">species. The current version of libAntimony (v2.4) does not check this,</w:t>
-      </w:r>
-      <w:r>
-        <w:t xml:space="preserve"> </w:t>
-      </w:r>
-      <w:r>
-        <w:t xml:space="preserve">but future versions may add the check.</w:t>
+        <w:t xml:space="preserve">species. libAntimony does not check to ensure this is true; the modeler</w:t>
+      </w:r>
+      <w:r>
+        <w:t xml:space="preserve"> </w:t>
+      </w:r>
+      <w:r>
+        <w:t xml:space="preserve">must check manually.</w:t>
       </w:r>
     </w:p>
     <w:p>
@@ -13767,6 +14112,87 @@
         </w:rPr>
         <w:t xml:space="preserve">A hasTaxon "cvterm" or A taxon "cvterm"</w:t>
       </w:r>
+      <w:r>
+        <w:br/>
+      </w:r>
+      <w:r>
+        <w:rPr>
+          <w:rStyle w:val="VerbatimChar"/>
+        </w:rPr>
+        <w:t xml:space="preserve">A created "YYYY-MM-DDThh:mm:ssTZD" where TZD is either Z or +/- HH:MM</w:t>
+      </w:r>
+      <w:r>
+        <w:br/>
+      </w:r>
+      <w:r>
+        <w:rPr>
+          <w:rStyle w:val="VerbatimChar"/>
+        </w:rPr>
+        <w:t xml:space="preserve">A modified "YYYY-MM-DDThh:mm:ssTZD" where TZD is either Z or +/- HH:MM</w:t>
+      </w:r>
+      <w:r>
+        <w:br/>
+      </w:r>
+      <w:r>
+        <w:rPr>
+          <w:rStyle w:val="VerbatimChar"/>
+        </w:rPr>
+        <w:t xml:space="preserve">A creator "creator"</w:t>
+      </w:r>
+      <w:r>
+        <w:br/>
+      </w:r>
+      <w:r>
+        <w:rPr>
+          <w:rStyle w:val="VerbatimChar"/>
+        </w:rPr>
+        <w:t xml:space="preserve">A creator.name "full name"</w:t>
+      </w:r>
+      <w:r>
+        <w:br/>
+      </w:r>
+      <w:r>
+        <w:rPr>
+          <w:rStyle w:val="VerbatimChar"/>
+        </w:rPr>
+        <w:t xml:space="preserve">A creator.givenName "given name"</w:t>
+      </w:r>
+      <w:r>
+        <w:br/>
+      </w:r>
+      <w:r>
+        <w:rPr>
+          <w:rStyle w:val="VerbatimChar"/>
+        </w:rPr>
+        <w:t xml:space="preserve">A creator.familyName "family name"</w:t>
+      </w:r>
+      <w:r>
+        <w:br/>
+      </w:r>
+      <w:r>
+        <w:rPr>
+          <w:rStyle w:val="VerbatimChar"/>
+        </w:rPr>
+        <w:t xml:space="preserve">A creator.organization "organization"</w:t>
+      </w:r>
+      <w:r>
+        <w:br/>
+      </w:r>
+      <w:r>
+        <w:rPr>
+          <w:rStyle w:val="VerbatimChar"/>
+        </w:rPr>
+        <w:t xml:space="preserve">A creator.email "email address"</w:t>
+      </w:r>
+      <w:r>
+        <w:br/>
+      </w:r>
+      <w:r>
+        <w:rPr>
+          <w:rStyle w:val="VerbatimChar"/>
+        </w:rPr>
+        <w:t xml:space="preserve">A notes "notes"</w:t>
+      </w:r>
     </w:p>
     <w:p>
       <w:pPr>
@@ -13788,7 +14214,19 @@
         <w:t xml:space="preserve"> </w:t>
       </w:r>
       <w:r>
-        <w:t xml:space="preserve">is any model element, model name, or function name, and</w:t>
+        <w:t xml:space="preserve">is any model ID or the word</w:t>
+      </w:r>
+      <w:r>
+        <w:t xml:space="preserve"> </w:t>
+      </w:r>
+      <w:r>
+        <w:t xml:space="preserve">‘model’</w:t>
+      </w:r>
+      <w:r>
+        <w:t xml:space="preserve"> </w:t>
+      </w:r>
+      <w:r>
+        <w:t xml:space="preserve">for the model itself, and</w:t>
       </w:r>
       <w:r>
         <w:t xml:space="preserve"> </w:t>
@@ -13815,7 +14253,154 @@
         <w:t xml:space="preserve">"http://identifiers.org/uniprot/P12999"</w:t>
       </w:r>
       <w:r>
-        <w:t xml:space="preserve">.</w:t>
+        <w:t xml:space="preserve">. If</w:t>
+      </w:r>
+      <w:r>
+        <w:t xml:space="preserve"> </w:t>
+      </w:r>
+      <w:r>
+        <w:t xml:space="preserve">there are multiple creators, or multiple modification times, you can</w:t>
+      </w:r>
+      <w:r>
+        <w:t xml:space="preserve"> </w:t>
+      </w:r>
+      <w:r>
+        <w:t xml:space="preserve">distinguish between them by adding a number:</w:t>
+      </w:r>
+    </w:p>
+    <w:p>
+      <w:pPr>
+        <w:pStyle w:val="SourceCode"/>
+      </w:pPr>
+      <w:r>
+        <w:rPr>
+          <w:rStyle w:val="VerbatimChar"/>
+        </w:rPr>
+        <w:t xml:space="preserve">A creator1.name "Hugh Barrett"</w:t>
+      </w:r>
+      <w:r>
+        <w:br/>
+      </w:r>
+      <w:r>
+        <w:rPr>
+          <w:rStyle w:val="VerbatimChar"/>
+        </w:rPr>
+        <w:t xml:space="preserve">A creator2.name "Nancy Smalls"</w:t>
+      </w:r>
+      <w:r>
+        <w:br/>
+      </w:r>
+      <w:r>
+        <w:rPr>
+          <w:rStyle w:val="VerbatimChar"/>
+        </w:rPr>
+        <w:t xml:space="preserve">A modified1 "2012-12-11T15:30:15Z"</w:t>
+      </w:r>
+      <w:r>
+        <w:br/>
+      </w:r>
+      <w:r>
+        <w:rPr>
+          <w:rStyle w:val="VerbatimChar"/>
+        </w:rPr>
+        <w:t xml:space="preserve">A modified2 "2013-01-15T12:25:55Z"</w:t>
+      </w:r>
+    </w:p>
+    <w:p>
+      <w:pPr>
+        <w:pStyle w:val="FirstParagraph"/>
+      </w:pPr>
+      <w:r>
+        <w:t xml:space="preserve">You can also set the individual components of the</w:t>
+      </w:r>
+      <w:r>
+        <w:t xml:space="preserve"> </w:t>
+      </w:r>
+      <w:r>
+        <w:t xml:space="preserve">‘created’</w:t>
+      </w:r>
+      <w:r>
+        <w:t xml:space="preserve"> </w:t>
+      </w:r>
+      <w:r>
+        <w:t xml:space="preserve">and</w:t>
+      </w:r>
+      <w:r>
+        <w:t xml:space="preserve"> </w:t>
+      </w:r>
+      <w:r>
+        <w:t xml:space="preserve">‘modified’</w:t>
+      </w:r>
+      <w:r>
+        <w:t xml:space="preserve"> </w:t>
+      </w:r>
+      <w:r>
+        <w:t xml:space="preserve">date by keyword:</w:t>
+      </w:r>
+    </w:p>
+    <w:p>
+      <w:pPr>
+        <w:pStyle w:val="SourceCode"/>
+      </w:pPr>
+      <w:r>
+        <w:rPr>
+          <w:rStyle w:val="VerbatimChar"/>
+        </w:rPr>
+        <w:t xml:space="preserve">A created.year "YYYY"</w:t>
+      </w:r>
+      <w:r>
+        <w:br/>
+      </w:r>
+      <w:r>
+        <w:rPr>
+          <w:rStyle w:val="VerbatimChar"/>
+        </w:rPr>
+        <w:t xml:space="preserve">A created.month "MM"</w:t>
+      </w:r>
+      <w:r>
+        <w:br/>
+      </w:r>
+      <w:r>
+        <w:rPr>
+          <w:rStyle w:val="VerbatimChar"/>
+        </w:rPr>
+        <w:t xml:space="preserve">A created.day "DD"</w:t>
+      </w:r>
+      <w:r>
+        <w:br/>
+      </w:r>
+      <w:r>
+        <w:rPr>
+          <w:rStyle w:val="VerbatimChar"/>
+        </w:rPr>
+        <w:t xml:space="preserve">A created.hour "hh"</w:t>
+      </w:r>
+      <w:r>
+        <w:br/>
+      </w:r>
+      <w:r>
+        <w:rPr>
+          <w:rStyle w:val="VerbatimChar"/>
+        </w:rPr>
+        <w:t xml:space="preserve">A created.minute "mm"</w:t>
+      </w:r>
+      <w:r>
+        <w:br/>
+      </w:r>
+      <w:r>
+        <w:rPr>
+          <w:rStyle w:val="VerbatimChar"/>
+        </w:rPr>
+        <w:t xml:space="preserve">A created.second "ss"</w:t>
+      </w:r>
+      <w:r>
+        <w:br/>
+      </w:r>
+      <w:r>
+        <w:rPr>
+          <w:rStyle w:val="VerbatimChar"/>
+        </w:rPr>
+        <w:t xml:space="preserve">A created.time "hh:mm:ss"</w:t>
       </w:r>
     </w:p>
     <w:bookmarkEnd w:id="71"/>
@@ -16200,7 +16785,7 @@
         <w:rPr>
           <w:rStyle w:val="VerbatimChar"/>
         </w:rPr>
-        <w:t xml:space="preserve">J0.S1.seg1.species_end = {740, 992.6}</w:t>
+        <w:t xml:space="preserve"> J0.S1.seg1.species_end = {740, 992.6}</w:t>
       </w:r>
       <w:r>
         <w:br/>
@@ -16345,13 +16930,13 @@
       </w:r>
     </w:p>
     <w:bookmarkEnd w:id="80"/>
-    <w:bookmarkStart w:id="81" w:name="reaction-sourcesinks"/>
+    <w:bookmarkStart w:id="81" w:name="reaction-source-or-sinks"/>
     <w:p>
       <w:pPr>
         <w:pStyle w:val="Heading3"/>
       </w:pPr>
       <w:r>
-        <w:t xml:space="preserve">Reaction source/sinks</w:t>
+        <w:t xml:space="preserve">Reaction source or sinks</w:t>
       </w:r>
     </w:p>
     <w:p>
@@ -18910,6 +19495,240 @@
       <w:color w:themeColor="accent1" w:themeShade="BF" w:val="365F91"/>
     </w:rPr>
   </w:style>
+  <w:style w:type="paragraph" w:customStyle="1" w:styleId="SourceCode">
+    <w:name w:val="Source Code"/>
+    <w:basedOn w:val="Normal"/>
+    <w:link w:val="VerbatimChar"/>
+    <w:pPr>
+      <w:wordWrap w:val="off"/>
+    </w:pPr>
+  </w:style>
+  <w:style w:type="character" w:customStyle="1" w:styleId="KeywordTok">
+    <w:name w:val="KeywordTok"/>
+    <w:basedOn w:val="VerbatimChar"/>
+    <w:rPr>
+      <w:b/>
+      <w:color w:val="007020"/>
+    </w:rPr>
+  </w:style>
+  <w:style w:type="character" w:customStyle="1" w:styleId="DataTypeTok">
+    <w:name w:val="DataTypeTok"/>
+    <w:basedOn w:val="VerbatimChar"/>
+    <w:rPr>
+      <w:color w:val="902000"/>
+    </w:rPr>
+  </w:style>
+  <w:style w:type="character" w:customStyle="1" w:styleId="DecValTok">
+    <w:name w:val="DecValTok"/>
+    <w:basedOn w:val="VerbatimChar"/>
+    <w:rPr>
+      <w:color w:val="40a070"/>
+    </w:rPr>
+  </w:style>
+  <w:style w:type="character" w:customStyle="1" w:styleId="BaseNTok">
+    <w:name w:val="BaseNTok"/>
+    <w:basedOn w:val="VerbatimChar"/>
+    <w:rPr>
+      <w:color w:val="40a070"/>
+    </w:rPr>
+  </w:style>
+  <w:style w:type="character" w:customStyle="1" w:styleId="FloatTok">
+    <w:name w:val="FloatTok"/>
+    <w:basedOn w:val="VerbatimChar"/>
+    <w:rPr>
+      <w:color w:val="40a070"/>
+    </w:rPr>
+  </w:style>
+  <w:style w:type="character" w:customStyle="1" w:styleId="ConstantTok">
+    <w:name w:val="ConstantTok"/>
+    <w:basedOn w:val="VerbatimChar"/>
+    <w:rPr>
+      <w:color w:val="880000"/>
+    </w:rPr>
+  </w:style>
+  <w:style w:type="character" w:customStyle="1" w:styleId="CharTok">
+    <w:name w:val="CharTok"/>
+    <w:basedOn w:val="VerbatimChar"/>
+    <w:rPr>
+      <w:color w:val="4070a0"/>
+    </w:rPr>
+  </w:style>
+  <w:style w:type="character" w:customStyle="1" w:styleId="SpecialCharTok">
+    <w:name w:val="SpecialCharTok"/>
+    <w:basedOn w:val="VerbatimChar"/>
+    <w:rPr>
+      <w:color w:val="4070a0"/>
+    </w:rPr>
+  </w:style>
+  <w:style w:type="character" w:customStyle="1" w:styleId="StringTok">
+    <w:name w:val="StringTok"/>
+    <w:basedOn w:val="VerbatimChar"/>
+    <w:rPr>
+      <w:color w:val="4070a0"/>
+    </w:rPr>
+  </w:style>
+  <w:style w:type="character" w:customStyle="1" w:styleId="VerbatimStringTok">
+    <w:name w:val="VerbatimStringTok"/>
+    <w:basedOn w:val="VerbatimChar"/>
+    <w:rPr>
+      <w:color w:val="4070a0"/>
+    </w:rPr>
+  </w:style>
+  <w:style w:type="character" w:customStyle="1" w:styleId="SpecialStringTok">
+    <w:name w:val="SpecialStringTok"/>
+    <w:basedOn w:val="VerbatimChar"/>
+    <w:rPr>
+      <w:color w:val="bb6688"/>
+    </w:rPr>
+  </w:style>
+  <w:style w:type="character" w:customStyle="1" w:styleId="ImportTok">
+    <w:name w:val="ImportTok"/>
+    <w:basedOn w:val="VerbatimChar"/>
+    <w:rPr>
+      <w:b/>
+      <w:color w:val="008000"/>
+    </w:rPr>
+  </w:style>
+  <w:style w:type="character" w:customStyle="1" w:styleId="CommentTok">
+    <w:name w:val="CommentTok"/>
+    <w:basedOn w:val="VerbatimChar"/>
+    <w:rPr>
+      <w:i/>
+      <w:color w:val="60a0b0"/>
+    </w:rPr>
+  </w:style>
+  <w:style w:type="character" w:customStyle="1" w:styleId="DocumentationTok">
+    <w:name w:val="DocumentationTok"/>
+    <w:basedOn w:val="VerbatimChar"/>
+    <w:rPr>
+      <w:i/>
+      <w:color w:val="ba2121"/>
+    </w:rPr>
+  </w:style>
+  <w:style w:type="character" w:customStyle="1" w:styleId="AnnotationTok">
+    <w:name w:val="AnnotationTok"/>
+    <w:basedOn w:val="VerbatimChar"/>
+    <w:rPr>
+      <w:b/>
+      <w:i/>
+      <w:color w:val="60a0b0"/>
+    </w:rPr>
+  </w:style>
+  <w:style w:type="character" w:customStyle="1" w:styleId="CommentVarTok">
+    <w:name w:val="CommentVarTok"/>
+    <w:basedOn w:val="VerbatimChar"/>
+    <w:rPr>
+      <w:b/>
+      <w:i/>
+      <w:color w:val="60a0b0"/>
+    </w:rPr>
+  </w:style>
+  <w:style w:type="character" w:customStyle="1" w:styleId="OtherTok">
+    <w:name w:val="OtherTok"/>
+    <w:basedOn w:val="VerbatimChar"/>
+    <w:rPr>
+      <w:color w:val="007020"/>
+    </w:rPr>
+  </w:style>
+  <w:style w:type="character" w:customStyle="1" w:styleId="FunctionTok">
+    <w:name w:val="FunctionTok"/>
+    <w:basedOn w:val="VerbatimChar"/>
+    <w:rPr>
+      <w:color w:val="06287e"/>
+    </w:rPr>
+  </w:style>
+  <w:style w:type="character" w:customStyle="1" w:styleId="VariableTok">
+    <w:name w:val="VariableTok"/>
+    <w:basedOn w:val="VerbatimChar"/>
+    <w:rPr>
+      <w:color w:val="19177c"/>
+    </w:rPr>
+  </w:style>
+  <w:style w:type="character" w:customStyle="1" w:styleId="ControlFlowTok">
+    <w:name w:val="ControlFlowTok"/>
+    <w:basedOn w:val="VerbatimChar"/>
+    <w:rPr>
+      <w:b/>
+      <w:color w:val="007020"/>
+    </w:rPr>
+  </w:style>
+  <w:style w:type="character" w:customStyle="1" w:styleId="OperatorTok">
+    <w:name w:val="OperatorTok"/>
+    <w:basedOn w:val="VerbatimChar"/>
+    <w:rPr>
+      <w:color w:val="666666"/>
+    </w:rPr>
+  </w:style>
+  <w:style w:type="character" w:customStyle="1" w:styleId="BuiltInTok">
+    <w:name w:val="BuiltInTok"/>
+    <w:basedOn w:val="VerbatimChar"/>
+    <w:rPr>
+      <w:color w:val="008000"/>
+    </w:rPr>
+  </w:style>
+  <w:style w:type="character" w:customStyle="1" w:styleId="ExtensionTok">
+    <w:name w:val="ExtensionTok"/>
+    <w:basedOn w:val="VerbatimChar"/>
+    <w:rPr/>
+  </w:style>
+  <w:style w:type="character" w:customStyle="1" w:styleId="PreprocessorTok">
+    <w:name w:val="PreprocessorTok"/>
+    <w:basedOn w:val="VerbatimChar"/>
+    <w:rPr>
+      <w:color w:val="bc7a00"/>
+    </w:rPr>
+  </w:style>
+  <w:style w:type="character" w:customStyle="1" w:styleId="AttributeTok">
+    <w:name w:val="AttributeTok"/>
+    <w:basedOn w:val="VerbatimChar"/>
+    <w:rPr>
+      <w:color w:val="7d9029"/>
+    </w:rPr>
+  </w:style>
+  <w:style w:type="character" w:customStyle="1" w:styleId="RegionMarkerTok">
+    <w:name w:val="RegionMarkerTok"/>
+    <w:basedOn w:val="VerbatimChar"/>
+    <w:rPr/>
+  </w:style>
+  <w:style w:type="character" w:customStyle="1" w:styleId="InformationTok">
+    <w:name w:val="InformationTok"/>
+    <w:basedOn w:val="VerbatimChar"/>
+    <w:rPr>
+      <w:b/>
+      <w:i/>
+      <w:color w:val="60a0b0"/>
+    </w:rPr>
+  </w:style>
+  <w:style w:type="character" w:customStyle="1" w:styleId="WarningTok">
+    <w:name w:val="WarningTok"/>
+    <w:basedOn w:val="VerbatimChar"/>
+    <w:rPr>
+      <w:b/>
+      <w:i/>
+      <w:color w:val="60a0b0"/>
+    </w:rPr>
+  </w:style>
+  <w:style w:type="character" w:customStyle="1" w:styleId="AlertTok">
+    <w:name w:val="AlertTok"/>
+    <w:basedOn w:val="VerbatimChar"/>
+    <w:rPr>
+      <w:b/>
+      <w:color w:val="ff0000"/>
+    </w:rPr>
+  </w:style>
+  <w:style w:type="character" w:customStyle="1" w:styleId="ErrorTok">
+    <w:name w:val="ErrorTok"/>
+    <w:basedOn w:val="VerbatimChar"/>
+    <w:rPr>
+      <w:b/>
+      <w:color w:val="ff0000"/>
+    </w:rPr>
+  </w:style>
+  <w:style w:type="character" w:customStyle="1" w:styleId="NormalTok">
+    <w:name w:val="NormalTok"/>
+    <w:basedOn w:val="VerbatimChar"/>
+    <w:rPr/>
+  </w:style>
 </w:styles>
 </file>
 

--- a/doc/AntimonyTutorial.docx
+++ b/doc/AntimonyTutorial.docx
@@ -10773,7 +10773,7 @@
         <w:rPr>
           <w:rStyle w:val="VerbatimChar"/>
         </w:rPr>
-        <w:t xml:space="preserve">E1: at ((x&gt;5) &amp;&amp; (z&gt;4)), priority=1: y=3, x=r+2;</w:t>
+        <w:t xml:space="preserve">E1: at ((x&gt;5) &amp;&amp; (z&gt;4)), priority=1: y=3, x=r+5;</w:t>
       </w:r>
       <w:r>
         <w:br/>

--- a/doc/AntimonyTutorial.docx
+++ b/doc/AntimonyTutorial.docx
@@ -3399,25 +3399,25 @@
         <w:rPr>
           <w:rStyle w:val="VerbatimChar"/>
         </w:rPr>
-        <w:t xml:space="preserve">  S1 -&gt; S2; k1*S1</w:t>
-      </w:r>
-      <w:r>
-        <w:br/>
-      </w:r>
-      <w:r>
-        <w:rPr>
-          <w:rStyle w:val="VerbatimChar"/>
-        </w:rPr>
-        <w:t xml:space="preserve">  S2 -&gt; S3; k2*S2</w:t>
-      </w:r>
-      <w:r>
-        <w:br/>
-      </w:r>
-      <w:r>
-        <w:rPr>
-          <w:rStyle w:val="VerbatimChar"/>
-        </w:rPr>
-        <w:t xml:space="preserve">  S3 -&gt; S4; k3*S3</w:t>
+        <w:t xml:space="preserve">  S1 -&gt; S2; k1*S1*mitochondria</w:t>
+      </w:r>
+      <w:r>
+        <w:br/>
+      </w:r>
+      <w:r>
+        <w:rPr>
+          <w:rStyle w:val="VerbatimChar"/>
+        </w:rPr>
+        <w:t xml:space="preserve">  S2 -&gt; S3; k2*S2*cytoplasm</w:t>
+      </w:r>
+      <w:r>
+        <w:br/>
+      </w:r>
+      <w:r>
+        <w:rPr>
+          <w:rStyle w:val="VerbatimChar"/>
+        </w:rPr>
+        <w:t xml:space="preserve">  S3 -&gt; S4; k3*S3*cytoplasm</w:t>
       </w:r>
       <w:r>
         <w:br/>
@@ -3448,6 +3448,14 @@
           <w:rStyle w:val="VerbatimChar"/>
         </w:rPr>
         <w:t xml:space="preserve">end</w:t>
+      </w:r>
+    </w:p>
+    <w:p>
+      <w:pPr>
+        <w:pStyle w:val="FirstParagraph"/>
+      </w:pPr>
+      <w:r>
+        <w:t xml:space="preserve">Note that reaction rates must be in units of amount/time, so since species are expressed in terms of concentration by default, they should be multiplied by their compartment volumes to make the units work out.</w:t>
       </w:r>
     </w:p>
     <w:bookmarkEnd w:id="21"/>

--- a/doc/AntimonyTutorial.docx
+++ b/doc/AntimonyTutorial.docx
@@ -2,7 +2,7 @@
 <file path=word/document.xml><?xml version="1.0" encoding="utf-8"?>
 <w:document xmlns:w="http://schemas.openxmlformats.org/wordprocessingml/2006/main" xmlns:m="http://schemas.openxmlformats.org/officeDocument/2006/math" xmlns:r="http://schemas.openxmlformats.org/officeDocument/2006/relationships" xmlns:o="urn:schemas-microsoft-com:office:office" xmlns:v="urn:schemas-microsoft-com:vml" xmlns:w10="urn:schemas-microsoft-com:office:word" xmlns:a="http://schemas.openxmlformats.org/drawingml/2006/main" xmlns:pic="http://schemas.openxmlformats.org/drawingml/2006/picture" xmlns:wp="http://schemas.openxmlformats.org/drawingml/2006/wordprocessingDrawing">
   <w:body>
-    <w:bookmarkStart w:id="91" w:name="antimony-reference"/>
+    <w:bookmarkStart w:id="95" w:name="antimony-reference"/>
     <w:p>
       <w:pPr>
         <w:pStyle w:val="Heading1"/>
@@ -1264,6 +1264,61 @@
     <w:p>
       <w:pPr>
         <w:pStyle w:val="FirstParagraph"/>
+      </w:pPr>
+      <w:r>
+        <w:t xml:space="preserve">The 3.1 release changed FBC support to version 3 of that package, changing</w:t>
+      </w:r>
+      <w:r>
+        <w:t xml:space="preserve"> </w:t>
+      </w:r>
+      <w:r>
+        <w:t xml:space="preserve">how FBC constraints were translated to SBML (but not changing how they</w:t>
+      </w:r>
+      <w:r>
+        <w:t xml:space="preserve"> </w:t>
+      </w:r>
+      <w:r>
+        <w:t xml:space="preserve">were declared in Antimony), and adding support for gene products, gene</w:t>
+      </w:r>
+      <w:r>
+        <w:t xml:space="preserve"> </w:t>
+      </w:r>
+      <w:r>
+        <w:t xml:space="preserve">product associations, species charges, and species chemical formulas.</w:t>
+      </w:r>
+    </w:p>
+    <w:p>
+      <w:pPr>
+        <w:pStyle w:val="BodyText"/>
+      </w:pPr>
+      <w:r>
+        <w:t xml:space="preserve">In addition,</w:t>
+      </w:r>
+      <w:r>
+        <w:t xml:space="preserve"> </w:t>
+      </w:r>
+      <w:r>
+        <w:t xml:space="preserve">‘substanceOnly’</w:t>
+      </w:r>
+      <w:r>
+        <w:t xml:space="preserve"> </w:t>
+      </w:r>
+      <w:r>
+        <w:t xml:space="preserve">species are now initialized to their SBML</w:t>
+      </w:r>
+      <w:r>
+        <w:t xml:space="preserve"> </w:t>
+      </w:r>
+      <w:r>
+        <w:t xml:space="preserve">‘initialAmount’</w:t>
+      </w:r>
+      <w:r>
+        <w:t xml:space="preserve">, so as to always have substance units.</w:t>
+      </w:r>
+    </w:p>
+    <w:p>
+      <w:pPr>
+        <w:pStyle w:val="BodyText"/>
       </w:pPr>
       <w:r>
         <w:t xml:space="preserve">The 3.0 release allows import and export of the SBML packages</w:t>
@@ -6318,7 +6373,7 @@
     </w:p>
     <w:bookmarkEnd w:id="51"/>
     <w:bookmarkEnd w:id="52"/>
-    <w:bookmarkStart w:id="76" w:name="language-reference"/>
+    <w:bookmarkStart w:id="80" w:name="language-reference"/>
     <w:p>
       <w:pPr>
         <w:pStyle w:val="Heading2"/>
@@ -6858,7 +6913,7 @@
         <w:t xml:space="preserve"> </w:t>
       </w:r>
       <w:r>
-        <w:t xml:space="preserve">still accomplished with the same syntax:</w:t>
+        <w:t xml:space="preserve">also changed:</w:t>
       </w:r>
     </w:p>
     <w:p>
@@ -6866,7 +6921,55 @@
         <w:pStyle w:val="BodyText"/>
       </w:pPr>
       <w:r>
-        <w:t xml:space="preserve">S1 = 2.5/C1;</w:t>
+        <w:t xml:space="preserve">S1 = 2.5;</w:t>
+      </w:r>
+    </w:p>
+    <w:p>
+      <w:pPr>
+        <w:pStyle w:val="BodyText"/>
+      </w:pPr>
+      <w:r>
+        <w:t xml:space="preserve">This will set the initial amount to 2.5, not the initial concentration.</w:t>
+      </w:r>
+      <w:r>
+        <w:t xml:space="preserve"> </w:t>
+      </w:r>
+      <w:r>
+        <w:t xml:space="preserve">If you wish to set the initial concentration instead, use the compartment:</w:t>
+      </w:r>
+    </w:p>
+    <w:p>
+      <w:pPr>
+        <w:pStyle w:val="BodyText"/>
+      </w:pPr>
+      <w:r>
+        <w:t xml:space="preserve">S1 = 3.1*C</w:t>
+      </w:r>
+    </w:p>
+    <w:p>
+      <w:pPr>
+        <w:pStyle w:val="BodyText"/>
+      </w:pPr>
+      <w:r>
+        <w:t xml:space="preserve">Because a concentration times the compartment volume yields an amount, in</w:t>
+      </w:r>
+      <w:r>
+        <w:t xml:space="preserve"> </w:t>
+      </w:r>
+      <w:r>
+        <w:t xml:space="preserve">this formulation,</w:t>
+      </w:r>
+      <w:r>
+        <w:t xml:space="preserve"> </w:t>
+      </w:r>
+      <w:r>
+        <w:t xml:space="preserve">‘3.1’</w:t>
+      </w:r>
+      <w:r>
+        <w:t xml:space="preserve"> </w:t>
+      </w:r>
+      <w:r>
+        <w:t xml:space="preserve">is set as the initial concentration.</w:t>
       </w:r>
     </w:p>
     <w:bookmarkEnd w:id="54"/>
@@ -14412,7 +14515,7 @@
       </w:r>
     </w:p>
     <w:bookmarkEnd w:id="71"/>
-    <w:bookmarkStart w:id="72" w:name="flux-balance-constraints"/>
+    <w:bookmarkStart w:id="76" w:name="flux-balance-constraints"/>
     <w:p>
       <w:pPr>
         <w:pStyle w:val="Heading3"/>
@@ -14421,6 +14524,15 @@
         <w:t xml:space="preserve">Flux Balance Constraints</w:t>
       </w:r>
     </w:p>
+    <w:bookmarkStart w:id="72" w:name="constraints"/>
+    <w:p>
+      <w:pPr>
+        <w:pStyle w:val="Heading4"/>
+      </w:pPr>
+      <w:r>
+        <w:t xml:space="preserve">Constraints</w:t>
+      </w:r>
+    </w:p>
     <w:p>
       <w:pPr>
         <w:pStyle w:val="FirstParagraph"/>
@@ -14607,13 +14719,29 @@
         <w:t xml:space="preserve"> </w:t>
       </w:r>
       <w:r>
-        <w:t xml:space="preserve">translated as core SBML constraints. (Flux Balance constraints are also</w:t>
-      </w:r>
-      <w:r>
-        <w:t xml:space="preserve"> </w:t>
-      </w:r>
-      <w:r>
-        <w:t xml:space="preserve">translated as core constraints, for consistency.)</w:t>
+        <w:t xml:space="preserve">translated as core SBML constraints. (Any constraint is treated as</w:t>
+      </w:r>
+      <w:r>
+        <w:t xml:space="preserve"> </w:t>
+      </w:r>
+      <w:r>
+        <w:t xml:space="preserve">either an FBC constraint</w:t>
+      </w:r>
+      <w:r>
+        <w:t xml:space="preserve"> </w:t>
+      </w:r>
+      <w:r>
+        <w:rPr>
+          <w:i/>
+          <w:iCs/>
+        </w:rPr>
+        <w:t xml:space="preserve">or</w:t>
+      </w:r>
+      <w:r>
+        <w:t xml:space="preserve"> </w:t>
+      </w:r>
+      <w:r>
+        <w:t xml:space="preserve">a core SBML constraint, not both.)</w:t>
       </w:r>
     </w:p>
     <w:p>
@@ -14621,6 +14749,139 @@
         <w:pStyle w:val="BodyText"/>
       </w:pPr>
       <w:r>
+        <w:t xml:space="preserve">As of Antimony v3.1, these flux balance constraints are translated to</w:t>
+      </w:r>
+      <w:r>
+        <w:t xml:space="preserve"> </w:t>
+      </w:r>
+      <w:r>
+        <w:t xml:space="preserve">the SBML FBC package version 3, instead of version 1. Because all</w:t>
+      </w:r>
+      <w:r>
+        <w:t xml:space="preserve"> </w:t>
+      </w:r>
+      <w:r>
+        <w:t xml:space="preserve">FBC v3 constraints are stored as parameters, a translation of FBC</w:t>
+      </w:r>
+      <w:r>
+        <w:t xml:space="preserve"> </w:t>
+      </w:r>
+      <w:r>
+        <w:t xml:space="preserve">constraints to Antimony will result in constaints like the following:</w:t>
+      </w:r>
+    </w:p>
+    <w:p>
+      <w:pPr>
+        <w:pStyle w:val="SourceCode"/>
+      </w:pPr>
+      <w:r>
+        <w:rPr>
+          <w:rStyle w:val="VerbatimChar"/>
+        </w:rPr>
+        <w:t xml:space="preserve">constraint J001_fluxBounds: FB2N0 &lt;= J001 &lt;= FB3N1</w:t>
+      </w:r>
+      <w:r>
+        <w:br/>
+      </w:r>
+      <w:r>
+        <w:rPr>
+          <w:rStyle w:val="VerbatimChar"/>
+        </w:rPr>
+        <w:t xml:space="preserve">constraint J002_fluxBounds: FB2N0 &lt;= J002 &lt;= FB3N1</w:t>
+      </w:r>
+      <w:r>
+        <w:br/>
+      </w:r>
+      <w:r>
+        <w:br/>
+      </w:r>
+      <w:r>
+        <w:rPr>
+          <w:rStyle w:val="VerbatimChar"/>
+        </w:rPr>
+        <w:t xml:space="preserve">FB2N0 = 0;</w:t>
+      </w:r>
+      <w:r>
+        <w:br/>
+      </w:r>
+      <w:r>
+        <w:rPr>
+          <w:rStyle w:val="VerbatimChar"/>
+        </w:rPr>
+        <w:t xml:space="preserve">FB3N1 = 1;</w:t>
+      </w:r>
+    </w:p>
+    <w:p>
+      <w:pPr>
+        <w:pStyle w:val="FirstParagraph"/>
+      </w:pPr>
+      <w:r>
+        <w:t xml:space="preserve">Also note that since FBC v2 and v3 dropped</w:t>
+      </w:r>
+      <w:r>
+        <w:t xml:space="preserve"> </w:t>
+      </w:r>
+      <w:r>
+        <w:t xml:space="preserve">‘&lt;’</w:t>
+      </w:r>
+      <w:r>
+        <w:t xml:space="preserve"> </w:t>
+      </w:r>
+      <w:r>
+        <w:t xml:space="preserve">in favor of</w:t>
+      </w:r>
+      <w:r>
+        <w:t xml:space="preserve"> </w:t>
+      </w:r>
+      <w:r>
+        <w:t xml:space="preserve">‘&lt;=’</w:t>
+      </w:r>
+      <w:r>
+        <w:t xml:space="preserve">,</w:t>
+      </w:r>
+      <w:r>
+        <w:t xml:space="preserve"> </w:t>
+      </w:r>
+      <w:r>
+        <w:t xml:space="preserve">all FBC constraints will be converted to</w:t>
+      </w:r>
+      <w:r>
+        <w:t xml:space="preserve"> </w:t>
+      </w:r>
+      <w:r>
+        <w:t xml:space="preserve">‘&lt;=’</w:t>
+      </w:r>
+      <w:r>
+        <w:t xml:space="preserve"> </w:t>
+      </w:r>
+      <w:r>
+        <w:t xml:space="preserve">and</w:t>
+      </w:r>
+      <w:r>
+        <w:t xml:space="preserve"> </w:t>
+      </w:r>
+      <w:r>
+        <w:t xml:space="preserve">‘&gt;=’</w:t>
+      </w:r>
+      <w:r>
+        <w:t xml:space="preserve">.</w:t>
+      </w:r>
+    </w:p>
+    <w:bookmarkEnd w:id="72"/>
+    <w:bookmarkStart w:id="73" w:name="objectives"/>
+    <w:p>
+      <w:pPr>
+        <w:pStyle w:val="Heading4"/>
+      </w:pPr>
+      <w:r>
+        <w:t xml:space="preserve">Objectives</w:t>
+      </w:r>
+    </w:p>
+    <w:p>
+      <w:pPr>
+        <w:pStyle w:val="FirstParagraph"/>
+      </w:pPr>
+      <w:r>
         <w:t xml:space="preserve">The objective function is defined using either the keyword</w:t>
       </w:r>
       <w:r>
@@ -14677,8 +14938,419 @@
         <w:t xml:space="preserve">obj1: minimize J2</w:t>
       </w:r>
     </w:p>
-    <w:bookmarkEnd w:id="72"/>
-    <w:bookmarkStart w:id="73" w:name="other-files"/>
+    <w:p>
+      <w:pPr>
+        <w:pStyle w:val="FirstParagraph"/>
+      </w:pPr>
+      <w:r>
+        <w:t xml:space="preserve">Objectives may be fairly complicated, but must be strict additive</w:t>
+      </w:r>
+      <w:r>
+        <w:t xml:space="preserve"> </w:t>
+      </w:r>
+      <w:r>
+        <w:t xml:space="preserve">combinations of multiples of reaction rates, with those reaction rates</w:t>
+      </w:r>
+      <w:r>
+        <w:t xml:space="preserve"> </w:t>
+      </w:r>
+      <w:r>
+        <w:t xml:space="preserve">optionally being squared or multiplied by other reaction rates:</w:t>
+      </w:r>
+    </w:p>
+    <w:p>
+      <w:pPr>
+        <w:pStyle w:val="SourceCode"/>
+      </w:pPr>
+      <w:r>
+        <w:rPr>
+          <w:rStyle w:val="VerbatimChar"/>
+        </w:rPr>
+        <w:t xml:space="preserve">obj3: maximize J1 + 3*J2 + 4*J3^2 + 5*J4*J5</w:t>
+      </w:r>
+    </w:p>
+    <w:bookmarkEnd w:id="73"/>
+    <w:bookmarkStart w:id="74" w:name="X03dbc526dc4cea15bbccfad422f3dd4caeddfd8"/>
+    <w:p>
+      <w:pPr>
+        <w:pStyle w:val="Heading4"/>
+      </w:pPr>
+      <w:r>
+        <w:t xml:space="preserve">Gene Products and Gene Product Associations</w:t>
+      </w:r>
+    </w:p>
+    <w:p>
+      <w:pPr>
+        <w:pStyle w:val="FirstParagraph"/>
+      </w:pPr>
+      <w:r>
+        <w:t xml:space="preserve">The SBML FBC package also allows the definition of gene products,</w:t>
+      </w:r>
+      <w:r>
+        <w:t xml:space="preserve"> </w:t>
+      </w:r>
+      <w:r>
+        <w:t xml:space="preserve">which may optionally reference a species, and gene product associations,</w:t>
+      </w:r>
+      <w:r>
+        <w:t xml:space="preserve"> </w:t>
+      </w:r>
+      <w:r>
+        <w:t xml:space="preserve">which are additional information about reactions. A gene product</w:t>
+      </w:r>
+      <w:r>
+        <w:t xml:space="preserve"> </w:t>
+      </w:r>
+      <w:r>
+        <w:t xml:space="preserve">association may be defined by appending</w:t>
+      </w:r>
+      <w:r>
+        <w:t xml:space="preserve"> </w:t>
+      </w:r>
+      <w:r>
+        <w:t xml:space="preserve">‘.geneProductAssociation’</w:t>
+      </w:r>
+      <w:r>
+        <w:t xml:space="preserve"> </w:t>
+      </w:r>
+      <w:r>
+        <w:t xml:space="preserve">or</w:t>
+      </w:r>
+      <w:r>
+        <w:t xml:space="preserve"> </w:t>
+      </w:r>
+      <w:r>
+        <w:t xml:space="preserve">‘.gpa’</w:t>
+      </w:r>
+      <w:r>
+        <w:t xml:space="preserve"> </w:t>
+      </w:r>
+      <w:r>
+        <w:t xml:space="preserve">to a reaction ID, and defined by combining any number of gene</w:t>
+      </w:r>
+      <w:r>
+        <w:t xml:space="preserve"> </w:t>
+      </w:r>
+      <w:r>
+        <w:t xml:space="preserve">product IDs in</w:t>
+      </w:r>
+      <w:r>
+        <w:t xml:space="preserve"> </w:t>
+      </w:r>
+      <w:r>
+        <w:t xml:space="preserve">‘and’</w:t>
+      </w:r>
+      <w:r>
+        <w:t xml:space="preserve"> </w:t>
+      </w:r>
+      <w:r>
+        <w:t xml:space="preserve">and</w:t>
+      </w:r>
+      <w:r>
+        <w:t xml:space="preserve"> </w:t>
+      </w:r>
+      <w:r>
+        <w:t xml:space="preserve">‘or’</w:t>
+      </w:r>
+      <w:r>
+        <w:t xml:space="preserve"> </w:t>
+      </w:r>
+      <w:r>
+        <w:t xml:space="preserve">combinations:</w:t>
+      </w:r>
+    </w:p>
+    <w:p>
+      <w:pPr>
+        <w:pStyle w:val="SourceCode"/>
+      </w:pPr>
+      <w:r>
+        <w:rPr>
+          <w:rStyle w:val="VerbatimChar"/>
+        </w:rPr>
+        <w:t xml:space="preserve">J0.geneProductAssociation = G_kasB</w:t>
+      </w:r>
+      <w:r>
+        <w:br/>
+      </w:r>
+      <w:r>
+        <w:rPr>
+          <w:rStyle w:val="VerbatimChar"/>
+        </w:rPr>
+        <w:t xml:space="preserve">J1.gpa                    = G_kasB &amp;&amp; G_kasA;</w:t>
+      </w:r>
+      <w:r>
+        <w:br/>
+      </w:r>
+      <w:r>
+        <w:rPr>
+          <w:rStyle w:val="VerbatimChar"/>
+        </w:rPr>
+        <w:t xml:space="preserve">J2.gpa                    = (G_kasB &amp;&amp; G_kasA) || G_kasC</w:t>
+      </w:r>
+    </w:p>
+    <w:p>
+      <w:pPr>
+        <w:pStyle w:val="FirstParagraph"/>
+      </w:pPr>
+      <w:r>
+        <w:t xml:space="preserve">Any ID used in a gene product association will be automatically</w:t>
+      </w:r>
+      <w:r>
+        <w:t xml:space="preserve"> </w:t>
+      </w:r>
+      <w:r>
+        <w:t xml:space="preserve">defined as a gene product, but you may also define them explicitly:</w:t>
+      </w:r>
+    </w:p>
+    <w:p>
+      <w:pPr>
+        <w:pStyle w:val="SourceCode"/>
+      </w:pPr>
+      <w:r>
+        <w:rPr>
+          <w:rStyle w:val="VerbatimChar"/>
+        </w:rPr>
+        <w:t xml:space="preserve">geneProduct G_kasA, G_kasB, G_kasC</w:t>
+      </w:r>
+    </w:p>
+    <w:p>
+      <w:pPr>
+        <w:pStyle w:val="FirstParagraph"/>
+      </w:pPr>
+      <w:r>
+        <w:t xml:space="preserve">Commonly-used gene product names sometimes to not conform to the</w:t>
+      </w:r>
+      <w:r>
+        <w:t xml:space="preserve"> </w:t>
+      </w:r>
+      <w:r>
+        <w:t xml:space="preserve">Antimony or SBML-style syntax for IDs. As a result, the FBC package</w:t>
+      </w:r>
+      <w:r>
+        <w:t xml:space="preserve"> </w:t>
+      </w:r>
+      <w:r>
+        <w:t xml:space="preserve">adds a</w:t>
+      </w:r>
+      <w:r>
+        <w:t xml:space="preserve"> </w:t>
+      </w:r>
+      <w:r>
+        <w:t xml:space="preserve">‘label’</w:t>
+      </w:r>
+      <w:r>
+        <w:t xml:space="preserve"> </w:t>
+      </w:r>
+      <w:r>
+        <w:t xml:space="preserve">to gene products which may be any syntax. In Antimony,</w:t>
+      </w:r>
+      <w:r>
+        <w:t xml:space="preserve"> </w:t>
+      </w:r>
+      <w:r>
+        <w:t xml:space="preserve">the</w:t>
+      </w:r>
+      <w:r>
+        <w:t xml:space="preserve"> </w:t>
+      </w:r>
+      <w:r>
+        <w:t xml:space="preserve">‘display name’</w:t>
+      </w:r>
+      <w:r>
+        <w:t xml:space="preserve"> </w:t>
+      </w:r>
+      <w:r>
+        <w:t xml:space="preserve">is used for this purpose:</w:t>
+      </w:r>
+    </w:p>
+    <w:p>
+      <w:pPr>
+        <w:pStyle w:val="SourceCode"/>
+      </w:pPr>
+      <w:r>
+        <w:rPr>
+          <w:rStyle w:val="VerbatimChar"/>
+        </w:rPr>
+        <w:t xml:space="preserve">G_kasA is "Gene-kasA"</w:t>
+      </w:r>
+    </w:p>
+    <w:p>
+      <w:pPr>
+        <w:pStyle w:val="FirstParagraph"/>
+      </w:pPr>
+      <w:r>
+        <w:t xml:space="preserve">To declare an</w:t>
+      </w:r>
+      <w:r>
+        <w:t xml:space="preserve"> </w:t>
+      </w:r>
+      <w:r>
+        <w:t xml:space="preserve">‘associated species’</w:t>
+      </w:r>
+      <w:r>
+        <w:t xml:space="preserve"> </w:t>
+      </w:r>
+      <w:r>
+        <w:t xml:space="preserve">for a gene product, simply use</w:t>
+      </w:r>
+      <w:r>
+        <w:t xml:space="preserve"> </w:t>
+      </w:r>
+      <w:r>
+        <w:t xml:space="preserve">‘=’</w:t>
+      </w:r>
+      <w:r>
+        <w:t xml:space="preserve">:</w:t>
+      </w:r>
+    </w:p>
+    <w:p>
+      <w:pPr>
+        <w:pStyle w:val="SourceCode"/>
+      </w:pPr>
+      <w:r>
+        <w:rPr>
+          <w:rStyle w:val="VerbatimChar"/>
+        </w:rPr>
+        <w:t xml:space="preserve">G_kasA = S1</w:t>
+      </w:r>
+    </w:p>
+    <w:bookmarkEnd w:id="74"/>
+    <w:bookmarkStart w:id="75" w:name="species-charge-and-chemical-formula"/>
+    <w:p>
+      <w:pPr>
+        <w:pStyle w:val="Heading4"/>
+      </w:pPr>
+      <w:r>
+        <w:t xml:space="preserve">Species charge and chemical formula</w:t>
+      </w:r>
+    </w:p>
+    <w:p>
+      <w:pPr>
+        <w:pStyle w:val="FirstParagraph"/>
+      </w:pPr>
+      <w:r>
+        <w:t xml:space="preserve">The SBML FBC package additionally allows the charge and chemical</w:t>
+      </w:r>
+      <w:r>
+        <w:t xml:space="preserve"> </w:t>
+      </w:r>
+      <w:r>
+        <w:t xml:space="preserve">formulas of species to be stored. The charge must be a number, and</w:t>
+      </w:r>
+      <w:r>
+        <w:t xml:space="preserve"> </w:t>
+      </w:r>
+      <w:r>
+        <w:t xml:space="preserve">the chemical formula must conform to the syntax defined in the FBC</w:t>
+      </w:r>
+      <w:r>
+        <w:t xml:space="preserve"> </w:t>
+      </w:r>
+      <w:r>
+        <w:t xml:space="preserve">specification, with (essentially) numbers and atom names, in alphabetical</w:t>
+      </w:r>
+      <w:r>
+        <w:t xml:space="preserve"> </w:t>
+      </w:r>
+      <w:r>
+        <w:t xml:space="preserve">order after carbon, though some variation is allowed. The charge is</w:t>
+      </w:r>
+      <w:r>
+        <w:t xml:space="preserve"> </w:t>
+      </w:r>
+      <w:r>
+        <w:t xml:space="preserve">defined with</w:t>
+      </w:r>
+      <w:r>
+        <w:t xml:space="preserve"> </w:t>
+      </w:r>
+      <w:r>
+        <w:t xml:space="preserve">‘[speciesID].charge’</w:t>
+      </w:r>
+      <w:r>
+        <w:t xml:space="preserve">, and the chemical formula may be</w:t>
+      </w:r>
+      <w:r>
+        <w:t xml:space="preserve"> </w:t>
+      </w:r>
+      <w:r>
+        <w:t xml:space="preserve">defined with</w:t>
+      </w:r>
+      <w:r>
+        <w:t xml:space="preserve"> </w:t>
+      </w:r>
+      <w:r>
+        <w:t xml:space="preserve">‘[id].formula’</w:t>
+      </w:r>
+      <w:r>
+        <w:t xml:space="preserve"> </w:t>
+      </w:r>
+      <w:r>
+        <w:t xml:space="preserve">or</w:t>
+      </w:r>
+      <w:r>
+        <w:t xml:space="preserve"> </w:t>
+      </w:r>
+      <w:r>
+        <w:t xml:space="preserve">‘[id].chemicalFormula’</w:t>
+      </w:r>
+      <w:r>
+        <w:t xml:space="preserve">. Alternatively,</w:t>
+      </w:r>
+      <w:r>
+        <w:t xml:space="preserve"> </w:t>
+      </w:r>
+      <w:r>
+        <w:t xml:space="preserve">‘is’</w:t>
+      </w:r>
+      <w:r>
+        <w:t xml:space="preserve"> </w:t>
+      </w:r>
+      <w:r>
+        <w:t xml:space="preserve">may be used, but either way, the formula must be in quotes:</w:t>
+      </w:r>
+    </w:p>
+    <w:p>
+      <w:pPr>
+        <w:pStyle w:val="SourceCode"/>
+      </w:pPr>
+      <w:r>
+        <w:rPr>
+          <w:rStyle w:val="VerbatimChar"/>
+        </w:rPr>
+        <w:t xml:space="preserve">S1.charge = 3.2</w:t>
+      </w:r>
+      <w:r>
+        <w:br/>
+      </w:r>
+      <w:r>
+        <w:rPr>
+          <w:rStyle w:val="VerbatimChar"/>
+        </w:rPr>
+        <w:t xml:space="preserve">S2.chemicalFormula = "C10H12N5O13P3"</w:t>
+      </w:r>
+      <w:r>
+        <w:br/>
+      </w:r>
+      <w:r>
+        <w:rPr>
+          <w:rStyle w:val="VerbatimChar"/>
+        </w:rPr>
+        <w:t xml:space="preserve">S3.formula = "C2H4O2(CH2)n"</w:t>
+      </w:r>
+      <w:r>
+        <w:br/>
+      </w:r>
+      <w:r>
+        <w:rPr>
+          <w:rStyle w:val="VerbatimChar"/>
+        </w:rPr>
+        <w:t xml:space="preserve">S4.formula is "CH2NO"</w:t>
+      </w:r>
+    </w:p>
+    <w:bookmarkEnd w:id="75"/>
+    <w:bookmarkEnd w:id="76"/>
+    <w:bookmarkStart w:id="77" w:name="other-files"/>
     <w:p>
       <w:pPr>
         <w:pStyle w:val="Heading3"/>
@@ -15220,8 +15892,8 @@
         <w:t xml:space="preserve">directive, between the quotation marks.</w:t>
       </w:r>
     </w:p>
-    <w:bookmarkEnd w:id="73"/>
-    <w:bookmarkStart w:id="75" w:name="importing-and-exporting-antimony-models"/>
+    <w:bookmarkEnd w:id="77"/>
+    <w:bookmarkStart w:id="79" w:name="importing-and-exporting-antimony-models"/>
     <w:p>
       <w:pPr>
         <w:pStyle w:val="Heading3"/>
@@ -15276,7 +15948,7 @@
       <w:r>
         <w:t xml:space="preserve"> </w:t>
       </w:r>
-      <w:hyperlink r:id="rId74">
+      <w:hyperlink r:id="rId78">
         <w:r>
           <w:rPr>
             <w:rStyle w:val="Hyperlink"/>
@@ -15731,9 +16403,9 @@
         <w:t xml:space="preserve">package.</w:t>
       </w:r>
     </w:p>
-    <w:bookmarkEnd w:id="75"/>
-    <w:bookmarkEnd w:id="76"/>
-    <w:bookmarkStart w:id="85" w:name="layout-and-render"/>
+    <w:bookmarkEnd w:id="79"/>
+    <w:bookmarkEnd w:id="80"/>
+    <w:bookmarkStart w:id="89" w:name="layout-and-render"/>
     <w:p>
       <w:pPr>
         <w:pStyle w:val="Heading2"/>
@@ -15798,7 +16470,7 @@
         <w:t xml:space="preserve">package defines the style of the display: the lines, colors, fonts, etc. Antimony allows the modeler to define whatever they like, and uses the autorender and autolayout functions of SBMLNetwork to define the rest. It is also possible to import an SBML model with Layout and/or Render information to Antimony for inspection or modification.</w:t>
       </w:r>
     </w:p>
-    <w:bookmarkStart w:id="77" w:name="basic-layout-information"/>
+    <w:bookmarkStart w:id="81" w:name="basic-layout-information"/>
     <w:p>
       <w:pPr>
         <w:pStyle w:val="Heading3"/>
@@ -15873,8 +16545,8 @@
         <w:t xml:space="preserve">The default value is 3.</w:t>
       </w:r>
     </w:p>
-    <w:bookmarkEnd w:id="77"/>
-    <w:bookmarkStart w:id="78" w:name="positioning-model-elements"/>
+    <w:bookmarkEnd w:id="81"/>
+    <w:bookmarkStart w:id="82" w:name="positioning-model-elements"/>
     <w:p>
       <w:pPr>
         <w:pStyle w:val="Heading3"/>
@@ -15981,8 +16653,8 @@
         <w:t xml:space="preserve">Only species, reactions, and compartments can be given a position; all other elements (such as parameters or events) do not appear.</w:t>
       </w:r>
     </w:p>
-    <w:bookmarkEnd w:id="78"/>
-    <w:bookmarkStart w:id="79" w:name="sizing-model-elements"/>
+    <w:bookmarkEnd w:id="82"/>
+    <w:bookmarkStart w:id="83" w:name="sizing-model-elements"/>
     <w:p>
       <w:pPr>
         <w:pStyle w:val="Heading3"/>
@@ -16141,8 +16813,8 @@
         <w:t xml:space="preserve">means that species S1 will have twice the width and height of all other species in the display.</w:t>
       </w:r>
     </w:p>
-    <w:bookmarkEnd w:id="79"/>
-    <w:bookmarkStart w:id="80" w:name="reaction-arcs"/>
+    <w:bookmarkEnd w:id="83"/>
+    <w:bookmarkStart w:id="84" w:name="reaction-arcs"/>
     <w:p>
       <w:pPr>
         <w:pStyle w:val="Heading3"/>
@@ -16937,8 +17609,8 @@
         <w:t xml:space="preserve">J0.S1.arc2.seg3.species_end = {740, 992}</w:t>
       </w:r>
     </w:p>
-    <w:bookmarkEnd w:id="80"/>
-    <w:bookmarkStart w:id="81" w:name="reaction-source-or-sinks"/>
+    <w:bookmarkEnd w:id="84"/>
+    <w:bookmarkStart w:id="85" w:name="reaction-source-or-sinks"/>
     <w:p>
       <w:pPr>
         <w:pStyle w:val="Heading3"/>
@@ -17033,8 +17705,8 @@
         <w:t xml:space="preserve">   J0.--.b2 = {311.8, 369.76}</w:t>
       </w:r>
     </w:p>
-    <w:bookmarkEnd w:id="81"/>
-    <w:bookmarkStart w:id="82" w:name="species-alias-nodes"/>
+    <w:bookmarkEnd w:id="85"/>
+    <w:bookmarkStart w:id="86" w:name="species-alias-nodes"/>
     <w:p>
       <w:pPr>
         <w:pStyle w:val="Heading3"/>
@@ -17071,8 +17743,8 @@
         <w:t xml:space="preserve">   S1.size.J3.J4 = {80, 50}</w:t>
       </w:r>
     </w:p>
-    <w:bookmarkEnd w:id="82"/>
-    <w:bookmarkStart w:id="83" w:name="general-styles"/>
+    <w:bookmarkEnd w:id="86"/>
+    <w:bookmarkStart w:id="87" w:name="general-styles"/>
     <w:p>
       <w:pPr>
         <w:pStyle w:val="Heading3"/>
@@ -17116,8 +17788,8 @@
         <w:t xml:space="preserve">default, blue ombre, green ombre, gray ombre, red ombre, orange ombre, brown ombre, purple ombre, purple ombre 2, black and white, orange and blue, purple and yellow, green and red, power, calm, sunset, electric, midnight, vibrance, ocean, forest, warm tone, cool tone, and escher</w:t>
       </w:r>
     </w:p>
-    <w:bookmarkEnd w:id="83"/>
-    <w:bookmarkStart w:id="84" w:name="style-settings"/>
+    <w:bookmarkEnd w:id="87"/>
+    <w:bookmarkStart w:id="88" w:name="style-settings"/>
     <w:p>
       <w:pPr>
         <w:pStyle w:val="Heading3"/>
@@ -17598,9 +18270,9 @@
         <w:t xml:space="preserve">of a reaction refers to the shape at the centroid of the arc between the reactants and the products. By default, this is a square of size {20, 20}.</w:t>
       </w:r>
     </w:p>
-    <w:bookmarkEnd w:id="84"/>
-    <w:bookmarkEnd w:id="85"/>
-    <w:bookmarkStart w:id="86" w:name="Xccd004f780dfc5c78c7be0d66e6d54c5c625bb3"/>
+    <w:bookmarkEnd w:id="88"/>
+    <w:bookmarkEnd w:id="89"/>
+    <w:bookmarkStart w:id="90" w:name="Xccd004f780dfc5c78c7be0d66e6d54c5c625bb3"/>
     <w:p>
       <w:pPr>
         <w:pStyle w:val="Heading2"/>
@@ -18235,8 +18907,8 @@
         <w:t xml:space="preserve">, etc.</w:t>
       </w:r>
     </w:p>
-    <w:bookmarkEnd w:id="86"/>
-    <w:bookmarkStart w:id="90" w:name="further-reading"/>
+    <w:bookmarkEnd w:id="90"/>
+    <w:bookmarkStart w:id="94" w:name="further-reading"/>
     <w:p>
       <w:pPr>
         <w:pStyle w:val="Heading2"/>
@@ -18259,7 +18931,7 @@
       <w:r>
         <w:t xml:space="preserve"> </w:t>
       </w:r>
-      <w:hyperlink r:id="rId87">
+      <w:hyperlink r:id="rId91">
         <w:r>
           <w:rPr>
             <w:rStyle w:val="Hyperlink"/>
@@ -18294,7 +18966,7 @@
       <w:r>
         <w:t xml:space="preserve"> </w:t>
       </w:r>
-      <w:hyperlink r:id="rId88">
+      <w:hyperlink r:id="rId92">
         <w:r>
           <w:rPr>
             <w:rStyle w:val="Hyperlink"/>
@@ -18326,7 +18998,7 @@
           <w:numId w:val="1016"/>
         </w:numPr>
       </w:pPr>
-      <w:hyperlink r:id="rId89">
+      <w:hyperlink r:id="rId93">
         <w:r>
           <w:rPr>
             <w:rStyle w:val="Hyperlink"/>
@@ -18347,8 +19019,8 @@
         <w:t xml:space="preserve">PDF format.</w:t>
       </w:r>
     </w:p>
-    <w:bookmarkEnd w:id="90"/>
-    <w:bookmarkEnd w:id="91"/>
+    <w:bookmarkEnd w:id="94"/>
+    <w:bookmarkEnd w:id="95"/>
     <w:sectPr>
       <w:footnotePr>
         <w:numRestart w:val="eachSect"/>

--- a/doc/AntimonyTutorial.docx
+++ b/doc/AntimonyTutorial.docx
@@ -2,7 +2,7 @@
 <file path=word/document.xml><?xml version="1.0" encoding="utf-8"?>
 <w:document xmlns:w="http://schemas.openxmlformats.org/wordprocessingml/2006/main" xmlns:m="http://schemas.openxmlformats.org/officeDocument/2006/math" xmlns:r="http://schemas.openxmlformats.org/officeDocument/2006/relationships" xmlns:o="urn:schemas-microsoft-com:office:office" xmlns:v="urn:schemas-microsoft-com:vml" xmlns:w10="urn:schemas-microsoft-com:office:word" xmlns:a="http://schemas.openxmlformats.org/drawingml/2006/main" xmlns:pic="http://schemas.openxmlformats.org/drawingml/2006/picture" xmlns:wp="http://schemas.openxmlformats.org/drawingml/2006/wordprocessingDrawing">
   <w:body>
-    <w:bookmarkStart w:id="95" w:name="antimony-reference"/>
+    <w:bookmarkStart w:id="96" w:name="antimony-reference"/>
     <w:p>
       <w:pPr>
         <w:pStyle w:val="Heading1"/>
@@ -16405,7 +16405,7 @@
     </w:p>
     <w:bookmarkEnd w:id="79"/>
     <w:bookmarkEnd w:id="80"/>
-    <w:bookmarkStart w:id="89" w:name="layout-and-render"/>
+    <w:bookmarkStart w:id="90" w:name="layout-and-render"/>
     <w:p>
       <w:pPr>
         <w:pStyle w:val="Heading2"/>
@@ -18271,8 +18271,589 @@
       </w:r>
     </w:p>
     <w:bookmarkEnd w:id="88"/>
+    <w:bookmarkStart w:id="89" w:name="a-full-example"/>
+    <w:p>
+      <w:pPr>
+        <w:pStyle w:val="Heading3"/>
+      </w:pPr>
+      <w:r>
+        <w:t xml:space="preserve">A full example</w:t>
+      </w:r>
+    </w:p>
+    <w:p>
+      <w:pPr>
+        <w:pStyle w:val="FirstParagraph"/>
+      </w:pPr>
+      <w:r>
+        <w:t xml:space="preserve">Here’s a fairly complete model that exercises most of the elements of a typical Antimony layout:</w:t>
+      </w:r>
+    </w:p>
+    <w:p>
+      <w:pPr>
+        <w:pStyle w:val="SourceCode"/>
+      </w:pPr>
+      <w:r>
+        <w:rPr>
+          <w:rStyle w:val="VerbatimChar"/>
+        </w:rPr>
+        <w:t xml:space="preserve">    J0: S1-&gt;S2;</w:t>
+      </w:r>
+      <w:r>
+        <w:br/>
+      </w:r>
+      <w:r>
+        <w:rPr>
+          <w:rStyle w:val="VerbatimChar"/>
+        </w:rPr>
+        <w:t xml:space="preserve">    # If you just want layout on:</w:t>
+      </w:r>
+      <w:r>
+        <w:br/>
+      </w:r>
+      <w:r>
+        <w:rPr>
+          <w:rStyle w:val="VerbatimChar"/>
+        </w:rPr>
+        <w:t xml:space="preserve">    model.layout = on                   # Only need to turn on if don't define anything else; doesn't work to turn it off.</w:t>
+      </w:r>
+      <w:r>
+        <w:br/>
+      </w:r>
+      <w:r>
+        <w:br/>
+      </w:r>
+      <w:r>
+        <w:rPr>
+          <w:rStyle w:val="VerbatimChar"/>
+        </w:rPr>
+        <w:t xml:space="preserve">    //Autolayout options:</w:t>
+      </w:r>
+      <w:r>
+        <w:br/>
+      </w:r>
+      <w:r>
+        <w:rPr>
+          <w:rStyle w:val="VerbatimChar"/>
+        </w:rPr>
+        <w:t xml:space="preserve">    model.autolayout.maxNumConnectedEdges = 5  # If a single species is involved in more than this number of reactions, it gets aliased.  Default 3.</w:t>
+      </w:r>
+      <w:r>
+        <w:br/>
+      </w:r>
+      <w:r>
+        <w:br/>
+      </w:r>
+      <w:r>
+        <w:rPr>
+          <w:rStyle w:val="VerbatimChar"/>
+        </w:rPr>
+        <w:t xml:space="preserve">    # General layout defaults:</w:t>
+      </w:r>
+      <w:r>
+        <w:br/>
+      </w:r>
+      <w:r>
+        <w:rPr>
+          <w:rStyle w:val="VerbatimChar"/>
+        </w:rPr>
+        <w:t xml:space="preserve">    model.layout.style = calm           # Set the overall style to one of Adel's predefined styles.</w:t>
+      </w:r>
+      <w:r>
+        <w:br/>
+      </w:r>
+      <w:r>
+        <w:rPr>
+          <w:rStyle w:val="VerbatimChar"/>
+        </w:rPr>
+        <w:t xml:space="preserve">    model.layout.align_top = {S1}       # Align these nodes in the same row at the top of the layout.  </w:t>
+      </w:r>
+      <w:r>
+        <w:br/>
+      </w:r>
+      <w:r>
+        <w:rPr>
+          <w:rStyle w:val="VerbatimChar"/>
+        </w:rPr>
+        <w:t xml:space="preserve">                                        # (Also available: align_ - bottom, right, left, hCenter, vCenter, and circular)</w:t>
+      </w:r>
+      <w:r>
+        <w:br/>
+      </w:r>
+      <w:r>
+        <w:rPr>
+          <w:rStyle w:val="VerbatimChar"/>
+        </w:rPr>
+        <w:t xml:space="preserve">    model.layout.size = {505, 404}      # {width, height}  The size of the entire layout. </w:t>
+      </w:r>
+      <w:r>
+        <w:br/>
+      </w:r>
+      <w:r>
+        <w:rPr>
+          <w:rStyle w:val="VerbatimChar"/>
+        </w:rPr>
+        <w:t xml:space="preserve">    model.layout.width = 505            # alt for 'size'   The width of the entire layout.</w:t>
+      </w:r>
+      <w:r>
+        <w:br/>
+      </w:r>
+      <w:r>
+        <w:rPr>
+          <w:rStyle w:val="VerbatimChar"/>
+        </w:rPr>
+        <w:t xml:space="preserve">    model.layout.height = 404           # alt for 'size'   The height of the entire layout.</w:t>
+      </w:r>
+      <w:r>
+        <w:br/>
+      </w:r>
+      <w:r>
+        <w:br/>
+      </w:r>
+      <w:r>
+        <w:rPr>
+          <w:rStyle w:val="VerbatimChar"/>
+        </w:rPr>
+        <w:t xml:space="preserve">    model.layout.background = fuchsia   # The background color</w:t>
+      </w:r>
+      <w:r>
+        <w:br/>
+      </w:r>
+      <w:r>
+        <w:rPr>
+          <w:rStyle w:val="VerbatimChar"/>
+        </w:rPr>
+        <w:t xml:space="preserve">    model.layout.color = khaki          # (or 'fillcolor')  The fill color for all elements in the layout</w:t>
+      </w:r>
+      <w:r>
+        <w:br/>
+      </w:r>
+      <w:r>
+        <w:rPr>
+          <w:rStyle w:val="VerbatimChar"/>
+        </w:rPr>
+        <w:t xml:space="preserve">    model.layout.linecolor = azure      # (or 'strokecolor')  The default line color for all elements in the layout</w:t>
+      </w:r>
+      <w:r>
+        <w:br/>
+      </w:r>
+      <w:r>
+        <w:rPr>
+          <w:rStyle w:val="VerbatimChar"/>
+        </w:rPr>
+        <w:t xml:space="preserve">    model.layout.linewidth = 32         # (or 'strokewidth')  The default linewidth for all elements in the layout</w:t>
+      </w:r>
+      <w:r>
+        <w:br/>
+      </w:r>
+      <w:r>
+        <w:rPr>
+          <w:rStyle w:val="VerbatimChar"/>
+        </w:rPr>
+        <w:t xml:space="preserve">    model.layout.fontcolor = coral      # The default font color for all text in the layout</w:t>
+      </w:r>
+      <w:r>
+        <w:br/>
+      </w:r>
+      <w:r>
+        <w:rPr>
+          <w:rStyle w:val="VerbatimChar"/>
+        </w:rPr>
+        <w:t xml:space="preserve">    model.layout.font = monospace       # The default font for all text in the layout (predefined options are 'serif' (default), 'sans_serif', and 'monospace', but arbitrary font names are also legal.)</w:t>
+      </w:r>
+      <w:r>
+        <w:br/>
+      </w:r>
+      <w:r>
+        <w:rPr>
+          <w:rStyle w:val="VerbatimChar"/>
+        </w:rPr>
+        <w:t xml:space="preserve">    model.layout.fontsize = 4           # The default font size for all text in the layout (default 10)</w:t>
+      </w:r>
+      <w:r>
+        <w:br/>
+      </w:r>
+      <w:r>
+        <w:rPr>
+          <w:rStyle w:val="VerbatimChar"/>
+        </w:rPr>
+        <w:t xml:space="preserve">    model.layout.fontstyle = italic     # (or 'fontweight')  The default font style for all text in the layout (options are 'normal' (default), 'bold', 'italic', and 'bold_italic').</w:t>
+      </w:r>
+      <w:r>
+        <w:br/>
+      </w:r>
+      <w:r>
+        <w:br/>
+      </w:r>
+      <w:r>
+        <w:rPr>
+          <w:rStyle w:val="VerbatimChar"/>
+        </w:rPr>
+        <w:t xml:space="preserve">    # Group type defaults (species, compartments, reactions)</w:t>
+      </w:r>
+      <w:r>
+        <w:br/>
+      </w:r>
+      <w:r>
+        <w:rPr>
+          <w:rStyle w:val="VerbatimChar"/>
+        </w:rPr>
+        <w:t xml:space="preserve">    species.size = {68, 101}            # The default size (width, height) for all species in the layout</w:t>
+      </w:r>
+      <w:r>
+        <w:br/>
+      </w:r>
+      <w:r>
+        <w:rPr>
+          <w:rStyle w:val="VerbatimChar"/>
+        </w:rPr>
+        <w:t xml:space="preserve">    species.width = 68                  # The default height for all species in the layout</w:t>
+      </w:r>
+      <w:r>
+        <w:br/>
+      </w:r>
+      <w:r>
+        <w:rPr>
+          <w:rStyle w:val="VerbatimChar"/>
+        </w:rPr>
+        <w:t xml:space="preserve">    species.height = 101                # The default height for all species in the layout</w:t>
+      </w:r>
+      <w:r>
+        <w:br/>
+      </w:r>
+      <w:r>
+        <w:rPr>
+          <w:rStyle w:val="VerbatimChar"/>
+        </w:rPr>
+        <w:t xml:space="preserve">    species.color = blue                # (or 'fillcolor')  The default fill color for all species in the layout</w:t>
+      </w:r>
+      <w:r>
+        <w:br/>
+      </w:r>
+      <w:r>
+        <w:rPr>
+          <w:rStyle w:val="VerbatimChar"/>
+        </w:rPr>
+        <w:t xml:space="preserve">    species.linecolor = orange          # (or 'strokecolor')  The default line color for all species in the layout</w:t>
+      </w:r>
+      <w:r>
+        <w:br/>
+      </w:r>
+      <w:r>
+        <w:rPr>
+          <w:rStyle w:val="VerbatimChar"/>
+        </w:rPr>
+        <w:t xml:space="preserve">    species.linewidth = 11              # (or 'strokewidth')  The default linewidth for all species in the layout</w:t>
+      </w:r>
+      <w:r>
+        <w:br/>
+      </w:r>
+      <w:r>
+        <w:rPr>
+          <w:rStyle w:val="VerbatimChar"/>
+        </w:rPr>
+        <w:t xml:space="preserve">    species.fontcolor = green           # The default font color for all species in the layout</w:t>
+      </w:r>
+      <w:r>
+        <w:br/>
+      </w:r>
+      <w:r>
+        <w:rPr>
+          <w:rStyle w:val="VerbatimChar"/>
+        </w:rPr>
+        <w:t xml:space="preserve">    species.font = sans_serif           # The default font for all species in the layout (predefined options are 'serif' (default), 'sans_serif', and 'monospace', but arbitrary font names are also legal.)</w:t>
+      </w:r>
+      <w:r>
+        <w:br/>
+      </w:r>
+      <w:r>
+        <w:rPr>
+          <w:rStyle w:val="VerbatimChar"/>
+        </w:rPr>
+        <w:t xml:space="preserve">    species.fontsize = 8                # The default font size for all species in the layout (default 10)</w:t>
+      </w:r>
+      <w:r>
+        <w:br/>
+      </w:r>
+      <w:r>
+        <w:rPr>
+          <w:rStyle w:val="VerbatimChar"/>
+        </w:rPr>
+        <w:t xml:space="preserve">    species.fontstyle = bold_italic     # (or 'fontweight')  The default font style for all species in the layout (options are 'normal' (default), 'bold', 'italic', and 'bold_italic').</w:t>
+      </w:r>
+      <w:r>
+        <w:br/>
+      </w:r>
+      <w:r>
+        <w:rPr>
+          <w:rStyle w:val="VerbatimChar"/>
+        </w:rPr>
+        <w:t xml:space="preserve">    species.shape = ellipse             # The default shape for all species in the layout (options are 'rectangle' (default), 'square', 'ellipse', 'circle', 'triangle', 'diamond', 'pentagon', 'hexagon', and 'octagon').</w:t>
+      </w:r>
+      <w:r>
+        <w:br/>
+      </w:r>
+      <w:r>
+        <w:br/>
+      </w:r>
+      <w:r>
+        <w:rPr>
+          <w:rStyle w:val="VerbatimChar"/>
+        </w:rPr>
+        <w:t xml:space="preserve">    # Individual species options:</w:t>
+      </w:r>
+      <w:r>
+        <w:br/>
+      </w:r>
+      <w:r>
+        <w:rPr>
+          <w:rStyle w:val="VerbatimChar"/>
+        </w:rPr>
+        <w:t xml:space="preserve">    S1.pos = {28, 35}                   # The position (x, y) of S1 in the layout.  By default, determined by autolayout.</w:t>
+      </w:r>
+      <w:r>
+        <w:br/>
+      </w:r>
+      <w:r>
+        <w:rPr>
+          <w:rStyle w:val="VerbatimChar"/>
+        </w:rPr>
+        <w:t xml:space="preserve">    S1.x = 28                           # (alt for pos) The x position of S1.</w:t>
+      </w:r>
+      <w:r>
+        <w:br/>
+      </w:r>
+      <w:r>
+        <w:rPr>
+          <w:rStyle w:val="VerbatimChar"/>
+        </w:rPr>
+        <w:t xml:space="preserve">    S1.y = 35                           # (alt for pos) The y position of S1.</w:t>
+      </w:r>
+      <w:r>
+        <w:br/>
+      </w:r>
+      <w:r>
+        <w:br/>
+      </w:r>
+      <w:r>
+        <w:rPr>
+          <w:rStyle w:val="VerbatimChar"/>
+        </w:rPr>
+        <w:t xml:space="preserve">    # Species options that override general species options:</w:t>
+      </w:r>
+      <w:r>
+        <w:br/>
+      </w:r>
+      <w:r>
+        <w:rPr>
+          <w:rStyle w:val="VerbatimChar"/>
+        </w:rPr>
+        <w:t xml:space="preserve">    S1.size = {55, 66}      # The size (width, height) of S1.  </w:t>
+      </w:r>
+      <w:r>
+        <w:br/>
+      </w:r>
+      <w:r>
+        <w:rPr>
+          <w:rStyle w:val="VerbatimChar"/>
+        </w:rPr>
+        <w:t xml:space="preserve">    S1.width = 55           # (alt for size). The width of S1.</w:t>
+      </w:r>
+      <w:r>
+        <w:br/>
+      </w:r>
+      <w:r>
+        <w:rPr>
+          <w:rStyle w:val="VerbatimChar"/>
+        </w:rPr>
+        <w:t xml:space="preserve">    S1.height = 66          # (alt for size). The height of S1.</w:t>
+      </w:r>
+      <w:r>
+        <w:br/>
+      </w:r>
+      <w:r>
+        <w:rPr>
+          <w:rStyle w:val="VerbatimChar"/>
+        </w:rPr>
+        <w:t xml:space="preserve">    S1.color = magenta      # (or 'fillcolor')  The fill color for S1</w:t>
+      </w:r>
+      <w:r>
+        <w:br/>
+      </w:r>
+      <w:r>
+        <w:rPr>
+          <w:rStyle w:val="VerbatimChar"/>
+        </w:rPr>
+        <w:t xml:space="preserve">    S1.linecolor = yellow   # (or 'strokecolor')  The line color for S1</w:t>
+      </w:r>
+      <w:r>
+        <w:br/>
+      </w:r>
+      <w:r>
+        <w:rPr>
+          <w:rStyle w:val="VerbatimChar"/>
+        </w:rPr>
+        <w:t xml:space="preserve">    S1.linewidth = 18       # (or 'strokewidth')  The linewidth for S1</w:t>
+      </w:r>
+      <w:r>
+        <w:br/>
+      </w:r>
+      <w:r>
+        <w:rPr>
+          <w:rStyle w:val="VerbatimChar"/>
+        </w:rPr>
+        <w:t xml:space="preserve">    S1.fontcolor = gray     # The font color for S1</w:t>
+      </w:r>
+      <w:r>
+        <w:br/>
+      </w:r>
+      <w:r>
+        <w:rPr>
+          <w:rStyle w:val="VerbatimChar"/>
+        </w:rPr>
+        <w:t xml:space="preserve">    S1.font = serif         # The font for S1 (predefined options are 'serif' (default), 'sans_serif', and 'monospace', but arbitrary font names are also legal.)</w:t>
+      </w:r>
+      <w:r>
+        <w:br/>
+      </w:r>
+      <w:r>
+        <w:rPr>
+          <w:rStyle w:val="VerbatimChar"/>
+        </w:rPr>
+        <w:t xml:space="preserve">    S1.fontsize = 19        # The font size for S1 (default 10)</w:t>
+      </w:r>
+      <w:r>
+        <w:br/>
+      </w:r>
+      <w:r>
+        <w:rPr>
+          <w:rStyle w:val="VerbatimChar"/>
+        </w:rPr>
+        <w:t xml:space="preserve">    S1.fontstyle = bold     # (or 'fontweight')  The font style for S1 (options are 'normal' (default), 'bold', 'italic', and 'bold_italic').</w:t>
+      </w:r>
+      <w:r>
+        <w:br/>
+      </w:r>
+      <w:r>
+        <w:rPr>
+          <w:rStyle w:val="VerbatimChar"/>
+        </w:rPr>
+        <w:t xml:space="preserve">    S1.shape = ellipse      # The shape for S1 (options are 'rectangle' (default), 'square', 'ellipse', 'circle', 'triangle', 'diamond', 'pentagon', 'hexagon', and 'octagon').</w:t>
+      </w:r>
+      <w:r>
+        <w:br/>
+      </w:r>
+      <w:r>
+        <w:br/>
+      </w:r>
+      <w:r>
+        <w:rPr>
+          <w:rStyle w:val="VerbatimChar"/>
+        </w:rPr>
+        <w:t xml:space="preserve">    J0.S1.species_end = {28, 34} # The position of the outer (species-side) end of the line between 'S1' and 'J0' (where J0 is the central point of the reaction)</w:t>
+      </w:r>
+      <w:r>
+        <w:br/>
+      </w:r>
+      <w:r>
+        <w:rPr>
+          <w:rStyle w:val="VerbatimChar"/>
+        </w:rPr>
+        <w:t xml:space="preserve">    J0.S1.b1  = {55, 31}         # The first control point for the line between S1 and J0.</w:t>
+      </w:r>
+      <w:r>
+        <w:br/>
+      </w:r>
+      <w:r>
+        <w:rPr>
+          <w:rStyle w:val="VerbatimChar"/>
+        </w:rPr>
+        <w:t xml:space="preserve">    J0.S1.b2  = {58, 25}         # The second control point for the line between S1 and J0.</w:t>
+      </w:r>
+      <w:r>
+        <w:br/>
+      </w:r>
+      <w:r>
+        <w:rPr>
+          <w:rStyle w:val="VerbatimChar"/>
+        </w:rPr>
+        <w:t xml:space="preserve">    J0.S1.rxn_end = {60, 24}     # The inner (reaction-side) end of the line between S1 and J0.  Usually not needed; the position is by default the position of the reaction itself.</w:t>
+      </w:r>
+      <w:r>
+        <w:br/>
+      </w:r>
+      <w:r>
+        <w:br/>
+      </w:r>
+      <w:r>
+        <w:br/>
+      </w:r>
+      <w:r>
+        <w:rPr>
+          <w:rStyle w:val="VerbatimChar"/>
+        </w:rPr>
+        <w:t xml:space="preserve">    #Align example:</w:t>
+      </w:r>
+      <w:r>
+        <w:br/>
+      </w:r>
+      <w:r>
+        <w:rPr>
+          <w:rStyle w:val="VerbatimChar"/>
+        </w:rPr>
+        <w:t xml:space="preserve">    S1-&gt;S2;</w:t>
+      </w:r>
+      <w:r>
+        <w:br/>
+      </w:r>
+      <w:r>
+        <w:rPr>
+          <w:rStyle w:val="VerbatimChar"/>
+        </w:rPr>
+        <w:t xml:space="preserve">    S2-&gt;S3;</w:t>
+      </w:r>
+      <w:r>
+        <w:br/>
+      </w:r>
+      <w:r>
+        <w:rPr>
+          <w:rStyle w:val="VerbatimChar"/>
+        </w:rPr>
+        <w:t xml:space="preserve">    S3-&gt;S4;</w:t>
+      </w:r>
+      <w:r>
+        <w:br/>
+      </w:r>
+      <w:r>
+        <w:rPr>
+          <w:rStyle w:val="VerbatimChar"/>
+        </w:rPr>
+        <w:t xml:space="preserve">    S4-&gt;S5; </w:t>
+      </w:r>
+      <w:r>
+        <w:br/>
+      </w:r>
+      <w:r>
+        <w:br/>
+      </w:r>
+      <w:r>
+        <w:rPr>
+          <w:rStyle w:val="VerbatimChar"/>
+        </w:rPr>
+        <w:t xml:space="preserve">    model.layout.align_top = {S1, S2, S3}</w:t>
+      </w:r>
+      <w:r>
+        <w:br/>
+      </w:r>
+      <w:r>
+        <w:rPr>
+          <w:rStyle w:val="VerbatimChar"/>
+        </w:rPr>
+        <w:t xml:space="preserve">    model.layout.align_right = {S3, S4, S5}</w:t>
+      </w:r>
+    </w:p>
     <w:bookmarkEnd w:id="89"/>
-    <w:bookmarkStart w:id="90" w:name="Xccd004f780dfc5c78c7be0d66e6d54c5c625bb3"/>
+    <w:bookmarkEnd w:id="90"/>
+    <w:bookmarkStart w:id="91" w:name="Xccd004f780dfc5c78c7be0d66e6d54c5c625bb3"/>
     <w:p>
       <w:pPr>
         <w:pStyle w:val="Heading2"/>
@@ -18907,8 +19488,8 @@
         <w:t xml:space="preserve">, etc.</w:t>
       </w:r>
     </w:p>
-    <w:bookmarkEnd w:id="90"/>
-    <w:bookmarkStart w:id="94" w:name="further-reading"/>
+    <w:bookmarkEnd w:id="91"/>
+    <w:bookmarkStart w:id="95" w:name="further-reading"/>
     <w:p>
       <w:pPr>
         <w:pStyle w:val="Heading2"/>
@@ -18931,7 +19512,7 @@
       <w:r>
         <w:t xml:space="preserve"> </w:t>
       </w:r>
-      <w:hyperlink r:id="rId91">
+      <w:hyperlink r:id="rId92">
         <w:r>
           <w:rPr>
             <w:rStyle w:val="Hyperlink"/>
@@ -18966,7 +19547,7 @@
       <w:r>
         <w:t xml:space="preserve"> </w:t>
       </w:r>
-      <w:hyperlink r:id="rId92">
+      <w:hyperlink r:id="rId93">
         <w:r>
           <w:rPr>
             <w:rStyle w:val="Hyperlink"/>
@@ -18998,7 +19579,7 @@
           <w:numId w:val="1016"/>
         </w:numPr>
       </w:pPr>
-      <w:hyperlink r:id="rId93">
+      <w:hyperlink r:id="rId94">
         <w:r>
           <w:rPr>
             <w:rStyle w:val="Hyperlink"/>
@@ -19019,8 +19600,8 @@
         <w:t xml:space="preserve">PDF format.</w:t>
       </w:r>
     </w:p>
-    <w:bookmarkEnd w:id="94"/>
     <w:bookmarkEnd w:id="95"/>
+    <w:bookmarkEnd w:id="96"/>
     <w:sectPr>
       <w:footnotePr>
         <w:numRestart w:val="eachSect"/>

--- a/doc/AntimonyTutorial.docx
+++ b/doc/AntimonyTutorial.docx
@@ -11035,37 +11035,25 @@
         <w:pStyle w:val="BodyText"/>
       </w:pPr>
       <w:r>
-        <w:t xml:space="preserve">Finally, a different class of events is often modeled in some situations</w:t>
-      </w:r>
-      <w:r>
-        <w:t xml:space="preserve"> </w:t>
-      </w:r>
-      <w:r>
-        <w:t xml:space="preserve">where the trigger condition must persist in being true from the entire</w:t>
-      </w:r>
-      <w:r>
-        <w:t xml:space="preserve"> </w:t>
-      </w:r>
-      <w:r>
-        <w:t xml:space="preserve">time between when the event is triggered to when it is executed. By</w:t>
-      </w:r>
-      <w:r>
-        <w:t xml:space="preserve"> </w:t>
-      </w:r>
-      <w:r>
-        <w:t xml:space="preserve">default, this is not the case for Antimony events, and, once triggered,</w:t>
-      </w:r>
-      <w:r>
-        <w:t xml:space="preserve"> </w:t>
-      </w:r>
-      <w:r>
-        <w:t xml:space="preserve">all events will execute. To change the class of your event, use the</w:t>
-      </w:r>
-      <w:r>
-        <w:t xml:space="preserve"> </w:t>
-      </w:r>
-      <w:r>
-        <w:t xml:space="preserve">keyword</w:t>
+        <w:t xml:space="preserve">Finally, by default, once a trigger changes from false to true, the event</w:t>
+      </w:r>
+      <w:r>
+        <w:t xml:space="preserve"> </w:t>
+      </w:r>
+      <w:r>
+        <w:t xml:space="preserve">assignments will always be executed, perhaps after a delay, or perhaps</w:t>
+      </w:r>
+      <w:r>
+        <w:t xml:space="preserve"> </w:t>
+      </w:r>
+      <w:r>
+        <w:t xml:space="preserve">after waiting for other simultaneously-triggered events to be executed.</w:t>
+      </w:r>
+      <w:r>
+        <w:t xml:space="preserve"> </w:t>
+      </w:r>
+      <w:r>
+        <w:t xml:space="preserve">This is a</w:t>
       </w:r>
       <w:r>
         <w:t xml:space="preserve"> </w:t>
@@ -11074,6 +11062,110 @@
         <w:t xml:space="preserve">‘persistent’</w:t>
       </w:r>
       <w:r>
+        <w:t xml:space="preserve"> </w:t>
+      </w:r>
+      <w:r>
+        <w:t xml:space="preserve">event: the event remains in the</w:t>
+      </w:r>
+      <w:r>
+        <w:t xml:space="preserve"> </w:t>
+      </w:r>
+      <w:r>
+        <w:t xml:space="preserve">‘queue’</w:t>
+      </w:r>
+      <w:r>
+        <w:t xml:space="preserve"> </w:t>
+      </w:r>
+      <w:r>
+        <w:t xml:space="preserve">regardless</w:t>
+      </w:r>
+      <w:r>
+        <w:t xml:space="preserve"> </w:t>
+      </w:r>
+      <w:r>
+        <w:t xml:space="preserve">of whether the trigger condition later changed from</w:t>
+      </w:r>
+      <w:r>
+        <w:t xml:space="preserve"> </w:t>
+      </w:r>
+      <w:r>
+        <w:t xml:space="preserve">‘true’</w:t>
+      </w:r>
+      <w:r>
+        <w:t xml:space="preserve"> </w:t>
+      </w:r>
+      <w:r>
+        <w:t xml:space="preserve">back to</w:t>
+      </w:r>
+      <w:r>
+        <w:t xml:space="preserve"> </w:t>
+      </w:r>
+      <w:r>
+        <w:t xml:space="preserve">‘false’</w:t>
+      </w:r>
+      <w:r>
+        <w:t xml:space="preserve">.</w:t>
+      </w:r>
+    </w:p>
+    <w:p>
+      <w:pPr>
+        <w:pStyle w:val="BodyText"/>
+      </w:pPr>
+      <w:r>
+        <w:t xml:space="preserve">However, the opposite is also possible: some events’ assignments will</w:t>
+      </w:r>
+      <w:r>
+        <w:t xml:space="preserve"> </w:t>
+      </w:r>
+      <w:r>
+        <w:t xml:space="preserve">only be executed if the trigger remains</w:t>
+      </w:r>
+      <w:r>
+        <w:t xml:space="preserve"> </w:t>
+      </w:r>
+      <w:r>
+        <w:t xml:space="preserve">‘true’</w:t>
+      </w:r>
+      <w:r>
+        <w:t xml:space="preserve"> </w:t>
+      </w:r>
+      <w:r>
+        <w:t xml:space="preserve">up until the moment of</w:t>
+      </w:r>
+      <w:r>
+        <w:t xml:space="preserve"> </w:t>
+      </w:r>
+      <w:r>
+        <w:t xml:space="preserve">assignment execution. These events are flagged as being</w:t>
+      </w:r>
+      <w:r>
+        <w:t xml:space="preserve"> </w:t>
+      </w:r>
+      <w:r>
+        <w:t xml:space="preserve">‘non-persistent’</w:t>
+      </w:r>
+      <w:r>
+        <w:t xml:space="preserve">,</w:t>
+      </w:r>
+      <w:r>
+        <w:t xml:space="preserve"> </w:t>
+      </w:r>
+      <w:r>
+        <w:t xml:space="preserve">indicating that their triggers must be continually checked until execution.</w:t>
+      </w:r>
+      <w:r>
+        <w:t xml:space="preserve"> </w:t>
+      </w:r>
+      <w:r>
+        <w:t xml:space="preserve">In Antimony, you can set this directly by setting</w:t>
+      </w:r>
+      <w:r>
+        <w:t xml:space="preserve"> </w:t>
+      </w:r>
+      <w:r>
+        <w:t xml:space="preserve">‘persistent=false’</w:t>
+      </w:r>
+      <w:r>
         <w:t xml:space="preserve">:</w:t>
       </w:r>
     </w:p>
@@ -11085,7 +11177,7 @@
         <w:rPr>
           <w:rStyle w:val="VerbatimChar"/>
         </w:rPr>
-        <w:t xml:space="preserve">E1: at 3 after (x&gt;5), persistent=true: y=3, x=r+2;</w:t>
+        <w:t xml:space="preserve">E1: at 3 after (x&gt;5), persistent=false: y=3, x=r+2;</w:t>
       </w:r>
     </w:p>
     <w:p>
@@ -11111,7 +11203,7 @@
         <w:t xml:space="preserve"> </w:t>
       </w:r>
       <w:r>
-        <w:t xml:space="preserve">‘persistent=false’</w:t>
+        <w:t xml:space="preserve">‘persistent=true’</w:t>
       </w:r>
       <w:r>
         <w:t xml:space="preserve">.</w:t>
@@ -14512,6 +14604,58 @@
           <w:rStyle w:val="VerbatimChar"/>
         </w:rPr>
         <w:t xml:space="preserve">A created.time "hh:mm:ss"</w:t>
+      </w:r>
+    </w:p>
+    <w:p>
+      <w:pPr>
+        <w:pStyle w:val="FirstParagraph"/>
+      </w:pPr>
+      <w:r>
+        <w:t xml:space="preserve">An SBML reaction’s kinetic law can be annotated separately from the reaction</w:t>
+      </w:r>
+      <w:r>
+        <w:t xml:space="preserve"> </w:t>
+      </w:r>
+      <w:r>
+        <w:t xml:space="preserve">itself. We can also do this in Antimony by appending</w:t>
+      </w:r>
+      <w:r>
+        <w:t xml:space="preserve"> </w:t>
+      </w:r>
+      <w:r>
+        <w:t xml:space="preserve">‘.kineticLaw’</w:t>
+      </w:r>
+      <w:r>
+        <w:t xml:space="preserve"> </w:t>
+      </w:r>
+      <w:r>
+        <w:t xml:space="preserve">to</w:t>
+      </w:r>
+      <w:r>
+        <w:t xml:space="preserve"> </w:t>
+      </w:r>
+      <w:r>
+        <w:t xml:space="preserve">a reaction ID and setting the annotation there:</w:t>
+      </w:r>
+    </w:p>
+    <w:p>
+      <w:pPr>
+        <w:pStyle w:val="SourceCode"/>
+      </w:pPr>
+      <w:r>
+        <w:rPr>
+          <w:rStyle w:val="VerbatimChar"/>
+        </w:rPr>
+        <w:t xml:space="preserve">J0.kineticLaw.sboTerm = 42</w:t>
+      </w:r>
+      <w:r>
+        <w:br/>
+      </w:r>
+      <w:r>
+        <w:rPr>
+          <w:rStyle w:val="VerbatimChar"/>
+        </w:rPr>
+        <w:t xml:space="preserve">J0.kineticLaw identity "cvterm"</w:t>
       </w:r>
     </w:p>
     <w:bookmarkEnd w:id="71"/>

--- a/doc/AntimonyTutorial.docx
+++ b/doc/AntimonyTutorial.docx
@@ -1264,6 +1264,26 @@
     <w:p>
       <w:pPr>
         <w:pStyle w:val="FirstParagraph"/>
+      </w:pPr>
+      <w:r>
+        <w:t xml:space="preserve">The 3.2 release cleaned up the build system, increased efficiency, and fixed numerous bugs, mostly discovered through converting SBML Test Suite models to Antimony and back to SBML, and ensuring that a simulation of the round-tripped model matched a simulation of the original model. The entirety of the SBML Test Suite (with the exception of</w:t>
+      </w:r>
+      <w:r>
+        <w:t xml:space="preserve"> </w:t>
+      </w:r>
+      <w:r>
+        <w:t xml:space="preserve">‘fast’</w:t>
+      </w:r>
+      <w:r>
+        <w:t xml:space="preserve"> </w:t>
+      </w:r>
+      <w:r>
+        <w:t xml:space="preserve">reactions, now deprecated in SBML) now successfully round-trip through Antimony without loss of information (though some things may change structurally for hierarchical models).</w:t>
+      </w:r>
+    </w:p>
+    <w:p>
+      <w:pPr>
+        <w:pStyle w:val="BodyText"/>
       </w:pPr>
       <w:r>
         <w:t xml:space="preserve">The 3.1 release changed FBC support to version 3 of that package, changing</w:t>

--- a/doc/AntimonyTutorial.docx
+++ b/doc/AntimonyTutorial.docx
@@ -2,7 +2,7 @@
 <file path=word/document.xml><?xml version="1.0" encoding="utf-8"?>
 <w:document xmlns:w="http://schemas.openxmlformats.org/wordprocessingml/2006/main" xmlns:m="http://schemas.openxmlformats.org/officeDocument/2006/math" xmlns:r="http://schemas.openxmlformats.org/officeDocument/2006/relationships" xmlns:o="urn:schemas-microsoft-com:office:office" xmlns:v="urn:schemas-microsoft-com:vml" xmlns:w10="urn:schemas-microsoft-com:office:word" xmlns:a="http://schemas.openxmlformats.org/drawingml/2006/main" xmlns:pic="http://schemas.openxmlformats.org/drawingml/2006/picture" xmlns:wp="http://schemas.openxmlformats.org/drawingml/2006/wordprocessingDrawing">
   <w:body>
-    <w:bookmarkStart w:id="96" w:name="antimony-reference"/>
+    <w:bookmarkStart w:id="97" w:name="antimony-reference"/>
     <w:p>
       <w:pPr>
         <w:pStyle w:val="Heading1"/>
@@ -6393,7 +6393,7 @@
     </w:p>
     <w:bookmarkEnd w:id="51"/>
     <w:bookmarkEnd w:id="52"/>
-    <w:bookmarkStart w:id="80" w:name="language-reference"/>
+    <w:bookmarkStart w:id="81" w:name="language-reference"/>
     <w:p>
       <w:pPr>
         <w:pStyle w:val="Heading2"/>
@@ -6938,10 +6938,639 @@
     </w:p>
     <w:p>
       <w:pPr>
+        <w:pStyle w:val="SourceCode"/>
+      </w:pPr>
+      <w:r>
+        <w:rPr>
+          <w:rStyle w:val="VerbatimChar"/>
+        </w:rPr>
+        <w:t xml:space="preserve">S1 = 2.5;</w:t>
+      </w:r>
+    </w:p>
+    <w:p>
+      <w:pPr>
+        <w:pStyle w:val="FirstParagraph"/>
+      </w:pPr>
+      <w:r>
+        <w:t xml:space="preserve">This will set the initial amount to 2.5, not the initial concentration.</w:t>
+      </w:r>
+      <w:r>
+        <w:t xml:space="preserve"> </w:t>
+      </w:r>
+      <w:r>
+        <w:t xml:space="preserve">If you wish to set the initial concentration instead, use the compartment:</w:t>
+      </w:r>
+    </w:p>
+    <w:p>
+      <w:pPr>
+        <w:pStyle w:val="SourceCode"/>
+      </w:pPr>
+      <w:r>
+        <w:rPr>
+          <w:rStyle w:val="VerbatimChar"/>
+        </w:rPr>
+        <w:t xml:space="preserve">S1 = 3.1*C</w:t>
+      </w:r>
+    </w:p>
+    <w:p>
+      <w:pPr>
+        <w:pStyle w:val="FirstParagraph"/>
+      </w:pPr>
+      <w:r>
+        <w:t xml:space="preserve">Because a concentration times the compartment volume yields an amount, in</w:t>
+      </w:r>
+      <w:r>
+        <w:t xml:space="preserve"> </w:t>
+      </w:r>
+      <w:r>
+        <w:t xml:space="preserve">this formulation,</w:t>
+      </w:r>
+      <w:r>
+        <w:t xml:space="preserve"> </w:t>
+      </w:r>
+      <w:r>
+        <w:t xml:space="preserve">‘3.1’</w:t>
+      </w:r>
+      <w:r>
+        <w:t xml:space="preserve"> </w:t>
+      </w:r>
+      <w:r>
+        <w:t xml:space="preserve">is set as the initial concentration.</w:t>
+      </w:r>
+    </w:p>
+    <w:bookmarkEnd w:id="54"/>
+    <w:bookmarkStart w:id="55" w:name="named-stoichiometries"/>
+    <w:p>
+      <w:pPr>
+        <w:pStyle w:val="Heading3"/>
+      </w:pPr>
+      <w:r>
+        <w:t xml:space="preserve">Named stoichiometries</w:t>
+      </w:r>
+    </w:p>
+    <w:p>
+      <w:pPr>
+        <w:pStyle w:val="FirstParagraph"/>
+      </w:pPr>
+      <w:r>
+        <w:t xml:space="preserve">A stoichiometry in a reaction may be given an ID instead of a number, and that ID may be set later:</w:t>
+      </w:r>
+    </w:p>
+    <w:p>
+      <w:pPr>
+        <w:pStyle w:val="SourceCode"/>
+      </w:pPr>
+      <w:r>
+        <w:rPr>
+          <w:rStyle w:val="VerbatimChar"/>
+        </w:rPr>
+        <w:t xml:space="preserve">J0: n A -&gt; B; k1*A^n</w:t>
+      </w:r>
+      <w:r>
+        <w:br/>
+      </w:r>
+      <w:r>
+        <w:rPr>
+          <w:rStyle w:val="VerbatimChar"/>
+        </w:rPr>
+        <w:t xml:space="preserve">n = 3</w:t>
+      </w:r>
+    </w:p>
+    <w:p>
+      <w:pPr>
+        <w:pStyle w:val="FirstParagraph"/>
+      </w:pPr>
+      <w:r>
+        <w:t xml:space="preserve">The id of the stoichiometry may now be changed by other model constructs: events, rate rules, and assignment rules may all use the value as a target:</w:t>
+      </w:r>
+    </w:p>
+    <w:p>
+      <w:pPr>
+        <w:pStyle w:val="SourceCode"/>
+      </w:pPr>
+      <w:r>
+        <w:rPr>
+          <w:rStyle w:val="VerbatimChar"/>
+        </w:rPr>
+        <w:t xml:space="preserve">J0: n A -&gt; m B; k1*A^n</w:t>
+      </w:r>
+      <w:r>
+        <w:br/>
+      </w:r>
+      <w:r>
+        <w:rPr>
+          <w:rStyle w:val="VerbatimChar"/>
+        </w:rPr>
+        <w:t xml:space="preserve">n := time/3</w:t>
+      </w:r>
+      <w:r>
+        <w:br/>
+      </w:r>
+      <w:r>
+        <w:rPr>
+          <w:rStyle w:val="VerbatimChar"/>
+        </w:rPr>
+        <w:t xml:space="preserve">m = 1</w:t>
+      </w:r>
+      <w:r>
+        <w:br/>
+      </w:r>
+      <w:r>
+        <w:rPr>
+          <w:rStyle w:val="VerbatimChar"/>
+        </w:rPr>
+        <w:t xml:space="preserve">at A &lt; 3: m = 2</w:t>
+      </w:r>
+    </w:p>
+    <w:p>
+      <w:pPr>
+        <w:pStyle w:val="FirstParagraph"/>
+      </w:pPr>
+      <w:r>
+        <w:t xml:space="preserve">This also gives the stoichiometry an ID that can be given a value directly (or be tracked) by some simulators (such as roadrunner).</w:t>
+      </w:r>
+    </w:p>
+    <w:p>
+      <w:pPr>
         <w:pStyle w:val="BodyText"/>
       </w:pPr>
       <w:r>
-        <w:t xml:space="preserve">S1 = 2.5;</w:t>
+        <w:t xml:space="preserve">If you want to use the same ID for multiple stoichiometries, this can be done straightforwardly:</w:t>
+      </w:r>
+    </w:p>
+    <w:p>
+      <w:pPr>
+        <w:pStyle w:val="SourceCode"/>
+      </w:pPr>
+      <w:r>
+        <w:rPr>
+          <w:rStyle w:val="VerbatimChar"/>
+        </w:rPr>
+        <w:t xml:space="preserve">J0: n A -&gt; n B; k1*A^n</w:t>
+      </w:r>
+      <w:r>
+        <w:br/>
+      </w:r>
+      <w:r>
+        <w:rPr>
+          <w:rStyle w:val="VerbatimChar"/>
+        </w:rPr>
+        <w:t xml:space="preserve">n = 3</w:t>
+      </w:r>
+    </w:p>
+    <w:p>
+      <w:pPr>
+        <w:pStyle w:val="FirstParagraph"/>
+      </w:pPr>
+      <w:r>
+        <w:t xml:space="preserve">However! When translated to SBML, every stoichiometry must have a unique ID. Therefore, an assignment rule will be created to set the value of B’s stoichiometry to</w:t>
+      </w:r>
+      <w:r>
+        <w:t xml:space="preserve"> </w:t>
+      </w:r>
+      <w:r>
+        <w:t xml:space="preserve">‘n’</w:t>
+      </w:r>
+      <w:r>
+        <w:t xml:space="preserve">. Effectively, the model will become:</w:t>
+      </w:r>
+    </w:p>
+    <w:p>
+      <w:pPr>
+        <w:pStyle w:val="SourceCode"/>
+      </w:pPr>
+      <w:r>
+        <w:rPr>
+          <w:rStyle w:val="VerbatimChar"/>
+        </w:rPr>
+        <w:t xml:space="preserve">J0: n A -&gt; J0_B_stoich B; k1*A^n</w:t>
+      </w:r>
+      <w:r>
+        <w:br/>
+      </w:r>
+      <w:r>
+        <w:rPr>
+          <w:rStyle w:val="VerbatimChar"/>
+        </w:rPr>
+        <w:t xml:space="preserve">n = 3</w:t>
+      </w:r>
+      <w:r>
+        <w:br/>
+      </w:r>
+      <w:r>
+        <w:rPr>
+          <w:rStyle w:val="VerbatimChar"/>
+        </w:rPr>
+        <w:t xml:space="preserve">J0_B_stoich := n</w:t>
+      </w:r>
+    </w:p>
+    <w:p>
+      <w:pPr>
+        <w:pStyle w:val="FirstParagraph"/>
+      </w:pPr>
+      <w:r>
+        <w:t xml:space="preserve">This is mathematically identical, but some simulators may balk at an assignment rule to a stoichiometry, as this is a feature of SBML that not everyone supports. If this happens, just name all your stoichiometries uniquely:</w:t>
+      </w:r>
+    </w:p>
+    <w:p>
+      <w:pPr>
+        <w:pStyle w:val="SourceCode"/>
+      </w:pPr>
+      <w:r>
+        <w:rPr>
+          <w:rStyle w:val="VerbatimChar"/>
+        </w:rPr>
+        <w:t xml:space="preserve">J0: n A -&gt; m B; k1*A^n</w:t>
+      </w:r>
+      <w:r>
+        <w:br/>
+      </w:r>
+      <w:r>
+        <w:rPr>
+          <w:rStyle w:val="VerbatimChar"/>
+        </w:rPr>
+        <w:t xml:space="preserve">n = 3</w:t>
+      </w:r>
+      <w:r>
+        <w:br/>
+      </w:r>
+      <w:r>
+        <w:rPr>
+          <w:rStyle w:val="VerbatimChar"/>
+        </w:rPr>
+        <w:t xml:space="preserve">m = 3</w:t>
+      </w:r>
+    </w:p>
+    <w:p>
+      <w:pPr>
+        <w:pStyle w:val="FirstParagraph"/>
+      </w:pPr>
+      <w:r>
+        <w:t xml:space="preserve">and remember to change them both at the same time.</w:t>
+      </w:r>
+    </w:p>
+    <w:bookmarkEnd w:id="55"/>
+    <w:bookmarkStart w:id="58" w:name="modules"/>
+    <w:p>
+      <w:pPr>
+        <w:pStyle w:val="Heading3"/>
+      </w:pPr>
+      <w:r>
+        <w:t xml:space="preserve">Modules</w:t>
+      </w:r>
+    </w:p>
+    <w:p>
+      <w:pPr>
+        <w:pStyle w:val="FirstParagraph"/>
+      </w:pPr>
+      <w:r>
+        <w:t xml:space="preserve">Antimony input files may define several different models, and may use</w:t>
+      </w:r>
+      <w:r>
+        <w:t xml:space="preserve"> </w:t>
+      </w:r>
+      <w:r>
+        <w:t xml:space="preserve">previously-defined models as parts of newly-defined models. Each</w:t>
+      </w:r>
+      <w:r>
+        <w:t xml:space="preserve"> </w:t>
+      </w:r>
+      <w:r>
+        <w:t xml:space="preserve">different model is known as a</w:t>
+      </w:r>
+      <w:r>
+        <w:t xml:space="preserve"> </w:t>
+      </w:r>
+      <w:r>
+        <w:t xml:space="preserve">‘module’</w:t>
+      </w:r>
+      <w:r>
+        <w:t xml:space="preserve">, and is minimally defined by</w:t>
+      </w:r>
+      <w:r>
+        <w:t xml:space="preserve"> </w:t>
+      </w:r>
+      <w:r>
+        <w:t xml:space="preserve">putting the keyword</w:t>
+      </w:r>
+      <w:r>
+        <w:t xml:space="preserve"> </w:t>
+      </w:r>
+      <w:r>
+        <w:t xml:space="preserve">‘model’</w:t>
+      </w:r>
+      <w:r>
+        <w:t xml:space="preserve"> </w:t>
+      </w:r>
+      <w:r>
+        <w:t xml:space="preserve">(or</w:t>
+      </w:r>
+      <w:r>
+        <w:t xml:space="preserve"> </w:t>
+      </w:r>
+      <w:r>
+        <w:t xml:space="preserve">‘module’</w:t>
+      </w:r>
+      <w:r>
+        <w:t xml:space="preserve">, if you like) and the name you</w:t>
+      </w:r>
+      <w:r>
+        <w:t xml:space="preserve"> </w:t>
+      </w:r>
+      <w:r>
+        <w:t xml:space="preserve">want to give the module at the beginning of the model definitions you</w:t>
+      </w:r>
+      <w:r>
+        <w:t xml:space="preserve"> </w:t>
+      </w:r>
+      <w:r>
+        <w:t xml:space="preserve">wish to encapsulate, and putting the keyword</w:t>
+      </w:r>
+      <w:r>
+        <w:t xml:space="preserve"> </w:t>
+      </w:r>
+      <w:r>
+        <w:t xml:space="preserve">‘end’</w:t>
+      </w:r>
+      <w:r>
+        <w:t xml:space="preserve"> </w:t>
+      </w:r>
+      <w:r>
+        <w:t xml:space="preserve">at the end:</w:t>
+      </w:r>
+    </w:p>
+    <w:p>
+      <w:pPr>
+        <w:pStyle w:val="SourceCode"/>
+      </w:pPr>
+      <w:r>
+        <w:rPr>
+          <w:rStyle w:val="VerbatimChar"/>
+        </w:rPr>
+        <w:t xml:space="preserve">model example</w:t>
+      </w:r>
+      <w:r>
+        <w:br/>
+      </w:r>
+      <w:r>
+        <w:rPr>
+          <w:rStyle w:val="VerbatimChar"/>
+        </w:rPr>
+        <w:t xml:space="preserve">  S + E -&gt; ES;</w:t>
+      </w:r>
+      <w:r>
+        <w:br/>
+      </w:r>
+      <w:r>
+        <w:rPr>
+          <w:rStyle w:val="VerbatimChar"/>
+        </w:rPr>
+        <w:t xml:space="preserve">end</w:t>
+      </w:r>
+    </w:p>
+    <w:p>
+      <w:pPr>
+        <w:pStyle w:val="FirstParagraph"/>
+      </w:pPr>
+      <w:r>
+        <w:t xml:space="preserve">After this module is defined, it can be used as a part of another model</w:t>
+      </w:r>
+      <w:r>
+        <w:t xml:space="preserve"> </w:t>
+      </w:r>
+      <w:r>
+        <w:t xml:space="preserve">(this is the one time that order matters in Antimony). To import a</w:t>
+      </w:r>
+      <w:r>
+        <w:t xml:space="preserve"> </w:t>
+      </w:r>
+      <w:r>
+        <w:t xml:space="preserve">module into another module, simply use the name of the module, followed</w:t>
+      </w:r>
+      <w:r>
+        <w:t xml:space="preserve"> </w:t>
+      </w:r>
+      <w:r>
+        <w:t xml:space="preserve">by parentheses:</w:t>
+      </w:r>
+    </w:p>
+    <w:p>
+      <w:pPr>
+        <w:pStyle w:val="SourceCode"/>
+      </w:pPr>
+      <w:r>
+        <w:rPr>
+          <w:rStyle w:val="VerbatimChar"/>
+        </w:rPr>
+        <w:t xml:space="preserve">model example</w:t>
+      </w:r>
+      <w:r>
+        <w:br/>
+      </w:r>
+      <w:r>
+        <w:rPr>
+          <w:rStyle w:val="VerbatimChar"/>
+        </w:rPr>
+        <w:t xml:space="preserve">  S + E -&gt; ES;</w:t>
+      </w:r>
+      <w:r>
+        <w:br/>
+      </w:r>
+      <w:r>
+        <w:rPr>
+          <w:rStyle w:val="VerbatimChar"/>
+        </w:rPr>
+        <w:t xml:space="preserve">end</w:t>
+      </w:r>
+      <w:r>
+        <w:br/>
+      </w:r>
+      <w:r>
+        <w:br/>
+      </w:r>
+      <w:r>
+        <w:rPr>
+          <w:rStyle w:val="VerbatimChar"/>
+        </w:rPr>
+        <w:t xml:space="preserve">model example2</w:t>
+      </w:r>
+      <w:r>
+        <w:br/>
+      </w:r>
+      <w:r>
+        <w:rPr>
+          <w:rStyle w:val="VerbatimChar"/>
+        </w:rPr>
+        <w:t xml:space="preserve">  example();</w:t>
+      </w:r>
+      <w:r>
+        <w:br/>
+      </w:r>
+      <w:r>
+        <w:rPr>
+          <w:rStyle w:val="VerbatimChar"/>
+        </w:rPr>
+        <w:t xml:space="preserve">end</w:t>
+      </w:r>
+    </w:p>
+    <w:p>
+      <w:pPr>
+        <w:pStyle w:val="FirstParagraph"/>
+      </w:pPr>
+      <w:r>
+        <w:t xml:space="preserve">This is usually not very helpful in and of itself-you’ll likely want to</w:t>
+      </w:r>
+      <w:r>
+        <w:t xml:space="preserve"> </w:t>
+      </w:r>
+      <w:r>
+        <w:t xml:space="preserve">give the submodule a name so you can refer to the things inside it. To</w:t>
+      </w:r>
+      <w:r>
+        <w:t xml:space="preserve"> </w:t>
+      </w:r>
+      <w:r>
+        <w:t xml:space="preserve">do this, prepend a name followed by a colon:</w:t>
+      </w:r>
+    </w:p>
+    <w:p>
+      <w:pPr>
+        <w:pStyle w:val="SourceCode"/>
+      </w:pPr>
+      <w:r>
+        <w:rPr>
+          <w:rStyle w:val="VerbatimChar"/>
+        </w:rPr>
+        <w:t xml:space="preserve">model example2</w:t>
+      </w:r>
+      <w:r>
+        <w:br/>
+      </w:r>
+      <w:r>
+        <w:rPr>
+          <w:rStyle w:val="VerbatimChar"/>
+        </w:rPr>
+        <w:t xml:space="preserve">  A: example();</w:t>
+      </w:r>
+      <w:r>
+        <w:br/>
+      </w:r>
+      <w:r>
+        <w:rPr>
+          <w:rStyle w:val="VerbatimChar"/>
+        </w:rPr>
+        <w:t xml:space="preserve">end</w:t>
+      </w:r>
+    </w:p>
+    <w:p>
+      <w:pPr>
+        <w:pStyle w:val="FirstParagraph"/>
+      </w:pPr>
+      <w:r>
+        <w:t xml:space="preserve">Now, you can modify or define elements in the submodule by referring to</w:t>
+      </w:r>
+      <w:r>
+        <w:t xml:space="preserve"> </w:t>
+      </w:r>
+      <w:r>
+        <w:t xml:space="preserve">symbols in the submodule by name, prepended with the name you’ve given</w:t>
+      </w:r>
+      <w:r>
+        <w:t xml:space="preserve"> </w:t>
+      </w:r>
+      <w:r>
+        <w:t xml:space="preserve">the module, followed by a</w:t>
+      </w:r>
+      <w:r>
+        <w:t xml:space="preserve"> </w:t>
+      </w:r>
+      <w:r>
+        <w:rPr>
+          <w:rStyle w:val="VerbatimChar"/>
+        </w:rPr>
+        <w:t xml:space="preserve">.</w:t>
+      </w:r>
+      <w:r>
+        <w:t xml:space="preserve">:</w:t>
+      </w:r>
+    </w:p>
+    <w:p>
+      <w:pPr>
+        <w:pStyle w:val="SourceCode"/>
+      </w:pPr>
+      <w:r>
+        <w:rPr>
+          <w:rStyle w:val="VerbatimChar"/>
+        </w:rPr>
+        <w:t xml:space="preserve">model example2</w:t>
+      </w:r>
+      <w:r>
+        <w:br/>
+      </w:r>
+      <w:r>
+        <w:rPr>
+          <w:rStyle w:val="VerbatimChar"/>
+        </w:rPr>
+        <w:t xml:space="preserve">  A: example();</w:t>
+      </w:r>
+      <w:r>
+        <w:br/>
+      </w:r>
+      <w:r>
+        <w:rPr>
+          <w:rStyle w:val="VerbatimChar"/>
+        </w:rPr>
+        <w:t xml:space="preserve">  A.S = 3;</w:t>
+      </w:r>
+      <w:r>
+        <w:br/>
+      </w:r>
+      <w:r>
+        <w:rPr>
+          <w:rStyle w:val="VerbatimChar"/>
+        </w:rPr>
+        <w:t xml:space="preserve">end</w:t>
+      </w:r>
+    </w:p>
+    <w:p>
+      <w:pPr>
+        <w:pStyle w:val="FirstParagraph"/>
+      </w:pPr>
+      <w:r>
+        <w:t xml:space="preserve">This results in a model with a single reaction</w:t>
+      </w:r>
+      <w:r>
+        <w:t xml:space="preserve"> </w:t>
+      </w:r>
+      <w:r>
+        <w:rPr>
+          <w:rStyle w:val="VerbatimChar"/>
+        </w:rPr>
+        <w:t xml:space="preserve">A.S + A.E -&gt; A.ES</w:t>
+      </w:r>
+      <w:r>
+        <w:t xml:space="preserve"> </w:t>
+      </w:r>
+      <w:r>
+        <w:t xml:space="preserve">and a</w:t>
+      </w:r>
+      <w:r>
+        <w:t xml:space="preserve"> </w:t>
+      </w:r>
+      <w:r>
+        <w:t xml:space="preserve">single initial condition</w:t>
+      </w:r>
+      <w:r>
+        <w:t xml:space="preserve"> </w:t>
+      </w:r>
+      <w:r>
+        <w:rPr>
+          <w:rStyle w:val="VerbatimChar"/>
+        </w:rPr>
+        <w:t xml:space="preserve">A.S = 3</w:t>
+      </w:r>
+      <w:r>
+        <w:t xml:space="preserve">.</w:t>
       </w:r>
     </w:p>
     <w:p>
@@ -6949,13 +7578,655 @@
         <w:pStyle w:val="BodyText"/>
       </w:pPr>
       <w:r>
-        <w:t xml:space="preserve">This will set the initial amount to 2.5, not the initial concentration.</w:t>
-      </w:r>
-      <w:r>
-        <w:t xml:space="preserve"> </w:t>
-      </w:r>
-      <w:r>
-        <w:t xml:space="preserve">If you wish to set the initial concentration instead, use the compartment:</w:t>
+        <w:t xml:space="preserve">You may also import multiple copies of modules, and modules that</w:t>
+      </w:r>
+      <w:r>
+        <w:t xml:space="preserve"> </w:t>
+      </w:r>
+      <w:r>
+        <w:t xml:space="preserve">themselves contain submodules:</w:t>
+      </w:r>
+    </w:p>
+    <w:p>
+      <w:pPr>
+        <w:pStyle w:val="SourceCode"/>
+      </w:pPr>
+      <w:r>
+        <w:rPr>
+          <w:rStyle w:val="VerbatimChar"/>
+        </w:rPr>
+        <w:t xml:space="preserve">model example3</w:t>
+      </w:r>
+      <w:r>
+        <w:br/>
+      </w:r>
+      <w:r>
+        <w:rPr>
+          <w:rStyle w:val="VerbatimChar"/>
+        </w:rPr>
+        <w:t xml:space="preserve">  A: example();</w:t>
+      </w:r>
+      <w:r>
+        <w:br/>
+      </w:r>
+      <w:r>
+        <w:rPr>
+          <w:rStyle w:val="VerbatimChar"/>
+        </w:rPr>
+        <w:t xml:space="preserve">  B: example();</w:t>
+      </w:r>
+      <w:r>
+        <w:br/>
+      </w:r>
+      <w:r>
+        <w:rPr>
+          <w:rStyle w:val="VerbatimChar"/>
+        </w:rPr>
+        <w:t xml:space="preserve">  C: example2();</w:t>
+      </w:r>
+      <w:r>
+        <w:br/>
+      </w:r>
+      <w:r>
+        <w:rPr>
+          <w:rStyle w:val="VerbatimChar"/>
+        </w:rPr>
+        <w:t xml:space="preserve">end</w:t>
+      </w:r>
+    </w:p>
+    <w:p>
+      <w:pPr>
+        <w:pStyle w:val="FirstParagraph"/>
+      </w:pPr>
+      <w:r>
+        <w:t xml:space="preserve">This would result in a model with three reactions and a single initial</w:t>
+      </w:r>
+      <w:r>
+        <w:t xml:space="preserve"> </w:t>
+      </w:r>
+      <w:r>
+        <w:t xml:space="preserve">condition.</w:t>
+      </w:r>
+    </w:p>
+    <w:p>
+      <w:pPr>
+        <w:pStyle w:val="SourceCode"/>
+      </w:pPr>
+      <w:r>
+        <w:rPr>
+          <w:rStyle w:val="VerbatimChar"/>
+        </w:rPr>
+        <w:t xml:space="preserve">A.S + A.E -&gt; A.ES</w:t>
+      </w:r>
+      <w:r>
+        <w:br/>
+      </w:r>
+      <w:r>
+        <w:rPr>
+          <w:rStyle w:val="VerbatimChar"/>
+        </w:rPr>
+        <w:t xml:space="preserve">B.S + B.E -&gt; B.ES</w:t>
+      </w:r>
+      <w:r>
+        <w:br/>
+      </w:r>
+      <w:r>
+        <w:rPr>
+          <w:rStyle w:val="VerbatimChar"/>
+        </w:rPr>
+        <w:t xml:space="preserve">C.A.S + C.A.E -&gt; C.A.ES</w:t>
+      </w:r>
+      <w:r>
+        <w:br/>
+      </w:r>
+      <w:r>
+        <w:rPr>
+          <w:rStyle w:val="VerbatimChar"/>
+        </w:rPr>
+        <w:t xml:space="preserve">C.A.S = 3;</w:t>
+      </w:r>
+    </w:p>
+    <w:p>
+      <w:pPr>
+        <w:pStyle w:val="FirstParagraph"/>
+      </w:pPr>
+      <w:r>
+        <w:t xml:space="preserve">You can also use the species defined in submodules in new reactions:</w:t>
+      </w:r>
+    </w:p>
+    <w:p>
+      <w:pPr>
+        <w:pStyle w:val="SourceCode"/>
+      </w:pPr>
+      <w:r>
+        <w:rPr>
+          <w:rStyle w:val="VerbatimChar"/>
+        </w:rPr>
+        <w:t xml:space="preserve">model example4</w:t>
+      </w:r>
+      <w:r>
+        <w:br/>
+      </w:r>
+      <w:r>
+        <w:rPr>
+          <w:rStyle w:val="VerbatimChar"/>
+        </w:rPr>
+        <w:t xml:space="preserve">  A: example();</w:t>
+      </w:r>
+      <w:r>
+        <w:br/>
+      </w:r>
+      <w:r>
+        <w:rPr>
+          <w:rStyle w:val="VerbatimChar"/>
+        </w:rPr>
+        <w:t xml:space="preserve">  A.S -&gt; ; kdeg*A.S;</w:t>
+      </w:r>
+      <w:r>
+        <w:br/>
+      </w:r>
+      <w:r>
+        <w:rPr>
+          <w:rStyle w:val="VerbatimChar"/>
+        </w:rPr>
+        <w:t xml:space="preserve">end</w:t>
+      </w:r>
+    </w:p>
+    <w:p>
+      <w:pPr>
+        <w:pStyle w:val="FirstParagraph"/>
+      </w:pPr>
+      <w:r>
+        <w:t xml:space="preserve">When combining multiple submodules, you can also</w:t>
+      </w:r>
+      <w:r>
+        <w:t xml:space="preserve"> </w:t>
+      </w:r>
+      <w:r>
+        <w:t xml:space="preserve">‘attach’</w:t>
+      </w:r>
+      <w:r>
+        <w:t xml:space="preserve"> </w:t>
+      </w:r>
+      <w:r>
+        <w:t xml:space="preserve">them to each</w:t>
+      </w:r>
+      <w:r>
+        <w:t xml:space="preserve"> </w:t>
+      </w:r>
+      <w:r>
+        <w:t xml:space="preserve">other by declaring that a species in one submodule is the same species</w:t>
+      </w:r>
+      <w:r>
+        <w:t xml:space="preserve"> </w:t>
+      </w:r>
+      <w:r>
+        <w:t xml:space="preserve">as is found in a different submodule by using the</w:t>
+      </w:r>
+      <w:r>
+        <w:t xml:space="preserve"> </w:t>
+      </w:r>
+      <w:r>
+        <w:rPr>
+          <w:rStyle w:val="VerbatimChar"/>
+        </w:rPr>
+        <w:t xml:space="preserve">is</w:t>
+      </w:r>
+      <w:r>
+        <w:t xml:space="preserve"> </w:t>
+      </w:r>
+      <w:r>
+        <w:t xml:space="preserve">keyword</w:t>
+      </w:r>
+      <w:r>
+        <w:t xml:space="preserve"> </w:t>
+      </w:r>
+      <w:r>
+        <w:rPr>
+          <w:rStyle w:val="VerbatimChar"/>
+        </w:rPr>
+        <w:t xml:space="preserve">A.S is B.S</w:t>
+      </w:r>
+      <w:r>
+        <w:t xml:space="preserve">. For example, let’s say that we have a species which is known to</w:t>
+      </w:r>
+      <w:r>
+        <w:t xml:space="preserve"> </w:t>
+      </w:r>
+      <w:r>
+        <w:t xml:space="preserve">bind reversibly to two different species. You could set this up as the</w:t>
+      </w:r>
+      <w:r>
+        <w:t xml:space="preserve"> </w:t>
+      </w:r>
+      <w:r>
+        <w:t xml:space="preserve">following:</w:t>
+      </w:r>
+    </w:p>
+    <w:p>
+      <w:pPr>
+        <w:pStyle w:val="SourceCode"/>
+      </w:pPr>
+      <w:r>
+        <w:rPr>
+          <w:rStyle w:val="VerbatimChar"/>
+        </w:rPr>
+        <w:t xml:space="preserve">model side_reaction</w:t>
+      </w:r>
+      <w:r>
+        <w:br/>
+      </w:r>
+      <w:r>
+        <w:rPr>
+          <w:rStyle w:val="VerbatimChar"/>
+        </w:rPr>
+        <w:t xml:space="preserve">  J0: S + E -&gt; ES; k1*k2*S*E - k2*ES;</w:t>
+      </w:r>
+      <w:r>
+        <w:br/>
+      </w:r>
+      <w:r>
+        <w:rPr>
+          <w:rStyle w:val="VerbatimChar"/>
+        </w:rPr>
+        <w:t xml:space="preserve">  S = 5;</w:t>
+      </w:r>
+      <w:r>
+        <w:br/>
+      </w:r>
+      <w:r>
+        <w:rPr>
+          <w:rStyle w:val="VerbatimChar"/>
+        </w:rPr>
+        <w:t xml:space="preserve">  E = 3;</w:t>
+      </w:r>
+      <w:r>
+        <w:br/>
+      </w:r>
+      <w:r>
+        <w:rPr>
+          <w:rStyle w:val="VerbatimChar"/>
+        </w:rPr>
+        <w:t xml:space="preserve">  ES = E+S;</w:t>
+      </w:r>
+      <w:r>
+        <w:br/>
+      </w:r>
+      <w:r>
+        <w:rPr>
+          <w:rStyle w:val="VerbatimChar"/>
+        </w:rPr>
+        <w:t xml:space="preserve">  k1 = 1.2;</w:t>
+      </w:r>
+      <w:r>
+        <w:br/>
+      </w:r>
+      <w:r>
+        <w:rPr>
+          <w:rStyle w:val="VerbatimChar"/>
+        </w:rPr>
+        <w:t xml:space="preserve">  k2 = 0.4;</w:t>
+      </w:r>
+      <w:r>
+        <w:br/>
+      </w:r>
+      <w:r>
+        <w:rPr>
+          <w:rStyle w:val="VerbatimChar"/>
+        </w:rPr>
+        <w:t xml:space="preserve">end</w:t>
+      </w:r>
+      <w:r>
+        <w:br/>
+      </w:r>
+      <w:r>
+        <w:br/>
+      </w:r>
+      <w:r>
+        <w:rPr>
+          <w:rStyle w:val="VerbatimChar"/>
+        </w:rPr>
+        <w:t xml:space="preserve">model full_reaction</w:t>
+      </w:r>
+      <w:r>
+        <w:br/>
+      </w:r>
+      <w:r>
+        <w:rPr>
+          <w:rStyle w:val="VerbatimChar"/>
+        </w:rPr>
+        <w:t xml:space="preserve">  A: side_reaction();</w:t>
+      </w:r>
+      <w:r>
+        <w:br/>
+      </w:r>
+      <w:r>
+        <w:rPr>
+          <w:rStyle w:val="VerbatimChar"/>
+        </w:rPr>
+        <w:t xml:space="preserve">  B: side_reaction();</w:t>
+      </w:r>
+      <w:r>
+        <w:br/>
+      </w:r>
+      <w:r>
+        <w:rPr>
+          <w:rStyle w:val="VerbatimChar"/>
+        </w:rPr>
+        <w:t xml:space="preserve">  A.S is B.S;</w:t>
+      </w:r>
+      <w:r>
+        <w:br/>
+      </w:r>
+      <w:r>
+        <w:rPr>
+          <w:rStyle w:val="VerbatimChar"/>
+        </w:rPr>
+        <w:t xml:space="preserve">end</w:t>
+      </w:r>
+    </w:p>
+    <w:p>
+      <w:pPr>
+        <w:pStyle w:val="FirstParagraph"/>
+      </w:pPr>
+      <w:r>
+        <w:t xml:space="preserve">If you wanted, you could give the identical species a new name to more</w:t>
+      </w:r>
+      <w:r>
+        <w:t xml:space="preserve"> </w:t>
+      </w:r>
+      <w:r>
+        <w:t xml:space="preserve">easily use it in the</w:t>
+      </w:r>
+      <w:r>
+        <w:t xml:space="preserve"> </w:t>
+      </w:r>
+      <w:r>
+        <w:rPr>
+          <w:rStyle w:val="VerbatimChar"/>
+        </w:rPr>
+        <w:t xml:space="preserve">full_reaction</w:t>
+      </w:r>
+      <w:r>
+        <w:t xml:space="preserve"> </w:t>
+      </w:r>
+      <w:r>
+        <w:t xml:space="preserve">module:</w:t>
+      </w:r>
+    </w:p>
+    <w:p>
+      <w:pPr>
+        <w:pStyle w:val="SourceCode"/>
+      </w:pPr>
+      <w:r>
+        <w:rPr>
+          <w:rStyle w:val="VerbatimChar"/>
+        </w:rPr>
+        <w:t xml:space="preserve">model full_reaction</w:t>
+      </w:r>
+      <w:r>
+        <w:br/>
+      </w:r>
+      <w:r>
+        <w:rPr>
+          <w:rStyle w:val="VerbatimChar"/>
+        </w:rPr>
+        <w:t xml:space="preserve">  var species S;</w:t>
+      </w:r>
+      <w:r>
+        <w:br/>
+      </w:r>
+      <w:r>
+        <w:rPr>
+          <w:rStyle w:val="VerbatimChar"/>
+        </w:rPr>
+        <w:t xml:space="preserve">  A: side_reaction();</w:t>
+      </w:r>
+      <w:r>
+        <w:br/>
+      </w:r>
+      <w:r>
+        <w:rPr>
+          <w:rStyle w:val="VerbatimChar"/>
+        </w:rPr>
+        <w:t xml:space="preserve">  B: side_reaction()</w:t>
+      </w:r>
+      <w:r>
+        <w:br/>
+      </w:r>
+      <w:r>
+        <w:rPr>
+          <w:rStyle w:val="VerbatimChar"/>
+        </w:rPr>
+        <w:t xml:space="preserve">  A.S is S;</w:t>
+      </w:r>
+      <w:r>
+        <w:br/>
+      </w:r>
+      <w:r>
+        <w:rPr>
+          <w:rStyle w:val="VerbatimChar"/>
+        </w:rPr>
+        <w:t xml:space="preserve">  B.S is S;</w:t>
+      </w:r>
+      <w:r>
+        <w:br/>
+      </w:r>
+      <w:r>
+        <w:rPr>
+          <w:rStyle w:val="VerbatimChar"/>
+        </w:rPr>
+        <w:t xml:space="preserve">end</w:t>
+      </w:r>
+    </w:p>
+    <w:p>
+      <w:pPr>
+        <w:pStyle w:val="FirstParagraph"/>
+      </w:pPr>
+      <w:r>
+        <w:t xml:space="preserve">In this system,</w:t>
+      </w:r>
+      <w:r>
+        <w:t xml:space="preserve"> </w:t>
+      </w:r>
+      <w:r>
+        <w:rPr>
+          <w:rStyle w:val="VerbatimChar"/>
+        </w:rPr>
+        <w:t xml:space="preserve">S</w:t>
+      </w:r>
+      <w:r>
+        <w:t xml:space="preserve"> </w:t>
+      </w:r>
+      <w:r>
+        <w:t xml:space="preserve">is involved in two reversible reactions with exactly</w:t>
+      </w:r>
+      <w:r>
+        <w:t xml:space="preserve"> </w:t>
+      </w:r>
+      <w:r>
+        <w:t xml:space="preserve">the same reaction kinetics and initial concentrations. Let’s now say the</w:t>
+      </w:r>
+      <w:r>
+        <w:t xml:space="preserve"> </w:t>
+      </w:r>
+      <w:r>
+        <w:t xml:space="preserve">reaction rate of the second side-reaction takes the same form, but that</w:t>
+      </w:r>
+      <w:r>
+        <w:t xml:space="preserve"> </w:t>
+      </w:r>
+      <w:r>
+        <w:t xml:space="preserve">the kinetics are twice as fast, and the starting conditions are</w:t>
+      </w:r>
+      <w:r>
+        <w:t xml:space="preserve"> </w:t>
+      </w:r>
+      <w:r>
+        <w:t xml:space="preserve">different:</w:t>
+      </w:r>
+    </w:p>
+    <w:p>
+      <w:pPr>
+        <w:pStyle w:val="SourceCode"/>
+      </w:pPr>
+      <w:r>
+        <w:rPr>
+          <w:rStyle w:val="VerbatimChar"/>
+        </w:rPr>
+        <w:t xml:space="preserve">model full_reaction</w:t>
+      </w:r>
+      <w:r>
+        <w:br/>
+      </w:r>
+      <w:r>
+        <w:rPr>
+          <w:rStyle w:val="VerbatimChar"/>
+        </w:rPr>
+        <w:t xml:space="preserve">  var species S;</w:t>
+      </w:r>
+      <w:r>
+        <w:br/>
+      </w:r>
+      <w:r>
+        <w:rPr>
+          <w:rStyle w:val="VerbatimChar"/>
+        </w:rPr>
+        <w:t xml:space="preserve">  A: side_reaction();</w:t>
+      </w:r>
+      <w:r>
+        <w:br/>
+      </w:r>
+      <w:r>
+        <w:rPr>
+          <w:rStyle w:val="VerbatimChar"/>
+        </w:rPr>
+        <w:t xml:space="preserve">  A.S is S;</w:t>
+      </w:r>
+      <w:r>
+        <w:br/>
+      </w:r>
+      <w:r>
+        <w:rPr>
+          <w:rStyle w:val="VerbatimChar"/>
+        </w:rPr>
+        <w:t xml:space="preserve">  B: side_reaction();</w:t>
+      </w:r>
+      <w:r>
+        <w:br/>
+      </w:r>
+      <w:r>
+        <w:rPr>
+          <w:rStyle w:val="VerbatimChar"/>
+        </w:rPr>
+        <w:t xml:space="preserve">  B.S is S;</w:t>
+      </w:r>
+      <w:r>
+        <w:br/>
+      </w:r>
+      <w:r>
+        <w:rPr>
+          <w:rStyle w:val="VerbatimChar"/>
+        </w:rPr>
+        <w:t xml:space="preserve">  B.k1 = 2.4;</w:t>
+      </w:r>
+      <w:r>
+        <w:br/>
+      </w:r>
+      <w:r>
+        <w:rPr>
+          <w:rStyle w:val="VerbatimChar"/>
+        </w:rPr>
+        <w:t xml:space="preserve">  B.k2 = 0.8;</w:t>
+      </w:r>
+      <w:r>
+        <w:br/>
+      </w:r>
+      <w:r>
+        <w:rPr>
+          <w:rStyle w:val="VerbatimChar"/>
+        </w:rPr>
+        <w:t xml:space="preserve">  B.E = 10;</w:t>
+      </w:r>
+      <w:r>
+        <w:br/>
+      </w:r>
+      <w:r>
+        <w:rPr>
+          <w:rStyle w:val="VerbatimChar"/>
+        </w:rPr>
+        <w:t xml:space="preserve">end</w:t>
+      </w:r>
+    </w:p>
+    <w:p>
+      <w:pPr>
+        <w:pStyle w:val="FirstParagraph"/>
+      </w:pPr>
+      <w:r>
+        <w:t xml:space="preserve">Note that since we defined the initial concentration of</w:t>
+      </w:r>
+      <w:r>
+        <w:t xml:space="preserve"> </w:t>
+      </w:r>
+      <w:r>
+        <w:rPr>
+          <w:rStyle w:val="VerbatimChar"/>
+        </w:rPr>
+        <w:t xml:space="preserve">ES</w:t>
+      </w:r>
+      <w:r>
+        <w:t xml:space="preserve"> </w:t>
+      </w:r>
+      <w:r>
+        <w:t xml:space="preserve">as</w:t>
+      </w:r>
+      <w:r>
+        <w:t xml:space="preserve"> </w:t>
+      </w:r>
+      <w:r>
+        <w:rPr>
+          <w:rStyle w:val="VerbatimChar"/>
+        </w:rPr>
+        <w:t xml:space="preserve">S + E</w:t>
+      </w:r>
+      <w:r>
+        <w:t xml:space="preserve">,</w:t>
+      </w:r>
+      <w:r>
+        <w:t xml:space="preserve"> </w:t>
+      </w:r>
+      <w:r>
+        <w:rPr>
+          <w:rStyle w:val="VerbatimChar"/>
+        </w:rPr>
+        <w:t xml:space="preserve">B.ES</w:t>
+      </w:r>
+      <w:r>
+        <w:t xml:space="preserve"> </w:t>
+      </w:r>
+      <w:r>
+        <w:t xml:space="preserve">will now have a different initial concentration, since</w:t>
+      </w:r>
+      <w:r>
+        <w:t xml:space="preserve"> </w:t>
+      </w:r>
+      <w:r>
+        <w:rPr>
+          <w:rStyle w:val="VerbatimChar"/>
+        </w:rPr>
+        <w:t xml:space="preserve">B.E</w:t>
+      </w:r>
+      <w:r>
+        <w:t xml:space="preserve"> </w:t>
+      </w:r>
+      <w:r>
+        <w:t xml:space="preserve">has</w:t>
+      </w:r>
+      <w:r>
+        <w:t xml:space="preserve"> </w:t>
+      </w:r>
+      <w:r>
+        <w:t xml:space="preserve">been changed.</w:t>
       </w:r>
     </w:p>
     <w:p>
@@ -6963,7 +8234,245 @@
         <w:pStyle w:val="BodyText"/>
       </w:pPr>
       <w:r>
-        <w:t xml:space="preserve">S1 = 3.1*C</w:t>
+        <w:t xml:space="preserve">Finally, we add a third side reaction, one in which S binds</w:t>
+      </w:r>
+      <w:r>
+        <w:t xml:space="preserve"> </w:t>
+      </w:r>
+      <w:r>
+        <w:t xml:space="preserve">irreversibly, and where the complex it forms degrades. We’ll need a new</w:t>
+      </w:r>
+      <w:r>
+        <w:t xml:space="preserve"> </w:t>
+      </w:r>
+      <w:r>
+        <w:t xml:space="preserve">reaction rate, and a whole new reaction as well:</w:t>
+      </w:r>
+    </w:p>
+    <w:p>
+      <w:pPr>
+        <w:pStyle w:val="SourceCode"/>
+      </w:pPr>
+      <w:r>
+        <w:rPr>
+          <w:rStyle w:val="VerbatimChar"/>
+        </w:rPr>
+        <w:t xml:space="preserve">model full_reaction</w:t>
+      </w:r>
+      <w:r>
+        <w:br/>
+      </w:r>
+      <w:r>
+        <w:rPr>
+          <w:rStyle w:val="VerbatimChar"/>
+        </w:rPr>
+        <w:t xml:space="preserve">  var species S;</w:t>
+      </w:r>
+      <w:r>
+        <w:br/>
+      </w:r>
+      <w:r>
+        <w:rPr>
+          <w:rStyle w:val="VerbatimChar"/>
+        </w:rPr>
+        <w:t xml:space="preserve">  A: side_reaction();</w:t>
+      </w:r>
+      <w:r>
+        <w:br/>
+      </w:r>
+      <w:r>
+        <w:rPr>
+          <w:rStyle w:val="VerbatimChar"/>
+        </w:rPr>
+        <w:t xml:space="preserve">  A.S is S;</w:t>
+      </w:r>
+      <w:r>
+        <w:br/>
+      </w:r>
+      <w:r>
+        <w:rPr>
+          <w:rStyle w:val="VerbatimChar"/>
+        </w:rPr>
+        <w:t xml:space="preserve">  B: side_reaction();</w:t>
+      </w:r>
+      <w:r>
+        <w:br/>
+      </w:r>
+      <w:r>
+        <w:rPr>
+          <w:rStyle w:val="VerbatimChar"/>
+        </w:rPr>
+        <w:t xml:space="preserve">  B.S is S;</w:t>
+      </w:r>
+      <w:r>
+        <w:br/>
+      </w:r>
+      <w:r>
+        <w:rPr>
+          <w:rStyle w:val="VerbatimChar"/>
+        </w:rPr>
+        <w:t xml:space="preserve">  B.k1 = 2.4;</w:t>
+      </w:r>
+      <w:r>
+        <w:br/>
+      </w:r>
+      <w:r>
+        <w:rPr>
+          <w:rStyle w:val="VerbatimChar"/>
+        </w:rPr>
+        <w:t xml:space="preserve">  B.k2 = 0.8;</w:t>
+      </w:r>
+      <w:r>
+        <w:br/>
+      </w:r>
+      <w:r>
+        <w:rPr>
+          <w:rStyle w:val="VerbatimChar"/>
+        </w:rPr>
+        <w:t xml:space="preserve">  B.E = 10;</w:t>
+      </w:r>
+      <w:r>
+        <w:br/>
+      </w:r>
+      <w:r>
+        <w:rPr>
+          <w:rStyle w:val="VerbatimChar"/>
+        </w:rPr>
+        <w:t xml:space="preserve">  C: side_reaction();</w:t>
+      </w:r>
+      <w:r>
+        <w:br/>
+      </w:r>
+      <w:r>
+        <w:rPr>
+          <w:rStyle w:val="VerbatimChar"/>
+        </w:rPr>
+        <w:t xml:space="preserve">  C.S is S;</w:t>
+      </w:r>
+      <w:r>
+        <w:br/>
+      </w:r>
+      <w:r>
+        <w:rPr>
+          <w:rStyle w:val="VerbatimChar"/>
+        </w:rPr>
+        <w:t xml:space="preserve">  C.J0 = C.k1*C.k2*S*C.E</w:t>
+      </w:r>
+      <w:r>
+        <w:br/>
+      </w:r>
+      <w:r>
+        <w:rPr>
+          <w:rStyle w:val="VerbatimChar"/>
+        </w:rPr>
+        <w:t xml:space="preserve">  J3: C.ES -&gt; ; C.ES*k3;</w:t>
+      </w:r>
+      <w:r>
+        <w:br/>
+      </w:r>
+      <w:r>
+        <w:rPr>
+          <w:rStyle w:val="VerbatimChar"/>
+        </w:rPr>
+        <w:t xml:space="preserve">  k3 = 0.02;</w:t>
+      </w:r>
+      <w:r>
+        <w:br/>
+      </w:r>
+      <w:r>
+        <w:rPr>
+          <w:rStyle w:val="VerbatimChar"/>
+        </w:rPr>
+        <w:t xml:space="preserve">end</w:t>
+      </w:r>
+    </w:p>
+    <w:p>
+      <w:pPr>
+        <w:pStyle w:val="FirstParagraph"/>
+      </w:pPr>
+      <w:r>
+        <w:t xml:space="preserve">Note that defining the reaction rate of</w:t>
+      </w:r>
+      <w:r>
+        <w:t xml:space="preserve"> </w:t>
+      </w:r>
+      <w:r>
+        <w:rPr>
+          <w:rStyle w:val="VerbatimChar"/>
+        </w:rPr>
+        <w:t xml:space="preserve">C.J0</w:t>
+      </w:r>
+      <w:r>
+        <w:t xml:space="preserve"> </w:t>
+      </w:r>
+      <w:r>
+        <w:t xml:space="preserve">used the symbol</w:t>
+      </w:r>
+      <w:r>
+        <w:t xml:space="preserve"> </w:t>
+      </w:r>
+      <w:r>
+        <w:rPr>
+          <w:rStyle w:val="VerbatimChar"/>
+        </w:rPr>
+        <w:t xml:space="preserve">S</w:t>
+      </w:r>
+      <w:r>
+        <w:t xml:space="preserve">;</w:t>
+      </w:r>
+      <w:r>
+        <w:t xml:space="preserve"> </w:t>
+      </w:r>
+      <w:r>
+        <w:t xml:space="preserve">exactly the same result would be obtained if we had used</w:t>
+      </w:r>
+      <w:r>
+        <w:t xml:space="preserve"> </w:t>
+      </w:r>
+      <w:r>
+        <w:rPr>
+          <w:rStyle w:val="VerbatimChar"/>
+        </w:rPr>
+        <w:t xml:space="preserve">C.S</w:t>
+      </w:r>
+      <w:r>
+        <w:t xml:space="preserve"> </w:t>
+      </w:r>
+      <w:r>
+        <w:t xml:space="preserve">or even</w:t>
+      </w:r>
+      <w:r>
+        <w:t xml:space="preserve"> </w:t>
+      </w:r>
+      <w:r>
+        <w:rPr>
+          <w:rStyle w:val="VerbatimChar"/>
+        </w:rPr>
+        <w:t xml:space="preserve">A.S</w:t>
+      </w:r>
+      <w:r>
+        <w:t xml:space="preserve"> </w:t>
+      </w:r>
+      <w:r>
+        <w:t xml:space="preserve">or</w:t>
+      </w:r>
+      <w:r>
+        <w:t xml:space="preserve"> </w:t>
+      </w:r>
+      <w:r>
+        <w:rPr>
+          <w:rStyle w:val="VerbatimChar"/>
+        </w:rPr>
+        <w:t xml:space="preserve">B.S</w:t>
+      </w:r>
+      <w:r>
+        <w:t xml:space="preserve">. Antimony knows that those symbols all refer to the same</w:t>
+      </w:r>
+      <w:r>
+        <w:t xml:space="preserve"> </w:t>
+      </w:r>
+      <w:r>
+        <w:t xml:space="preserve">species, and will give them all the same name in subsequent output.</w:t>
       </w:r>
     </w:p>
     <w:p>
@@ -6971,35 +8480,852 @@
         <w:pStyle w:val="BodyText"/>
       </w:pPr>
       <w:r>
-        <w:t xml:space="preserve">Because a concentration times the compartment volume yields an amount, in</w:t>
-      </w:r>
-      <w:r>
-        <w:t xml:space="preserve"> </w:t>
-      </w:r>
-      <w:r>
-        <w:t xml:space="preserve">this formulation,</w:t>
-      </w:r>
-      <w:r>
-        <w:t xml:space="preserve"> </w:t>
-      </w:r>
-      <w:r>
-        <w:t xml:space="preserve">‘3.1’</w:t>
-      </w:r>
-      <w:r>
-        <w:t xml:space="preserve"> </w:t>
-      </w:r>
-      <w:r>
-        <w:t xml:space="preserve">is set as the initial concentration.</w:t>
-      </w:r>
-    </w:p>
-    <w:bookmarkEnd w:id="54"/>
-    <w:bookmarkStart w:id="57" w:name="modules"/>
+        <w:t xml:space="preserve">For convenience and style, modules may define an interface where some</w:t>
+      </w:r>
+      <w:r>
+        <w:t xml:space="preserve"> </w:t>
+      </w:r>
+      <w:r>
+        <w:t xml:space="preserve">symbols in the module are more easily renamed. To do this, first enclose</w:t>
+      </w:r>
+      <w:r>
+        <w:t xml:space="preserve"> </w:t>
+      </w:r>
+      <w:r>
+        <w:t xml:space="preserve">a list of the symbols to export in parentheses after the name of the</w:t>
+      </w:r>
+      <w:r>
+        <w:t xml:space="preserve"> </w:t>
+      </w:r>
+      <w:r>
+        <w:t xml:space="preserve">model when defining it:</w:t>
+      </w:r>
+    </w:p>
+    <w:p>
+      <w:pPr>
+        <w:pStyle w:val="SourceCode"/>
+      </w:pPr>
+      <w:r>
+        <w:rPr>
+          <w:rStyle w:val="VerbatimChar"/>
+        </w:rPr>
+        <w:t xml:space="preserve">model side_reaction(S, k1)</w:t>
+      </w:r>
+      <w:r>
+        <w:br/>
+      </w:r>
+      <w:r>
+        <w:rPr>
+          <w:rStyle w:val="VerbatimChar"/>
+        </w:rPr>
+        <w:t xml:space="preserve">  J0: S + E -&gt; ES; k1*k2*S*E - k2*ES;</w:t>
+      </w:r>
+      <w:r>
+        <w:br/>
+      </w:r>
+      <w:r>
+        <w:rPr>
+          <w:rStyle w:val="VerbatimChar"/>
+        </w:rPr>
+        <w:t xml:space="preserve">  S = 5;</w:t>
+      </w:r>
+      <w:r>
+        <w:br/>
+      </w:r>
+      <w:r>
+        <w:rPr>
+          <w:rStyle w:val="VerbatimChar"/>
+        </w:rPr>
+        <w:t xml:space="preserve">  E = 3;</w:t>
+      </w:r>
+      <w:r>
+        <w:br/>
+      </w:r>
+      <w:r>
+        <w:rPr>
+          <w:rStyle w:val="VerbatimChar"/>
+        </w:rPr>
+        <w:t xml:space="preserve">  ES = E+S;</w:t>
+      </w:r>
+      <w:r>
+        <w:br/>
+      </w:r>
+      <w:r>
+        <w:rPr>
+          <w:rStyle w:val="VerbatimChar"/>
+        </w:rPr>
+        <w:t xml:space="preserve">  k1 = 1.2;</w:t>
+      </w:r>
+      <w:r>
+        <w:br/>
+      </w:r>
+      <w:r>
+        <w:rPr>
+          <w:rStyle w:val="VerbatimChar"/>
+        </w:rPr>
+        <w:t xml:space="preserve">  k2 = 0.4;</w:t>
+      </w:r>
+      <w:r>
+        <w:br/>
+      </w:r>
+      <w:r>
+        <w:rPr>
+          <w:rStyle w:val="VerbatimChar"/>
+        </w:rPr>
+        <w:t xml:space="preserve">end</w:t>
+      </w:r>
+    </w:p>
+    <w:p>
+      <w:pPr>
+        <w:pStyle w:val="FirstParagraph"/>
+      </w:pPr>
+      <w:r>
+        <w:t xml:space="preserve">Then when you use that module as a submodule, you can provide a list of</w:t>
+      </w:r>
+      <w:r>
+        <w:t xml:space="preserve"> </w:t>
+      </w:r>
+      <w:r>
+        <w:t xml:space="preserve">new symbols in parentheses:</w:t>
+      </w:r>
+    </w:p>
+    <w:p>
+      <w:pPr>
+        <w:pStyle w:val="SourceCode"/>
+      </w:pPr>
+      <w:r>
+        <w:rPr>
+          <w:rStyle w:val="VerbatimChar"/>
+        </w:rPr>
+        <w:t xml:space="preserve">A: side_reaction(spec2, k2);</w:t>
+      </w:r>
+    </w:p>
+    <w:p>
+      <w:pPr>
+        <w:pStyle w:val="FirstParagraph"/>
+      </w:pPr>
+      <w:r>
+        <w:t xml:space="preserve">is equivalent to writing:</w:t>
+      </w:r>
+    </w:p>
+    <w:p>
+      <w:pPr>
+        <w:pStyle w:val="SourceCode"/>
+      </w:pPr>
+      <w:r>
+        <w:rPr>
+          <w:rStyle w:val="VerbatimChar"/>
+        </w:rPr>
+        <w:t xml:space="preserve">A.S is spec2;</w:t>
+      </w:r>
+      <w:r>
+        <w:br/>
+      </w:r>
+      <w:r>
+        <w:rPr>
+          <w:rStyle w:val="VerbatimChar"/>
+        </w:rPr>
+        <w:t xml:space="preserve">A.k1 is k2;</w:t>
+      </w:r>
+    </w:p>
+    <w:p>
+      <w:pPr>
+        <w:pStyle w:val="FirstParagraph"/>
+      </w:pPr>
+      <w:r>
+        <w:t xml:space="preserve">One thing to be aware of when using this method: Since wrapping</w:t>
+      </w:r>
+      <w:r>
+        <w:t xml:space="preserve"> </w:t>
+      </w:r>
+      <w:r>
+        <w:t xml:space="preserve">definitions in a defined model is optional, all</w:t>
+      </w:r>
+      <w:r>
+        <w:t xml:space="preserve"> </w:t>
+      </w:r>
+      <w:r>
+        <w:t xml:space="preserve">‘bare’</w:t>
+      </w:r>
+      <w:r>
+        <w:t xml:space="preserve"> </w:t>
+      </w:r>
+      <w:r>
+        <w:t xml:space="preserve">declarations are</w:t>
+      </w:r>
+      <w:r>
+        <w:t xml:space="preserve"> </w:t>
+      </w:r>
+      <w:r>
+        <w:t xml:space="preserve">defined to be in a default module with the name</w:t>
+      </w:r>
+      <w:r>
+        <w:t xml:space="preserve"> </w:t>
+      </w:r>
+      <w:r>
+        <w:rPr>
+          <w:rStyle w:val="VerbatimChar"/>
+        </w:rPr>
+        <w:t xml:space="preserve">__main</w:t>
+      </w:r>
+      <w:r>
+        <w:t xml:space="preserve">. If there are</w:t>
+      </w:r>
+      <w:r>
+        <w:t xml:space="preserve"> </w:t>
+      </w:r>
+      <w:r>
+        <w:t xml:space="preserve">no unwrapped definitions,</w:t>
+      </w:r>
+      <w:r>
+        <w:t xml:space="preserve"> </w:t>
+      </w:r>
+      <w:r>
+        <w:rPr>
+          <w:rStyle w:val="VerbatimChar"/>
+        </w:rPr>
+        <w:t xml:space="preserve">__main</w:t>
+      </w:r>
+      <w:r>
+        <w:t xml:space="preserve"> </w:t>
+      </w:r>
+      <w:r>
+        <w:t xml:space="preserve">will still exist, but will be empty.</w:t>
+      </w:r>
+    </w:p>
+    <w:p>
+      <w:pPr>
+        <w:pStyle w:val="BodyText"/>
+      </w:pPr>
+      <w:r>
+        <w:t xml:space="preserve">As a final note: use of the</w:t>
+      </w:r>
+      <w:r>
+        <w:t xml:space="preserve"> </w:t>
+      </w:r>
+      <w:r>
+        <w:rPr>
+          <w:rStyle w:val="VerbatimChar"/>
+        </w:rPr>
+        <w:t xml:space="preserve">is</w:t>
+      </w:r>
+      <w:r>
+        <w:t xml:space="preserve"> </w:t>
+      </w:r>
+      <w:r>
+        <w:t xml:space="preserve">keyword is not restricted to elements</w:t>
+      </w:r>
+      <w:r>
+        <w:t xml:space="preserve"> </w:t>
+      </w:r>
+      <w:r>
+        <w:t xml:space="preserve">inside submodules. As a result, if you wish to change the name of an</w:t>
+      </w:r>
+      <w:r>
+        <w:t xml:space="preserve"> </w:t>
+      </w:r>
+      <w:r>
+        <w:t xml:space="preserve">element (if, for example, you want the reactions to look simpler in</w:t>
+      </w:r>
+      <w:r>
+        <w:t xml:space="preserve"> </w:t>
+      </w:r>
+      <w:r>
+        <w:t xml:space="preserve">Antimony, but wish to have a more descriptive name in the exported</w:t>
+      </w:r>
+      <w:r>
+        <w:t xml:space="preserve"> </w:t>
+      </w:r>
+      <w:r>
+        <w:t xml:space="preserve">SBML), you may use</w:t>
+      </w:r>
+      <w:r>
+        <w:t xml:space="preserve"> </w:t>
+      </w:r>
+      <w:r>
+        <w:rPr>
+          <w:rStyle w:val="VerbatimChar"/>
+        </w:rPr>
+        <w:t xml:space="preserve">is</w:t>
+      </w:r>
+      <w:r>
+        <w:t xml:space="preserve"> </w:t>
+      </w:r>
+      <w:r>
+        <w:t xml:space="preserve">as well:</w:t>
+      </w:r>
+    </w:p>
+    <w:p>
+      <w:pPr>
+        <w:pStyle w:val="SourceCode"/>
+      </w:pPr>
+      <w:r>
+        <w:rPr>
+          <w:rStyle w:val="VerbatimChar"/>
+        </w:rPr>
+        <w:t xml:space="preserve">A -&gt; B;</w:t>
+      </w:r>
+      <w:r>
+        <w:br/>
+      </w:r>
+      <w:r>
+        <w:rPr>
+          <w:rStyle w:val="VerbatimChar"/>
+        </w:rPr>
+        <w:t xml:space="preserve">A is ABA;</w:t>
+      </w:r>
+      <w:r>
+        <w:br/>
+      </w:r>
+      <w:r>
+        <w:rPr>
+          <w:rStyle w:val="VerbatimChar"/>
+        </w:rPr>
+        <w:t xml:space="preserve">B is ABA8OH;</w:t>
+      </w:r>
+    </w:p>
+    <w:p>
+      <w:pPr>
+        <w:pStyle w:val="FirstParagraph"/>
+      </w:pPr>
+      <w:r>
+        <w:t xml:space="preserve">is equivalent to writing:</w:t>
+      </w:r>
+    </w:p>
+    <w:p>
+      <w:pPr>
+        <w:pStyle w:val="SourceCode"/>
+      </w:pPr>
+      <w:r>
+        <w:rPr>
+          <w:rStyle w:val="VerbatimChar"/>
+        </w:rPr>
+        <w:t xml:space="preserve">ABA -&gt; ABA8OH;</w:t>
+      </w:r>
+    </w:p>
+    <w:bookmarkStart w:id="56" w:name="module-conversion-factors"/>
+    <w:p>
+      <w:pPr>
+        <w:pStyle w:val="Heading4"/>
+      </w:pPr>
+      <w:r>
+        <w:t xml:space="preserve">Module conversion factors</w:t>
+      </w:r>
+    </w:p>
+    <w:p>
+      <w:pPr>
+        <w:pStyle w:val="FirstParagraph"/>
+      </w:pPr>
+      <w:r>
+        <w:t xml:space="preserve">Occasionally, the unit system of a submodel will not match the unit</w:t>
+      </w:r>
+      <w:r>
+        <w:t xml:space="preserve"> </w:t>
+      </w:r>
+      <w:r>
+        <w:t xml:space="preserve">system of the containing model, for one or more model elements. In this</w:t>
+      </w:r>
+      <w:r>
+        <w:t xml:space="preserve"> </w:t>
+      </w:r>
+      <w:r>
+        <w:t xml:space="preserve">case, you can use conversion factor constructs to bring the submodule in</w:t>
+      </w:r>
+      <w:r>
+        <w:t xml:space="preserve"> </w:t>
+      </w:r>
+      <w:r>
+        <w:t xml:space="preserve">line with the containing model.</w:t>
+      </w:r>
+    </w:p>
+    <w:p>
+      <w:pPr>
+        <w:pStyle w:val="BodyText"/>
+      </w:pPr>
+      <w:r>
+        <w:t xml:space="preserve">If time is different in the submodel (affecting reactions, rate rules,</w:t>
+      </w:r>
+      <w:r>
+        <w:t xml:space="preserve"> </w:t>
+      </w:r>
+      <w:r>
+        <w:t xml:space="preserve">delay, and</w:t>
+      </w:r>
+      <w:r>
+        <w:t xml:space="preserve"> </w:t>
+      </w:r>
+      <w:r>
+        <w:t xml:space="preserve">‘time’</w:t>
+      </w:r>
+      <w:r>
+        <w:t xml:space="preserve">), use the</w:t>
+      </w:r>
+      <w:r>
+        <w:t xml:space="preserve"> </w:t>
+      </w:r>
+      <w:r>
+        <w:rPr>
+          <w:rStyle w:val="VerbatimChar"/>
+        </w:rPr>
+        <w:t xml:space="preserve">timeconv</w:t>
+      </w:r>
+      <w:r>
+        <w:t xml:space="preserve"> </w:t>
+      </w:r>
+      <w:r>
+        <w:t xml:space="preserve">keyword when declaring the</w:t>
+      </w:r>
+      <w:r>
+        <w:t xml:space="preserve"> </w:t>
+      </w:r>
+      <w:r>
+        <w:t xml:space="preserve">submodel:</w:t>
+      </w:r>
+    </w:p>
+    <w:p>
+      <w:pPr>
+        <w:pStyle w:val="SourceCode"/>
+      </w:pPr>
+      <w:r>
+        <w:rPr>
+          <w:rStyle w:val="VerbatimChar"/>
+        </w:rPr>
+        <w:t xml:space="preserve">A1: submodel(), timeconv=60;</w:t>
+      </w:r>
+    </w:p>
+    <w:p>
+      <w:pPr>
+        <w:pStyle w:val="FirstParagraph"/>
+      </w:pPr>
+      <w:r>
+        <w:t xml:space="preserve">This construct means that one unit of time in the submodel multiplied by</w:t>
+      </w:r>
+      <w:r>
+        <w:t xml:space="preserve"> </w:t>
+      </w:r>
+      <w:r>
+        <w:t xml:space="preserve">the time conversion factor should equal one unit of time in the parent</w:t>
+      </w:r>
+      <w:r>
+        <w:t xml:space="preserve"> </w:t>
+      </w:r>
+      <w:r>
+        <w:t xml:space="preserve">model.</w:t>
+      </w:r>
+    </w:p>
+    <w:p>
+      <w:pPr>
+        <w:pStyle w:val="BodyText"/>
+      </w:pPr>
+      <w:r>
+        <w:t xml:space="preserve">Reaction extent may also be different in the submodel when compared to</w:t>
+      </w:r>
+      <w:r>
+        <w:t xml:space="preserve"> </w:t>
+      </w:r>
+      <w:r>
+        <w:t xml:space="preserve">the parent model, and may be converted with the</w:t>
+      </w:r>
+      <w:r>
+        <w:t xml:space="preserve"> </w:t>
+      </w:r>
+      <w:r>
+        <w:rPr>
+          <w:rStyle w:val="VerbatimChar"/>
+        </w:rPr>
+        <w:t xml:space="preserve">extentconv</w:t>
+      </w:r>
+      <w:r>
+        <w:t xml:space="preserve"> </w:t>
+      </w:r>
+      <w:r>
+        <w:t xml:space="preserve">keyword:</w:t>
+      </w:r>
+    </w:p>
+    <w:p>
+      <w:pPr>
+        <w:pStyle w:val="SourceCode"/>
+      </w:pPr>
+      <w:r>
+        <w:rPr>
+          <w:rStyle w:val="VerbatimChar"/>
+        </w:rPr>
+        <w:t xml:space="preserve">A1: submodel(), extentconv=1000;</w:t>
+      </w:r>
+    </w:p>
+    <w:p>
+      <w:pPr>
+        <w:pStyle w:val="FirstParagraph"/>
+      </w:pPr>
+      <w:r>
+        <w:t xml:space="preserve">This construct means that one unit of reaction extent in the submodel</w:t>
+      </w:r>
+      <w:r>
+        <w:t xml:space="preserve"> </w:t>
+      </w:r>
+      <w:r>
+        <w:t xml:space="preserve">multiplied by the extent conversion factor should equal one unit of</w:t>
+      </w:r>
+      <w:r>
+        <w:t xml:space="preserve"> </w:t>
+      </w:r>
+      <w:r>
+        <w:t xml:space="preserve">reaction extent in the parent model.</w:t>
+      </w:r>
+    </w:p>
+    <w:p>
+      <w:pPr>
+        <w:pStyle w:val="BodyText"/>
+      </w:pPr>
+      <w:r>
+        <w:t xml:space="preserve">Both time and extent conversion factors may be numbers (as above) or</w:t>
+      </w:r>
+      <w:r>
+        <w:t xml:space="preserve"> </w:t>
+      </w:r>
+      <w:r>
+        <w:t xml:space="preserve">they may be references to constant parameters. They may also both be</w:t>
+      </w:r>
+      <w:r>
+        <w:t xml:space="preserve"> </w:t>
+      </w:r>
+      <w:r>
+        <w:t xml:space="preserve">used at once:</w:t>
+      </w:r>
+    </w:p>
+    <w:p>
+      <w:pPr>
+        <w:pStyle w:val="SourceCode"/>
+      </w:pPr>
+      <w:r>
+        <w:rPr>
+          <w:rStyle w:val="VerbatimChar"/>
+        </w:rPr>
+        <w:t xml:space="preserve">A1: submodel(), timeconv=tconv, extentconv=xconv;</w:t>
+      </w:r>
+    </w:p>
+    <w:p>
+      <w:pPr>
+        <w:pStyle w:val="FirstParagraph"/>
+      </w:pPr>
+      <w:r>
+        <w:t xml:space="preserve">Individual components of submodels may also be given conversion factors,</w:t>
+      </w:r>
+      <w:r>
+        <w:t xml:space="preserve"> </w:t>
+      </w:r>
+      <w:r>
+        <w:t xml:space="preserve">when the</w:t>
+      </w:r>
+      <w:r>
+        <w:t xml:space="preserve"> </w:t>
+      </w:r>
+      <w:r>
+        <w:rPr>
+          <w:rStyle w:val="VerbatimChar"/>
+        </w:rPr>
+        <w:t xml:space="preserve">is</w:t>
+      </w:r>
+      <w:r>
+        <w:t xml:space="preserve"> </w:t>
+      </w:r>
+      <w:r>
+        <w:t xml:space="preserve">keyword is used. The following two constructs are</w:t>
+      </w:r>
+      <w:r>
+        <w:t xml:space="preserve"> </w:t>
+      </w:r>
+      <w:r>
+        <w:t xml:space="preserve">equivalent ways of applying conversion factor</w:t>
+      </w:r>
+      <w:r>
+        <w:t xml:space="preserve"> </w:t>
+      </w:r>
+      <w:r>
+        <w:rPr>
+          <w:rStyle w:val="VerbatimChar"/>
+        </w:rPr>
+        <w:t xml:space="preserve">cf</w:t>
+      </w:r>
+      <w:r>
+        <w:t xml:space="preserve"> </w:t>
+      </w:r>
+      <w:r>
+        <w:t xml:space="preserve">to the synchronized</w:t>
+      </w:r>
+      <w:r>
+        <w:t xml:space="preserve"> </w:t>
+      </w:r>
+      <w:r>
+        <w:t xml:space="preserve">variables</w:t>
+      </w:r>
+      <w:r>
+        <w:t xml:space="preserve"> </w:t>
+      </w:r>
+      <w:r>
+        <w:rPr>
+          <w:rStyle w:val="VerbatimChar"/>
+        </w:rPr>
+        <w:t xml:space="preserve">x</w:t>
+      </w:r>
+      <w:r>
+        <w:t xml:space="preserve"> </w:t>
+      </w:r>
+      <w:r>
+        <w:t xml:space="preserve">and</w:t>
+      </w:r>
+      <w:r>
+        <w:t xml:space="preserve"> </w:t>
+      </w:r>
+      <w:r>
+        <w:rPr>
+          <w:rStyle w:val="VerbatimChar"/>
+        </w:rPr>
+        <w:t xml:space="preserve">A1.y</w:t>
+      </w:r>
+      <w:r>
+        <w:t xml:space="preserve">:</w:t>
+      </w:r>
+    </w:p>
+    <w:p>
+      <w:pPr>
+        <w:pStyle w:val="SourceCode"/>
+      </w:pPr>
+      <w:r>
+        <w:rPr>
+          <w:rStyle w:val="VerbatimChar"/>
+        </w:rPr>
+        <w:t xml:space="preserve">A1.y * cf is x;</w:t>
+      </w:r>
+      <w:r>
+        <w:br/>
+      </w:r>
+      <w:r>
+        <w:rPr>
+          <w:rStyle w:val="VerbatimChar"/>
+        </w:rPr>
+        <w:t xml:space="preserve">A1.y is x / cf;</w:t>
+      </w:r>
+    </w:p>
+    <w:p>
+      <w:pPr>
+        <w:pStyle w:val="FirstParagraph"/>
+      </w:pPr>
+      <w:r>
+        <w:t xml:space="preserve">When flattened, all of these conversion factors will be incorporated</w:t>
+      </w:r>
+      <w:r>
+        <w:t xml:space="preserve"> </w:t>
+      </w:r>
+      <w:r>
+        <w:t xml:space="preserve">into the mathematics.</w:t>
+      </w:r>
+    </w:p>
+    <w:bookmarkEnd w:id="56"/>
+    <w:bookmarkStart w:id="57" w:name="submodel-deletions"/>
+    <w:p>
+      <w:pPr>
+        <w:pStyle w:val="Heading4"/>
+      </w:pPr>
+      <w:r>
+        <w:t xml:space="preserve">Submodel deletions</w:t>
+      </w:r>
+    </w:p>
+    <w:p>
+      <w:pPr>
+        <w:pStyle w:val="FirstParagraph"/>
+      </w:pPr>
+      <w:r>
+        <w:t xml:space="preserve">Sometimes, an element of a submodel has to be removed entirely for the</w:t>
+      </w:r>
+      <w:r>
+        <w:t xml:space="preserve"> </w:t>
+      </w:r>
+      <w:r>
+        <w:t xml:space="preserve">model to make sense as a whole. A degradation reaction might need to be</w:t>
+      </w:r>
+      <w:r>
+        <w:t xml:space="preserve"> </w:t>
+      </w:r>
+      <w:r>
+        <w:t xml:space="preserve">removed, for example, or a now-superfluous species. To delete an element</w:t>
+      </w:r>
+      <w:r>
+        <w:t xml:space="preserve"> </w:t>
+      </w:r>
+      <w:r>
+        <w:t xml:space="preserve">of a submodel, use the</w:t>
+      </w:r>
+      <w:r>
+        <w:t xml:space="preserve"> </w:t>
+      </w:r>
+      <w:r>
+        <w:rPr>
+          <w:rStyle w:val="VerbatimChar"/>
+        </w:rPr>
+        <w:t xml:space="preserve">delete</w:t>
+      </w:r>
+      <w:r>
+        <w:t xml:space="preserve"> </w:t>
+      </w:r>
+      <w:r>
+        <w:t xml:space="preserve">keyword:</w:t>
+      </w:r>
+    </w:p>
+    <w:p>
+      <w:pPr>
+        <w:pStyle w:val="SourceCode"/>
+      </w:pPr>
+      <w:r>
+        <w:rPr>
+          <w:rStyle w:val="VerbatimChar"/>
+        </w:rPr>
+        <w:t xml:space="preserve">delete A1.S1;</w:t>
+      </w:r>
+    </w:p>
+    <w:p>
+      <w:pPr>
+        <w:pStyle w:val="FirstParagraph"/>
+      </w:pPr>
+      <w:r>
+        <w:t xml:space="preserve">In this case,</w:t>
+      </w:r>
+      <w:r>
+        <w:t xml:space="preserve"> </w:t>
+      </w:r>
+      <w:r>
+        <w:rPr>
+          <w:rStyle w:val="VerbatimChar"/>
+        </w:rPr>
+        <w:t xml:space="preserve">S1</w:t>
+      </w:r>
+      <w:r>
+        <w:t xml:space="preserve"> </w:t>
+      </w:r>
+      <w:r>
+        <w:t xml:space="preserve">will be removed from submodel</w:t>
+      </w:r>
+      <w:r>
+        <w:t xml:space="preserve"> </w:t>
+      </w:r>
+      <w:r>
+        <w:rPr>
+          <w:rStyle w:val="VerbatimChar"/>
+        </w:rPr>
+        <w:t xml:space="preserve">A1</w:t>
+      </w:r>
+      <w:r>
+        <w:t xml:space="preserve">, as will any</w:t>
+      </w:r>
+      <w:r>
+        <w:t xml:space="preserve"> </w:t>
+      </w:r>
+      <w:r>
+        <w:t xml:space="preserve">reactions</w:t>
+      </w:r>
+      <w:r>
+        <w:t xml:space="preserve"> </w:t>
+      </w:r>
+      <w:r>
+        <w:rPr>
+          <w:rStyle w:val="VerbatimChar"/>
+        </w:rPr>
+        <w:t xml:space="preserve">S1</w:t>
+      </w:r>
+      <w:r>
+        <w:t xml:space="preserve"> </w:t>
+      </w:r>
+      <w:r>
+        <w:t xml:space="preserve">participated in, plus any mathematical formulas that had</w:t>
+      </w:r>
+      <w:r>
+        <w:t xml:space="preserve"> </w:t>
+      </w:r>
+      <w:r>
+        <w:rPr>
+          <w:rStyle w:val="VerbatimChar"/>
+        </w:rPr>
+        <w:t xml:space="preserve">S1</w:t>
+      </w:r>
+      <w:r>
+        <w:t xml:space="preserve"> </w:t>
+      </w:r>
+      <w:r>
+        <w:t xml:space="preserve">in them.</w:t>
+      </w:r>
+    </w:p>
+    <w:p>
+      <w:pPr>
+        <w:pStyle w:val="BodyText"/>
+      </w:pPr>
+      <w:r>
+        <w:t xml:space="preserve">Similarly, sometimes it is necessary to clear assignments and rules to a</w:t>
+      </w:r>
+      <w:r>
+        <w:t xml:space="preserve"> </w:t>
+      </w:r>
+      <w:r>
+        <w:t xml:space="preserve">variable. To accomplish this, simply declare a new assignment or rule</w:t>
+      </w:r>
+      <w:r>
+        <w:t xml:space="preserve"> </w:t>
+      </w:r>
+      <w:r>
+        <w:t xml:space="preserve">for the variable, but leave it blank:</w:t>
+      </w:r>
+    </w:p>
+    <w:p>
+      <w:pPr>
+        <w:pStyle w:val="SourceCode"/>
+      </w:pPr>
+      <w:r>
+        <w:rPr>
+          <w:rStyle w:val="VerbatimChar"/>
+        </w:rPr>
+        <w:t xml:space="preserve">A1.S1  = ;</w:t>
+      </w:r>
+      <w:r>
+        <w:br/>
+      </w:r>
+      <w:r>
+        <w:rPr>
+          <w:rStyle w:val="VerbatimChar"/>
+        </w:rPr>
+        <w:t xml:space="preserve">A1.S2 := ;</w:t>
+      </w:r>
+      <w:r>
+        <w:br/>
+      </w:r>
+      <w:r>
+        <w:rPr>
+          <w:rStyle w:val="VerbatimChar"/>
+        </w:rPr>
+        <w:t xml:space="preserve">A1.S3' = ;</w:t>
+      </w:r>
+    </w:p>
+    <w:p>
+      <w:pPr>
+        <w:pStyle w:val="FirstParagraph"/>
+      </w:pPr>
+      <w:r>
+        <w:t xml:space="preserve">This will remove the appropriate initial assignment, assignment rule, or</w:t>
+      </w:r>
+      <w:r>
+        <w:t xml:space="preserve"> </w:t>
+      </w:r>
+      <w:r>
+        <w:t xml:space="preserve">rate rule (respectively) from the submodel.</w:t>
+      </w:r>
+    </w:p>
+    <w:bookmarkEnd w:id="57"/>
+    <w:bookmarkEnd w:id="58"/>
+    <w:bookmarkStart w:id="59" w:name="constant-and-variable-symbols"/>
     <w:p>
       <w:pPr>
         <w:pStyle w:val="Heading3"/>
       </w:pPr>
       <w:r>
-        <w:t xml:space="preserve">Modules</w:t>
+        <w:t xml:space="preserve">Constant and variable symbols</w:t>
       </w:r>
     </w:p>
     <w:p>
@@ -7007,79 +9333,43 @@
         <w:pStyle w:val="FirstParagraph"/>
       </w:pPr>
       <w:r>
-        <w:t xml:space="preserve">Antimony input files may define several different models, and may use</w:t>
-      </w:r>
-      <w:r>
-        <w:t xml:space="preserve"> </w:t>
-      </w:r>
-      <w:r>
-        <w:t xml:space="preserve">previously-defined models as parts of newly-defined models. Each</w:t>
-      </w:r>
-      <w:r>
-        <w:t xml:space="preserve"> </w:t>
-      </w:r>
-      <w:r>
-        <w:t xml:space="preserve">different model is known as a</w:t>
-      </w:r>
-      <w:r>
-        <w:t xml:space="preserve"> </w:t>
-      </w:r>
-      <w:r>
-        <w:t xml:space="preserve">‘module’</w:t>
-      </w:r>
-      <w:r>
-        <w:t xml:space="preserve">, and is minimally defined by</w:t>
-      </w:r>
-      <w:r>
-        <w:t xml:space="preserve"> </w:t>
-      </w:r>
-      <w:r>
-        <w:t xml:space="preserve">putting the keyword</w:t>
-      </w:r>
-      <w:r>
-        <w:t xml:space="preserve"> </w:t>
-      </w:r>
-      <w:r>
-        <w:t xml:space="preserve">‘model’</w:t>
-      </w:r>
-      <w:r>
-        <w:t xml:space="preserve"> </w:t>
-      </w:r>
-      <w:r>
-        <w:t xml:space="preserve">(or</w:t>
-      </w:r>
-      <w:r>
-        <w:t xml:space="preserve"> </w:t>
-      </w:r>
-      <w:r>
-        <w:t xml:space="preserve">‘module’</w:t>
-      </w:r>
-      <w:r>
-        <w:t xml:space="preserve">, if you like) and the name you</w:t>
-      </w:r>
-      <w:r>
-        <w:t xml:space="preserve"> </w:t>
-      </w:r>
-      <w:r>
-        <w:t xml:space="preserve">want to give the module at the beginning of the model definitions you</w:t>
-      </w:r>
-      <w:r>
-        <w:t xml:space="preserve"> </w:t>
-      </w:r>
-      <w:r>
-        <w:t xml:space="preserve">wish to encapsulate, and putting the keyword</w:t>
-      </w:r>
-      <w:r>
-        <w:t xml:space="preserve"> </w:t>
-      </w:r>
-      <w:r>
-        <w:t xml:space="preserve">‘end’</w:t>
-      </w:r>
-      <w:r>
-        <w:t xml:space="preserve"> </w:t>
-      </w:r>
-      <w:r>
-        <w:t xml:space="preserve">at the end:</w:t>
+        <w:t xml:space="preserve">Some models have</w:t>
+      </w:r>
+      <w:r>
+        <w:t xml:space="preserve"> </w:t>
+      </w:r>
+      <w:r>
+        <w:t xml:space="preserve">‘boundary species’</w:t>
+      </w:r>
+      <w:r>
+        <w:t xml:space="preserve"> </w:t>
+      </w:r>
+      <w:r>
+        <w:t xml:space="preserve">in their reactions, or species whose</w:t>
+      </w:r>
+      <w:r>
+        <w:t xml:space="preserve"> </w:t>
+      </w:r>
+      <w:r>
+        <w:t xml:space="preserve">concentrations do not change as a result of participating in a reaction.</w:t>
+      </w:r>
+      <w:r>
+        <w:t xml:space="preserve"> </w:t>
+      </w:r>
+      <w:r>
+        <w:t xml:space="preserve">To declare that a species is a boundary species, use the</w:t>
+      </w:r>
+      <w:r>
+        <w:t xml:space="preserve"> </w:t>
+      </w:r>
+      <w:r>
+        <w:t xml:space="preserve">‘const’</w:t>
+      </w:r>
+      <w:r>
+        <w:t xml:space="preserve"> </w:t>
+      </w:r>
+      <w:r>
+        <w:t xml:space="preserve">keyword:</w:t>
       </w:r>
     </w:p>
     <w:p>
@@ -7090,25 +9380,7 @@
         <w:rPr>
           <w:rStyle w:val="VerbatimChar"/>
         </w:rPr>
-        <w:t xml:space="preserve">model example</w:t>
-      </w:r>
-      <w:r>
-        <w:br/>
-      </w:r>
-      <w:r>
-        <w:rPr>
-          <w:rStyle w:val="VerbatimChar"/>
-        </w:rPr>
-        <w:t xml:space="preserve">  S + E -&gt; ES;</w:t>
-      </w:r>
-      <w:r>
-        <w:br/>
-      </w:r>
-      <w:r>
-        <w:rPr>
-          <w:rStyle w:val="VerbatimChar"/>
-        </w:rPr>
-        <w:t xml:space="preserve">end</w:t>
+        <w:t xml:space="preserve">const S1;</w:t>
       </w:r>
     </w:p>
     <w:p>
@@ -7116,25 +9388,19 @@
         <w:pStyle w:val="FirstParagraph"/>
       </w:pPr>
       <w:r>
-        <w:t xml:space="preserve">After this module is defined, it can be used as a part of another model</w:t>
-      </w:r>
-      <w:r>
-        <w:t xml:space="preserve"> </w:t>
-      </w:r>
-      <w:r>
-        <w:t xml:space="preserve">(this is the one time that order matters in Antimony). To import a</w:t>
-      </w:r>
-      <w:r>
-        <w:t xml:space="preserve"> </w:t>
-      </w:r>
-      <w:r>
-        <w:t xml:space="preserve">module into another module, simply use the name of the module, followed</w:t>
-      </w:r>
-      <w:r>
-        <w:t xml:space="preserve"> </w:t>
-      </w:r>
-      <w:r>
-        <w:t xml:space="preserve">by parentheses:</w:t>
+        <w:t xml:space="preserve">While you’re declaring it, you may want to be more specific by using the</w:t>
+      </w:r>
+      <w:r>
+        <w:t xml:space="preserve"> </w:t>
+      </w:r>
+      <w:r>
+        <w:t xml:space="preserve">‘species’</w:t>
+      </w:r>
+      <w:r>
+        <w:t xml:space="preserve"> </w:t>
+      </w:r>
+      <w:r>
+        <w:t xml:space="preserve">keyword:</w:t>
       </w:r>
     </w:p>
     <w:p>
@@ -7145,55 +9411,7 @@
         <w:rPr>
           <w:rStyle w:val="VerbatimChar"/>
         </w:rPr>
-        <w:t xml:space="preserve">model example</w:t>
-      </w:r>
-      <w:r>
-        <w:br/>
-      </w:r>
-      <w:r>
-        <w:rPr>
-          <w:rStyle w:val="VerbatimChar"/>
-        </w:rPr>
-        <w:t xml:space="preserve">  S + E -&gt; ES;</w:t>
-      </w:r>
-      <w:r>
-        <w:br/>
-      </w:r>
-      <w:r>
-        <w:rPr>
-          <w:rStyle w:val="VerbatimChar"/>
-        </w:rPr>
-        <w:t xml:space="preserve">end</w:t>
-      </w:r>
-      <w:r>
-        <w:br/>
-      </w:r>
-      <w:r>
-        <w:br/>
-      </w:r>
-      <w:r>
-        <w:rPr>
-          <w:rStyle w:val="VerbatimChar"/>
-        </w:rPr>
-        <w:t xml:space="preserve">model example2</w:t>
-      </w:r>
-      <w:r>
-        <w:br/>
-      </w:r>
-      <w:r>
-        <w:rPr>
-          <w:rStyle w:val="VerbatimChar"/>
-        </w:rPr>
-        <w:t xml:space="preserve">  example();</w:t>
-      </w:r>
-      <w:r>
-        <w:br/>
-      </w:r>
-      <w:r>
-        <w:rPr>
-          <w:rStyle w:val="VerbatimChar"/>
-        </w:rPr>
-        <w:t xml:space="preserve">end</w:t>
+        <w:t xml:space="preserve">const species S1;</w:t>
       </w:r>
     </w:p>
     <w:p>
@@ -7201,19 +9419,57 @@
         <w:pStyle w:val="FirstParagraph"/>
       </w:pPr>
       <w:r>
-        <w:t xml:space="preserve">This is usually not very helpful in and of itself-you’ll likely want to</w:t>
-      </w:r>
-      <w:r>
-        <w:t xml:space="preserve"> </w:t>
-      </w:r>
-      <w:r>
-        <w:t xml:space="preserve">give the submodule a name so you can refer to the things inside it. To</w:t>
-      </w:r>
-      <w:r>
-        <w:t xml:space="preserve"> </w:t>
-      </w:r>
-      <w:r>
-        <w:t xml:space="preserve">do this, prepend a name followed by a colon:</w:t>
+        <w:t xml:space="preserve">If a symbol appears as a participant in a reaction, Antimony will</w:t>
+      </w:r>
+      <w:r>
+        <w:t xml:space="preserve"> </w:t>
+      </w:r>
+      <w:r>
+        <w:t xml:space="preserve">recognize that it is a species automatically, so the use of the keyword</w:t>
+      </w:r>
+      <w:r>
+        <w:t xml:space="preserve"> </w:t>
+      </w:r>
+      <w:r>
+        <w:t xml:space="preserve">‘species’</w:t>
+      </w:r>
+      <w:r>
+        <w:t xml:space="preserve"> </w:t>
+      </w:r>
+      <w:r>
+        <w:t xml:space="preserve">is not required. If, however, you have a species which never</w:t>
+      </w:r>
+      <w:r>
+        <w:t xml:space="preserve"> </w:t>
+      </w:r>
+      <w:r>
+        <w:t xml:space="preserve">appears in a reaction, you will need to use the</w:t>
+      </w:r>
+      <w:r>
+        <w:t xml:space="preserve"> </w:t>
+      </w:r>
+      <w:r>
+        <w:t xml:space="preserve">‘species’</w:t>
+      </w:r>
+      <w:r>
+        <w:t xml:space="preserve"> </w:t>
+      </w:r>
+      <w:r>
+        <w:t xml:space="preserve">keyword.</w:t>
+      </w:r>
+    </w:p>
+    <w:p>
+      <w:pPr>
+        <w:pStyle w:val="BodyText"/>
+      </w:pPr>
+      <w:r>
+        <w:t xml:space="preserve">If you have several species that are all constant, you may declare this</w:t>
+      </w:r>
+      <w:r>
+        <w:t xml:space="preserve"> </w:t>
+      </w:r>
+      <w:r>
+        <w:t xml:space="preserve">all in one line:</w:t>
       </w:r>
     </w:p>
     <w:p>
@@ -7224,25 +9480,7 @@
         <w:rPr>
           <w:rStyle w:val="VerbatimChar"/>
         </w:rPr>
-        <w:t xml:space="preserve">model example2</w:t>
-      </w:r>
-      <w:r>
-        <w:br/>
-      </w:r>
-      <w:r>
-        <w:rPr>
-          <w:rStyle w:val="VerbatimChar"/>
-        </w:rPr>
-        <w:t xml:space="preserve">  A: example();</w:t>
-      </w:r>
-      <w:r>
-        <w:br/>
-      </w:r>
-      <w:r>
-        <w:rPr>
-          <w:rStyle w:val="VerbatimChar"/>
-        </w:rPr>
-        <w:t xml:space="preserve">end</w:t>
+        <w:t xml:space="preserve">const species S1, S2, S3;</w:t>
       </w:r>
     </w:p>
     <w:p>
@@ -7250,31 +9488,25 @@
         <w:pStyle w:val="FirstParagraph"/>
       </w:pPr>
       <w:r>
-        <w:t xml:space="preserve">Now, you can modify or define elements in the submodule by referring to</w:t>
-      </w:r>
-      <w:r>
-        <w:t xml:space="preserve"> </w:t>
-      </w:r>
-      <w:r>
-        <w:t xml:space="preserve">symbols in the submodule by name, prepended with the name you’ve given</w:t>
-      </w:r>
-      <w:r>
-        <w:t xml:space="preserve"> </w:t>
-      </w:r>
-      <w:r>
-        <w:t xml:space="preserve">the module, followed by a</w:t>
-      </w:r>
-      <w:r>
-        <w:t xml:space="preserve"> </w:t>
-      </w:r>
-      <w:r>
-        <w:rPr>
-          <w:rStyle w:val="VerbatimChar"/>
-        </w:rPr>
-        <w:t xml:space="preserve">.</w:t>
-      </w:r>
-      <w:r>
-        <w:t xml:space="preserve">:</w:t>
+        <w:t xml:space="preserve">While species are variable by default, you may also declare them so</w:t>
+      </w:r>
+      <w:r>
+        <w:t xml:space="preserve"> </w:t>
+      </w:r>
+      <w:r>
+        <w:t xml:space="preserve">explicitly with the</w:t>
+      </w:r>
+      <w:r>
+        <w:t xml:space="preserve"> </w:t>
+      </w:r>
+      <w:r>
+        <w:t xml:space="preserve">‘var’</w:t>
+      </w:r>
+      <w:r>
+        <w:t xml:space="preserve"> </w:t>
+      </w:r>
+      <w:r>
+        <w:t xml:space="preserve">keyword:</w:t>
       </w:r>
     </w:p>
     <w:p>
@@ -7285,34 +9517,7 @@
         <w:rPr>
           <w:rStyle w:val="VerbatimChar"/>
         </w:rPr>
-        <w:t xml:space="preserve">model example2</w:t>
-      </w:r>
-      <w:r>
-        <w:br/>
-      </w:r>
-      <w:r>
-        <w:rPr>
-          <w:rStyle w:val="VerbatimChar"/>
-        </w:rPr>
-        <w:t xml:space="preserve">  A: example();</w:t>
-      </w:r>
-      <w:r>
-        <w:br/>
-      </w:r>
-      <w:r>
-        <w:rPr>
-          <w:rStyle w:val="VerbatimChar"/>
-        </w:rPr>
-        <w:t xml:space="preserve">  A.S = 3;</w:t>
-      </w:r>
-      <w:r>
-        <w:br/>
-      </w:r>
-      <w:r>
-        <w:rPr>
-          <w:rStyle w:val="VerbatimChar"/>
-        </w:rPr>
-        <w:t xml:space="preserve">end</w:t>
+        <w:t xml:space="preserve">var species S4, S5, S6;</w:t>
       </w:r>
     </w:p>
     <w:p>
@@ -7320,40 +9525,87 @@
         <w:pStyle w:val="FirstParagraph"/>
       </w:pPr>
       <w:r>
-        <w:t xml:space="preserve">This results in a model with a single reaction</w:t>
-      </w:r>
-      <w:r>
-        <w:t xml:space="preserve"> </w:t>
-      </w:r>
-      <w:r>
-        <w:rPr>
-          <w:rStyle w:val="VerbatimChar"/>
-        </w:rPr>
-        <w:t xml:space="preserve">A.S + A.E -&gt; A.ES</w:t>
-      </w:r>
-      <w:r>
-        <w:t xml:space="preserve"> </w:t>
-      </w:r>
-      <w:r>
-        <w:t xml:space="preserve">and a</w:t>
-      </w:r>
-      <w:r>
-        <w:t xml:space="preserve"> </w:t>
-      </w:r>
-      <w:r>
-        <w:t xml:space="preserve">single initial condition</w:t>
-      </w:r>
-      <w:r>
-        <w:t xml:space="preserve"> </w:t>
-      </w:r>
-      <w:r>
-        <w:rPr>
-          <w:rStyle w:val="VerbatimChar"/>
-        </w:rPr>
-        <w:t xml:space="preserve">A.S = 3</w:t>
-      </w:r>
-      <w:r>
-        <w:t xml:space="preserve">.</w:t>
+        <w:t xml:space="preserve">Alternatively, you may declare a species to be a boundary species by</w:t>
+      </w:r>
+      <w:r>
+        <w:t xml:space="preserve"> </w:t>
+      </w:r>
+      <w:r>
+        <w:t xml:space="preserve">prepending a</w:t>
+      </w:r>
+      <w:r>
+        <w:t xml:space="preserve"> </w:t>
+      </w:r>
+      <w:r>
+        <w:t xml:space="preserve">‘$’</w:t>
+      </w:r>
+      <w:r>
+        <w:t xml:space="preserve"> </w:t>
+      </w:r>
+      <w:r>
+        <w:t xml:space="preserve">in front of it:</w:t>
+      </w:r>
+    </w:p>
+    <w:p>
+      <w:pPr>
+        <w:pStyle w:val="SourceCode"/>
+      </w:pPr>
+      <w:r>
+        <w:rPr>
+          <w:rStyle w:val="VerbatimChar"/>
+        </w:rPr>
+        <w:t xml:space="preserve">S1 + $E -&gt; ES;</w:t>
+      </w:r>
+    </w:p>
+    <w:p>
+      <w:pPr>
+        <w:pStyle w:val="FirstParagraph"/>
+      </w:pPr>
+      <w:r>
+        <w:t xml:space="preserve">This would set the level of</w:t>
+      </w:r>
+      <w:r>
+        <w:t xml:space="preserve"> </w:t>
+      </w:r>
+      <w:r>
+        <w:t xml:space="preserve">‘E’</w:t>
+      </w:r>
+      <w:r>
+        <w:t xml:space="preserve"> </w:t>
+      </w:r>
+      <w:r>
+        <w:t xml:space="preserve">to be constant. You can use this symbol</w:t>
+      </w:r>
+      <w:r>
+        <w:t xml:space="preserve"> </w:t>
+      </w:r>
+      <w:r>
+        <w:t xml:space="preserve">in declaration lists as well:</w:t>
+      </w:r>
+    </w:p>
+    <w:p>
+      <w:pPr>
+        <w:pStyle w:val="SourceCode"/>
+      </w:pPr>
+      <w:r>
+        <w:rPr>
+          <w:rStyle w:val="VerbatimChar"/>
+        </w:rPr>
+        <w:t xml:space="preserve">species S1, $S2, $S3, S4, S5, $S6;</w:t>
+      </w:r>
+    </w:p>
+    <w:p>
+      <w:pPr>
+        <w:pStyle w:val="FirstParagraph"/>
+      </w:pPr>
+      <w:r>
+        <w:t xml:space="preserve">This declares six species, three of which are variable (by default) and</w:t>
+      </w:r>
+      <w:r>
+        <w:t xml:space="preserve"> </w:t>
+      </w:r>
+      <w:r>
+        <w:t xml:space="preserve">three of which are constant.</w:t>
       </w:r>
     </w:p>
     <w:p>
@@ -7361,13 +9613,13 @@
         <w:pStyle w:val="BodyText"/>
       </w:pPr>
       <w:r>
-        <w:t xml:space="preserve">You may also import multiple copies of modules, and modules that</w:t>
-      </w:r>
-      <w:r>
-        <w:t xml:space="preserve"> </w:t>
-      </w:r>
-      <w:r>
-        <w:t xml:space="preserve">themselves contain submodules:</w:t>
+        <w:t xml:space="preserve">Likewise, formulas are constant by default. They may be initialized with</w:t>
+      </w:r>
+      <w:r>
+        <w:t xml:space="preserve"> </w:t>
+      </w:r>
+      <w:r>
+        <w:t xml:space="preserve">an equals sign, with either a simple or a complex formula:</w:t>
       </w:r>
     </w:p>
     <w:p>
@@ -7378,43 +9630,16 @@
         <w:rPr>
           <w:rStyle w:val="VerbatimChar"/>
         </w:rPr>
-        <w:t xml:space="preserve">model example3</w:t>
-      </w:r>
-      <w:r>
-        <w:br/>
-      </w:r>
-      <w:r>
-        <w:rPr>
-          <w:rStyle w:val="VerbatimChar"/>
-        </w:rPr>
-        <w:t xml:space="preserve">  A: example();</w:t>
-      </w:r>
-      <w:r>
-        <w:br/>
-      </w:r>
-      <w:r>
-        <w:rPr>
-          <w:rStyle w:val="VerbatimChar"/>
-        </w:rPr>
-        <w:t xml:space="preserve">  B: example();</w:t>
-      </w:r>
-      <w:r>
-        <w:br/>
-      </w:r>
-      <w:r>
-        <w:rPr>
-          <w:rStyle w:val="VerbatimChar"/>
-        </w:rPr>
-        <w:t xml:space="preserve">  C: example2();</w:t>
-      </w:r>
-      <w:r>
-        <w:br/>
-      </w:r>
-      <w:r>
-        <w:rPr>
-          <w:rStyle w:val="VerbatimChar"/>
-        </w:rPr>
-        <w:t xml:space="preserve">end</w:t>
+        <w:t xml:space="preserve">k1 = 5;</w:t>
+      </w:r>
+      <w:r>
+        <w:br/>
+      </w:r>
+      <w:r>
+        <w:rPr>
+          <w:rStyle w:val="VerbatimChar"/>
+        </w:rPr>
+        <w:t xml:space="preserve">k2 = 2*S1;</w:t>
       </w:r>
     </w:p>
     <w:p>
@@ -7422,13 +9647,7 @@
         <w:pStyle w:val="FirstParagraph"/>
       </w:pPr>
       <w:r>
-        <w:t xml:space="preserve">This would result in a model with three reactions and a single initial</w:t>
-      </w:r>
-      <w:r>
-        <w:t xml:space="preserve"> </w:t>
-      </w:r>
-      <w:r>
-        <w:t xml:space="preserve">condition.</w:t>
+        <w:t xml:space="preserve">You may also explicitly declare whether they are constant or variable:</w:t>
       </w:r>
     </w:p>
     <w:p>
@@ -7439,34 +9658,16 @@
         <w:rPr>
           <w:rStyle w:val="VerbatimChar"/>
         </w:rPr>
-        <w:t xml:space="preserve">A.S + A.E -&gt; A.ES</w:t>
-      </w:r>
-      <w:r>
-        <w:br/>
-      </w:r>
-      <w:r>
-        <w:rPr>
-          <w:rStyle w:val="VerbatimChar"/>
-        </w:rPr>
-        <w:t xml:space="preserve">B.S + B.E -&gt; B.ES</w:t>
-      </w:r>
-      <w:r>
-        <w:br/>
-      </w:r>
-      <w:r>
-        <w:rPr>
-          <w:rStyle w:val="VerbatimChar"/>
-        </w:rPr>
-        <w:t xml:space="preserve">C.A.S + C.A.E -&gt; C.A.ES</w:t>
-      </w:r>
-      <w:r>
-        <w:br/>
-      </w:r>
-      <w:r>
-        <w:rPr>
-          <w:rStyle w:val="VerbatimChar"/>
-        </w:rPr>
-        <w:t xml:space="preserve">C.A.S = 3;</w:t>
+        <w:t xml:space="preserve">const k1;</w:t>
+      </w:r>
+      <w:r>
+        <w:br/>
+      </w:r>
+      <w:r>
+        <w:rPr>
+          <w:rStyle w:val="VerbatimChar"/>
+        </w:rPr>
+        <w:t xml:space="preserve">var k2;</w:t>
       </w:r>
     </w:p>
     <w:p>
@@ -7474,7 +9675,7 @@
         <w:pStyle w:val="FirstParagraph"/>
       </w:pPr>
       <w:r>
-        <w:t xml:space="preserve">You can also use the species defined in submodules in new reactions:</w:t>
+        <w:t xml:space="preserve">and be more specific and declare that both are formulas:</w:t>
       </w:r>
     </w:p>
     <w:p>
@@ -7485,34 +9686,16 @@
         <w:rPr>
           <w:rStyle w:val="VerbatimChar"/>
         </w:rPr>
-        <w:t xml:space="preserve">model example4</w:t>
-      </w:r>
-      <w:r>
-        <w:br/>
-      </w:r>
-      <w:r>
-        <w:rPr>
-          <w:rStyle w:val="VerbatimChar"/>
-        </w:rPr>
-        <w:t xml:space="preserve">  A: example();</w:t>
-      </w:r>
-      <w:r>
-        <w:br/>
-      </w:r>
-      <w:r>
-        <w:rPr>
-          <w:rStyle w:val="VerbatimChar"/>
-        </w:rPr>
-        <w:t xml:space="preserve">  A.S -&gt; ; kdeg*A.S;</w:t>
-      </w:r>
-      <w:r>
-        <w:br/>
-      </w:r>
-      <w:r>
-        <w:rPr>
-          <w:rStyle w:val="VerbatimChar"/>
-        </w:rPr>
-        <w:t xml:space="preserve">end</w:t>
+        <w:t xml:space="preserve">const formula k1;</w:t>
+      </w:r>
+      <w:r>
+        <w:br/>
+      </w:r>
+      <w:r>
+        <w:rPr>
+          <w:rStyle w:val="VerbatimChar"/>
+        </w:rPr>
+        <w:t xml:space="preserve">var formula k2;</w:t>
       </w:r>
     </w:p>
     <w:p>
@@ -7520,70 +9703,57 @@
         <w:pStyle w:val="FirstParagraph"/>
       </w:pPr>
       <w:r>
-        <w:t xml:space="preserve">When combining multiple submodules, you can also</w:t>
-      </w:r>
-      <w:r>
-        <w:t xml:space="preserve"> </w:t>
-      </w:r>
-      <w:r>
-        <w:t xml:space="preserve">‘attach’</w:t>
-      </w:r>
-      <w:r>
-        <w:t xml:space="preserve"> </w:t>
-      </w:r>
-      <w:r>
-        <w:t xml:space="preserve">them to each</w:t>
-      </w:r>
-      <w:r>
-        <w:t xml:space="preserve"> </w:t>
-      </w:r>
-      <w:r>
-        <w:t xml:space="preserve">other by declaring that a species in one submodule is the same species</w:t>
-      </w:r>
-      <w:r>
-        <w:t xml:space="preserve"> </w:t>
-      </w:r>
-      <w:r>
-        <w:t xml:space="preserve">as is found in a different submodule by using the</w:t>
-      </w:r>
-      <w:r>
-        <w:t xml:space="preserve"> </w:t>
-      </w:r>
-      <w:r>
-        <w:rPr>
-          <w:rStyle w:val="VerbatimChar"/>
-        </w:rPr>
-        <w:t xml:space="preserve">is</w:t>
-      </w:r>
-      <w:r>
-        <w:t xml:space="preserve"> </w:t>
-      </w:r>
-      <w:r>
-        <w:t xml:space="preserve">keyword</w:t>
-      </w:r>
-      <w:r>
-        <w:t xml:space="preserve"> </w:t>
-      </w:r>
-      <w:r>
-        <w:rPr>
-          <w:rStyle w:val="VerbatimChar"/>
-        </w:rPr>
-        <w:t xml:space="preserve">A.S is B.S</w:t>
-      </w:r>
-      <w:r>
-        <w:t xml:space="preserve">. For example, let’s say that we have a species which is known to</w:t>
-      </w:r>
-      <w:r>
-        <w:t xml:space="preserve"> </w:t>
-      </w:r>
-      <w:r>
-        <w:t xml:space="preserve">bind reversibly to two different species. You could set this up as the</w:t>
-      </w:r>
-      <w:r>
-        <w:t xml:space="preserve"> </w:t>
-      </w:r>
-      <w:r>
-        <w:t xml:space="preserve">following:</w:t>
+        <w:t xml:space="preserve">Variables defined with an equals sign are assigned those values at the</w:t>
+      </w:r>
+      <w:r>
+        <w:t xml:space="preserve"> </w:t>
+      </w:r>
+      <w:r>
+        <w:t xml:space="preserve">start of the simulation. In SBML terms, they use the</w:t>
+      </w:r>
+      <w:r>
+        <w:t xml:space="preserve"> </w:t>
+      </w:r>
+      <w:r>
+        <w:t xml:space="preserve">‘Initial</w:t>
+      </w:r>
+      <w:r>
+        <w:t xml:space="preserve"> </w:t>
+      </w:r>
+      <w:r>
+        <w:t xml:space="preserve">Assignment’</w:t>
+      </w:r>
+      <w:r>
+        <w:t xml:space="preserve"> </w:t>
+      </w:r>
+      <w:r>
+        <w:t xml:space="preserve">values. If the formula is to vary during the course of the</w:t>
+      </w:r>
+      <w:r>
+        <w:t xml:space="preserve"> </w:t>
+      </w:r>
+      <w:r>
+        <w:t xml:space="preserve">simulation, use the Assignment Rule (or Rate Rule) syntax, described</w:t>
+      </w:r>
+      <w:r>
+        <w:t xml:space="preserve"> </w:t>
+      </w:r>
+      <w:r>
+        <w:t xml:space="preserve">later.</w:t>
+      </w:r>
+    </w:p>
+    <w:p>
+      <w:pPr>
+        <w:pStyle w:val="BodyText"/>
+      </w:pPr>
+      <w:r>
+        <w:t xml:space="preserve">You can also mix-and-match your declarations however best suits what you</w:t>
+      </w:r>
+      <w:r>
+        <w:t xml:space="preserve"> </w:t>
+      </w:r>
+      <w:r>
+        <w:t xml:space="preserve">want to convey:</w:t>
       </w:r>
     </w:p>
     <w:p>
@@ -7594,118 +9764,34 @@
         <w:rPr>
           <w:rStyle w:val="VerbatimChar"/>
         </w:rPr>
-        <w:t xml:space="preserve">model side_reaction</w:t>
-      </w:r>
-      <w:r>
-        <w:br/>
-      </w:r>
-      <w:r>
-        <w:rPr>
-          <w:rStyle w:val="VerbatimChar"/>
-        </w:rPr>
-        <w:t xml:space="preserve">  J0: S + E -&gt; ES; k1*k2*S*E - k2*ES;</w:t>
-      </w:r>
-      <w:r>
-        <w:br/>
-      </w:r>
-      <w:r>
-        <w:rPr>
-          <w:rStyle w:val="VerbatimChar"/>
-        </w:rPr>
-        <w:t xml:space="preserve">  S = 5;</w:t>
-      </w:r>
-      <w:r>
-        <w:br/>
-      </w:r>
-      <w:r>
-        <w:rPr>
-          <w:rStyle w:val="VerbatimChar"/>
-        </w:rPr>
-        <w:t xml:space="preserve">  E = 3;</w:t>
-      </w:r>
-      <w:r>
-        <w:br/>
-      </w:r>
-      <w:r>
-        <w:rPr>
-          <w:rStyle w:val="VerbatimChar"/>
-        </w:rPr>
-        <w:t xml:space="preserve">  ES = E+S;</w:t>
-      </w:r>
-      <w:r>
-        <w:br/>
-      </w:r>
-      <w:r>
-        <w:rPr>
-          <w:rStyle w:val="VerbatimChar"/>
-        </w:rPr>
-        <w:t xml:space="preserve">  k1 = 1.2;</w:t>
-      </w:r>
-      <w:r>
-        <w:br/>
-      </w:r>
-      <w:r>
-        <w:rPr>
-          <w:rStyle w:val="VerbatimChar"/>
-        </w:rPr>
-        <w:t xml:space="preserve">  k2 = 0.4;</w:t>
-      </w:r>
-      <w:r>
-        <w:br/>
-      </w:r>
-      <w:r>
-        <w:rPr>
-          <w:rStyle w:val="VerbatimChar"/>
-        </w:rPr>
-        <w:t xml:space="preserve">end</w:t>
-      </w:r>
-      <w:r>
-        <w:br/>
-      </w:r>
-      <w:r>
-        <w:br/>
-      </w:r>
-      <w:r>
-        <w:rPr>
-          <w:rStyle w:val="VerbatimChar"/>
-        </w:rPr>
-        <w:t xml:space="preserve">model full_reaction</w:t>
-      </w:r>
-      <w:r>
-        <w:br/>
-      </w:r>
-      <w:r>
-        <w:rPr>
-          <w:rStyle w:val="VerbatimChar"/>
-        </w:rPr>
-        <w:t xml:space="preserve">  A: side_reaction();</w:t>
-      </w:r>
-      <w:r>
-        <w:br/>
-      </w:r>
-      <w:r>
-        <w:rPr>
-          <w:rStyle w:val="VerbatimChar"/>
-        </w:rPr>
-        <w:t xml:space="preserve">  B: side_reaction();</w:t>
-      </w:r>
-      <w:r>
-        <w:br/>
-      </w:r>
-      <w:r>
-        <w:rPr>
-          <w:rStyle w:val="VerbatimChar"/>
-        </w:rPr>
-        <w:t xml:space="preserve">  A.S is B.S;</w:t>
-      </w:r>
-      <w:r>
-        <w:br/>
-      </w:r>
-      <w:r>
-        <w:rPr>
-          <w:rStyle w:val="VerbatimChar"/>
-        </w:rPr>
-        <w:t xml:space="preserve">end</w:t>
+        <w:t xml:space="preserve">species S1, S2, S3, S4;</w:t>
+      </w:r>
+      <w:r>
+        <w:br/>
+      </w:r>
+      <w:r>
+        <w:rPr>
+          <w:rStyle w:val="VerbatimChar"/>
+        </w:rPr>
+        <w:t xml:space="preserve">formula k1, k2, k3, k4;</w:t>
+      </w:r>
+      <w:r>
+        <w:br/>
+      </w:r>
+      <w:r>
+        <w:rPr>
+          <w:rStyle w:val="VerbatimChar"/>
+        </w:rPr>
+        <w:t xml:space="preserve">const   S1, S4, k1, k3;</w:t>
+      </w:r>
+      <w:r>
+        <w:br/>
+      </w:r>
+      <w:r>
+        <w:rPr>
+          <w:rStyle w:val="VerbatimChar"/>
+        </w:rPr>
+        <w:t xml:space="preserve">var     S2, S3, k2, k4;</w:t>
       </w:r>
     </w:p>
     <w:p>
@@ -7713,28 +9799,25 @@
         <w:pStyle w:val="FirstParagraph"/>
       </w:pPr>
       <w:r>
-        <w:t xml:space="preserve">If you wanted, you could give the identical species a new name to more</w:t>
-      </w:r>
-      <w:r>
-        <w:t xml:space="preserve"> </w:t>
-      </w:r>
-      <w:r>
-        <w:t xml:space="preserve">easily use it in the</w:t>
-      </w:r>
-      <w:r>
-        <w:t xml:space="preserve"> </w:t>
-      </w:r>
-      <w:r>
-        <w:rPr>
-          <w:rStyle w:val="VerbatimChar"/>
-        </w:rPr>
-        <w:t xml:space="preserve">full_reaction</w:t>
-      </w:r>
-      <w:r>
-        <w:t xml:space="preserve"> </w:t>
-      </w:r>
-      <w:r>
-        <w:t xml:space="preserve">module:</w:t>
+        <w:t xml:space="preserve">Antimony is a pure model definition language, meaning that all</w:t>
+      </w:r>
+      <w:r>
+        <w:t xml:space="preserve"> </w:t>
+      </w:r>
+      <w:r>
+        <w:t xml:space="preserve">statements in the language serve to build a static model of a dynamic</w:t>
+      </w:r>
+      <w:r>
+        <w:t xml:space="preserve"> </w:t>
+      </w:r>
+      <w:r>
+        <w:t xml:space="preserve">biological system. Unlike Jarnac, sequential programming techniques such</w:t>
+      </w:r>
+      <w:r>
+        <w:t xml:space="preserve"> </w:t>
+      </w:r>
+      <w:r>
+        <w:t xml:space="preserve">as re-using a variable for a new purpose will not work:</w:t>
       </w:r>
     </w:p>
     <w:p>
@@ -7745,61 +9828,34 @@
         <w:rPr>
           <w:rStyle w:val="VerbatimChar"/>
         </w:rPr>
-        <w:t xml:space="preserve">model full_reaction</w:t>
-      </w:r>
-      <w:r>
-        <w:br/>
-      </w:r>
-      <w:r>
-        <w:rPr>
-          <w:rStyle w:val="VerbatimChar"/>
-        </w:rPr>
-        <w:t xml:space="preserve">  var species S;</w:t>
-      </w:r>
-      <w:r>
-        <w:br/>
-      </w:r>
-      <w:r>
-        <w:rPr>
-          <w:rStyle w:val="VerbatimChar"/>
-        </w:rPr>
-        <w:t xml:space="preserve">  A: side_reaction();</w:t>
-      </w:r>
-      <w:r>
-        <w:br/>
-      </w:r>
-      <w:r>
-        <w:rPr>
-          <w:rStyle w:val="VerbatimChar"/>
-        </w:rPr>
-        <w:t xml:space="preserve">  B: side_reaction()</w:t>
-      </w:r>
-      <w:r>
-        <w:br/>
-      </w:r>
-      <w:r>
-        <w:rPr>
-          <w:rStyle w:val="VerbatimChar"/>
-        </w:rPr>
-        <w:t xml:space="preserve">  A.S is S;</w:t>
-      </w:r>
-      <w:r>
-        <w:br/>
-      </w:r>
-      <w:r>
-        <w:rPr>
-          <w:rStyle w:val="VerbatimChar"/>
-        </w:rPr>
-        <w:t xml:space="preserve">  B.S is S;</w:t>
-      </w:r>
-      <w:r>
-        <w:br/>
-      </w:r>
-      <w:r>
-        <w:rPr>
-          <w:rStyle w:val="VerbatimChar"/>
-        </w:rPr>
-        <w:t xml:space="preserve">end</w:t>
+        <w:t xml:space="preserve">pH = 7;</w:t>
+      </w:r>
+      <w:r>
+        <w:br/>
+      </w:r>
+      <w:r>
+        <w:rPr>
+          <w:rStyle w:val="VerbatimChar"/>
+        </w:rPr>
+        <w:t xml:space="preserve">k1 = -log10(pH);</w:t>
+      </w:r>
+      <w:r>
+        <w:br/>
+      </w:r>
+      <w:r>
+        <w:rPr>
+          <w:rStyle w:val="VerbatimChar"/>
+        </w:rPr>
+        <w:t xml:space="preserve">pH = 8.2;</w:t>
+      </w:r>
+      <w:r>
+        <w:br/>
+      </w:r>
+      <w:r>
+        <w:rPr>
+          <w:rStyle w:val="VerbatimChar"/>
+        </w:rPr>
+        <w:t xml:space="preserve">k2 = -log10(pH);</w:t>
       </w:r>
     </w:p>
     <w:p>
@@ -7807,46 +9863,174 @@
         <w:pStyle w:val="FirstParagraph"/>
       </w:pPr>
       <w:r>
-        <w:t xml:space="preserve">In this system,</w:t>
-      </w:r>
-      <w:r>
-        <w:t xml:space="preserve"> </w:t>
-      </w:r>
-      <w:r>
-        <w:rPr>
-          <w:rStyle w:val="VerbatimChar"/>
-        </w:rPr>
-        <w:t xml:space="preserve">S</w:t>
-      </w:r>
-      <w:r>
-        <w:t xml:space="preserve"> </w:t>
-      </w:r>
-      <w:r>
-        <w:t xml:space="preserve">is involved in two reversible reactions with exactly</w:t>
-      </w:r>
-      <w:r>
-        <w:t xml:space="preserve"> </w:t>
-      </w:r>
-      <w:r>
-        <w:t xml:space="preserve">the same reaction kinetics and initial concentrations. Let’s now say the</w:t>
-      </w:r>
-      <w:r>
-        <w:t xml:space="preserve"> </w:t>
-      </w:r>
-      <w:r>
-        <w:t xml:space="preserve">reaction rate of the second side-reaction takes the same form, but that</w:t>
-      </w:r>
-      <w:r>
-        <w:t xml:space="preserve"> </w:t>
-      </w:r>
-      <w:r>
-        <w:t xml:space="preserve">the kinetics are twice as fast, and the starting conditions are</w:t>
-      </w:r>
-      <w:r>
-        <w:t xml:space="preserve"> </w:t>
-      </w:r>
-      <w:r>
-        <w:t xml:space="preserve">different:</w:t>
+        <w:t xml:space="preserve">In a sequential programming language, the above would result in</w:t>
+      </w:r>
+      <w:r>
+        <w:t xml:space="preserve"> </w:t>
+      </w:r>
+      <w:r>
+        <w:t xml:space="preserve">different values being stored in k1 and k2. (This is how Jarnac works,</w:t>
+      </w:r>
+      <w:r>
+        <w:t xml:space="preserve"> </w:t>
+      </w:r>
+      <w:r>
+        <w:t xml:space="preserve">for those familiar with that language/simulation environment.) In a pure</w:t>
+      </w:r>
+      <w:r>
+        <w:t xml:space="preserve"> </w:t>
+      </w:r>
+      <w:r>
+        <w:t xml:space="preserve">model definition language like Antimony,</w:t>
+      </w:r>
+      <w:r>
+        <w:t xml:space="preserve"> </w:t>
+      </w:r>
+      <w:r>
+        <w:t xml:space="preserve">‘pH’</w:t>
+      </w:r>
+      <w:r>
+        <w:t xml:space="preserve">,</w:t>
+      </w:r>
+      <w:r>
+        <w:t xml:space="preserve"> </w:t>
+      </w:r>
+      <w:r>
+        <w:t xml:space="preserve">‘k1’</w:t>
+      </w:r>
+      <w:r>
+        <w:t xml:space="preserve">,</w:t>
+      </w:r>
+      <w:r>
+        <w:t xml:space="preserve"> </w:t>
+      </w:r>
+      <w:r>
+        <w:t xml:space="preserve">‘k2’</w:t>
+      </w:r>
+      <w:r>
+        <w:t xml:space="preserve">, and even the</w:t>
+      </w:r>
+      <w:r>
+        <w:t xml:space="preserve"> </w:t>
+      </w:r>
+      <w:r>
+        <w:t xml:space="preserve">formula</w:t>
+      </w:r>
+      <w:r>
+        <w:t xml:space="preserve"> </w:t>
+      </w:r>
+      <w:r>
+        <w:t xml:space="preserve">‘-log10(pH)’</w:t>
+      </w:r>
+      <w:r>
+        <w:t xml:space="preserve"> </w:t>
+      </w:r>
+      <w:r>
+        <w:t xml:space="preserve">are static symbols that are being defined by</w:t>
+      </w:r>
+      <w:r>
+        <w:t xml:space="preserve"> </w:t>
+      </w:r>
+      <w:r>
+        <w:t xml:space="preserve">Antimony statements, and not processed in any way. A simulator that</w:t>
+      </w:r>
+      <w:r>
+        <w:t xml:space="preserve"> </w:t>
+      </w:r>
+      <w:r>
+        <w:t xml:space="preserve">requests the mathematical expression for k1 will receive the string</w:t>
+      </w:r>
+      <w:r>
+        <w:t xml:space="preserve"> </w:t>
+      </w:r>
+      <w:r>
+        <w:t xml:space="preserve">‘-log10(pH)’</w:t>
+      </w:r>
+      <w:r>
+        <w:t xml:space="preserve">; the same string it will receive for k2. A request for</w:t>
+      </w:r>
+      <w:r>
+        <w:t xml:space="preserve"> </w:t>
+      </w:r>
+      <w:r>
+        <w:t xml:space="preserve">the mathematical expression for pH will receive the string</w:t>
+      </w:r>
+      <w:r>
+        <w:t xml:space="preserve"> </w:t>
+      </w:r>
+      <w:r>
+        <w:t xml:space="preserve">‘8.2’</w:t>
+      </w:r>
+      <w:r>
+        <w:t xml:space="preserve">, since</w:t>
+      </w:r>
+      <w:r>
+        <w:t xml:space="preserve"> </w:t>
+      </w:r>
+      <w:r>
+        <w:t xml:space="preserve">that’s the last definition found in the file. As such, k1 and k2 will</w:t>
+      </w:r>
+      <w:r>
+        <w:t xml:space="preserve"> </w:t>
+      </w:r>
+      <w:r>
+        <w:t xml:space="preserve">end up being identical.</w:t>
+      </w:r>
+    </w:p>
+    <w:p>
+      <w:pPr>
+        <w:pStyle w:val="BodyText"/>
+      </w:pPr>
+      <w:r>
+        <w:t xml:space="preserve">As a side note, we considered having libAntimony store a warning when</w:t>
+      </w:r>
+      <w:r>
+        <w:t xml:space="preserve"> </w:t>
+      </w:r>
+      <w:r>
+        <w:t xml:space="preserve">presented with an input file such as the example above with a later</w:t>
+      </w:r>
+      <w:r>
+        <w:t xml:space="preserve"> </w:t>
+      </w:r>
+      <w:r>
+        <w:t xml:space="preserve">definition overwriting an earlier definition. However, there was no way</w:t>
+      </w:r>
+      <w:r>
+        <w:t xml:space="preserve"> </w:t>
+      </w:r>
+      <w:r>
+        <w:t xml:space="preserve">with our current interface to let the user know that a warning had been</w:t>
+      </w:r>
+      <w:r>
+        <w:t xml:space="preserve"> </w:t>
+      </w:r>
+      <w:r>
+        <w:t xml:space="preserve">saved, and it seemed like there could be a number of cases where the</w:t>
+      </w:r>
+      <w:r>
+        <w:t xml:space="preserve"> </w:t>
+      </w:r>
+      <w:r>
+        <w:t xml:space="preserve">user might legitimately want to override an earlier definition (such as</w:t>
+      </w:r>
+      <w:r>
+        <w:t xml:space="preserve"> </w:t>
+      </w:r>
+      <w:r>
+        <w:t xml:space="preserve">when using submodules). So for now, the above</w:t>
+      </w:r>
+      <w:r>
+        <w:t xml:space="preserve"> </w:t>
+      </w:r>
+      <w:r>
+        <w:t xml:space="preserve">is valid Antimony input that just so happens to produce exactly the same</w:t>
+      </w:r>
+      <w:r>
+        <w:t xml:space="preserve"> </w:t>
+      </w:r>
+      <w:r>
+        <w:t xml:space="preserve">output as:</w:t>
       </w:r>
     </w:p>
     <w:p>
@@ -7857,1761 +10041,7 @@
         <w:rPr>
           <w:rStyle w:val="VerbatimChar"/>
         </w:rPr>
-        <w:t xml:space="preserve">model full_reaction</w:t>
-      </w:r>
-      <w:r>
-        <w:br/>
-      </w:r>
-      <w:r>
-        <w:rPr>
-          <w:rStyle w:val="VerbatimChar"/>
-        </w:rPr>
-        <w:t xml:space="preserve">  var species S;</w:t>
-      </w:r>
-      <w:r>
-        <w:br/>
-      </w:r>
-      <w:r>
-        <w:rPr>
-          <w:rStyle w:val="VerbatimChar"/>
-        </w:rPr>
-        <w:t xml:space="preserve">  A: side_reaction();</w:t>
-      </w:r>
-      <w:r>
-        <w:br/>
-      </w:r>
-      <w:r>
-        <w:rPr>
-          <w:rStyle w:val="VerbatimChar"/>
-        </w:rPr>
-        <w:t xml:space="preserve">  A.S is S;</w:t>
-      </w:r>
-      <w:r>
-        <w:br/>
-      </w:r>
-      <w:r>
-        <w:rPr>
-          <w:rStyle w:val="VerbatimChar"/>
-        </w:rPr>
-        <w:t xml:space="preserve">  B: side_reaction();</w:t>
-      </w:r>
-      <w:r>
-        <w:br/>
-      </w:r>
-      <w:r>
-        <w:rPr>
-          <w:rStyle w:val="VerbatimChar"/>
-        </w:rPr>
-        <w:t xml:space="preserve">  B.S is S;</w:t>
-      </w:r>
-      <w:r>
-        <w:br/>
-      </w:r>
-      <w:r>
-        <w:rPr>
-          <w:rStyle w:val="VerbatimChar"/>
-        </w:rPr>
-        <w:t xml:space="preserve">  B.k1 = 2.4;</w:t>
-      </w:r>
-      <w:r>
-        <w:br/>
-      </w:r>
-      <w:r>
-        <w:rPr>
-          <w:rStyle w:val="VerbatimChar"/>
-        </w:rPr>
-        <w:t xml:space="preserve">  B.k2 = 0.8;</w:t>
-      </w:r>
-      <w:r>
-        <w:br/>
-      </w:r>
-      <w:r>
-        <w:rPr>
-          <w:rStyle w:val="VerbatimChar"/>
-        </w:rPr>
-        <w:t xml:space="preserve">  B.E = 10;</w:t>
-      </w:r>
-      <w:r>
-        <w:br/>
-      </w:r>
-      <w:r>
-        <w:rPr>
-          <w:rStyle w:val="VerbatimChar"/>
-        </w:rPr>
-        <w:t xml:space="preserve">end</w:t>
-      </w:r>
-    </w:p>
-    <w:p>
-      <w:pPr>
-        <w:pStyle w:val="FirstParagraph"/>
-      </w:pPr>
-      <w:r>
-        <w:t xml:space="preserve">Note that since we defined the initial concentration of</w:t>
-      </w:r>
-      <w:r>
-        <w:t xml:space="preserve"> </w:t>
-      </w:r>
-      <w:r>
-        <w:rPr>
-          <w:rStyle w:val="VerbatimChar"/>
-        </w:rPr>
-        <w:t xml:space="preserve">ES</w:t>
-      </w:r>
-      <w:r>
-        <w:t xml:space="preserve"> </w:t>
-      </w:r>
-      <w:r>
-        <w:t xml:space="preserve">as</w:t>
-      </w:r>
-      <w:r>
-        <w:t xml:space="preserve"> </w:t>
-      </w:r>
-      <w:r>
-        <w:rPr>
-          <w:rStyle w:val="VerbatimChar"/>
-        </w:rPr>
-        <w:t xml:space="preserve">S + E</w:t>
-      </w:r>
-      <w:r>
-        <w:t xml:space="preserve">,</w:t>
-      </w:r>
-      <w:r>
-        <w:t xml:space="preserve"> </w:t>
-      </w:r>
-      <w:r>
-        <w:rPr>
-          <w:rStyle w:val="VerbatimChar"/>
-        </w:rPr>
-        <w:t xml:space="preserve">B.ES</w:t>
-      </w:r>
-      <w:r>
-        <w:t xml:space="preserve"> </w:t>
-      </w:r>
-      <w:r>
-        <w:t xml:space="preserve">will now have a different initial concentration, since</w:t>
-      </w:r>
-      <w:r>
-        <w:t xml:space="preserve"> </w:t>
-      </w:r>
-      <w:r>
-        <w:rPr>
-          <w:rStyle w:val="VerbatimChar"/>
-        </w:rPr>
-        <w:t xml:space="preserve">B.E</w:t>
-      </w:r>
-      <w:r>
-        <w:t xml:space="preserve"> </w:t>
-      </w:r>
-      <w:r>
-        <w:t xml:space="preserve">has</w:t>
-      </w:r>
-      <w:r>
-        <w:t xml:space="preserve"> </w:t>
-      </w:r>
-      <w:r>
-        <w:t xml:space="preserve">been changed.</w:t>
-      </w:r>
-    </w:p>
-    <w:p>
-      <w:pPr>
-        <w:pStyle w:val="BodyText"/>
-      </w:pPr>
-      <w:r>
-        <w:t xml:space="preserve">Finally, we add a third side reaction, one in which S binds</w:t>
-      </w:r>
-      <w:r>
-        <w:t xml:space="preserve"> </w:t>
-      </w:r>
-      <w:r>
-        <w:t xml:space="preserve">irreversibly, and where the complex it forms degrades. We’ll need a new</w:t>
-      </w:r>
-      <w:r>
-        <w:t xml:space="preserve"> </w:t>
-      </w:r>
-      <w:r>
-        <w:t xml:space="preserve">reaction rate, and a whole new reaction as well:</w:t>
-      </w:r>
-    </w:p>
-    <w:p>
-      <w:pPr>
-        <w:pStyle w:val="SourceCode"/>
-      </w:pPr>
-      <w:r>
-        <w:rPr>
-          <w:rStyle w:val="VerbatimChar"/>
-        </w:rPr>
-        <w:t xml:space="preserve">model full_reaction</w:t>
-      </w:r>
-      <w:r>
-        <w:br/>
-      </w:r>
-      <w:r>
-        <w:rPr>
-          <w:rStyle w:val="VerbatimChar"/>
-        </w:rPr>
-        <w:t xml:space="preserve">  var species S;</w:t>
-      </w:r>
-      <w:r>
-        <w:br/>
-      </w:r>
-      <w:r>
-        <w:rPr>
-          <w:rStyle w:val="VerbatimChar"/>
-        </w:rPr>
-        <w:t xml:space="preserve">  A: side_reaction();</w:t>
-      </w:r>
-      <w:r>
-        <w:br/>
-      </w:r>
-      <w:r>
-        <w:rPr>
-          <w:rStyle w:val="VerbatimChar"/>
-        </w:rPr>
-        <w:t xml:space="preserve">  A.S is S;</w:t>
-      </w:r>
-      <w:r>
-        <w:br/>
-      </w:r>
-      <w:r>
-        <w:rPr>
-          <w:rStyle w:val="VerbatimChar"/>
-        </w:rPr>
-        <w:t xml:space="preserve">  B: side_reaction();</w:t>
-      </w:r>
-      <w:r>
-        <w:br/>
-      </w:r>
-      <w:r>
-        <w:rPr>
-          <w:rStyle w:val="VerbatimChar"/>
-        </w:rPr>
-        <w:t xml:space="preserve">  B.S is S;</w:t>
-      </w:r>
-      <w:r>
-        <w:br/>
-      </w:r>
-      <w:r>
-        <w:rPr>
-          <w:rStyle w:val="VerbatimChar"/>
-        </w:rPr>
-        <w:t xml:space="preserve">  B.k1 = 2.4;</w:t>
-      </w:r>
-      <w:r>
-        <w:br/>
-      </w:r>
-      <w:r>
-        <w:rPr>
-          <w:rStyle w:val="VerbatimChar"/>
-        </w:rPr>
-        <w:t xml:space="preserve">  B.k2 = 0.8;</w:t>
-      </w:r>
-      <w:r>
-        <w:br/>
-      </w:r>
-      <w:r>
-        <w:rPr>
-          <w:rStyle w:val="VerbatimChar"/>
-        </w:rPr>
-        <w:t xml:space="preserve">  B.E = 10;</w:t>
-      </w:r>
-      <w:r>
-        <w:br/>
-      </w:r>
-      <w:r>
-        <w:rPr>
-          <w:rStyle w:val="VerbatimChar"/>
-        </w:rPr>
-        <w:t xml:space="preserve">  C: side_reaction();</w:t>
-      </w:r>
-      <w:r>
-        <w:br/>
-      </w:r>
-      <w:r>
-        <w:rPr>
-          <w:rStyle w:val="VerbatimChar"/>
-        </w:rPr>
-        <w:t xml:space="preserve">  C.S is S;</w:t>
-      </w:r>
-      <w:r>
-        <w:br/>
-      </w:r>
-      <w:r>
-        <w:rPr>
-          <w:rStyle w:val="VerbatimChar"/>
-        </w:rPr>
-        <w:t xml:space="preserve">  C.J0 = C.k1*C.k2*S*C.E</w:t>
-      </w:r>
-      <w:r>
-        <w:br/>
-      </w:r>
-      <w:r>
-        <w:rPr>
-          <w:rStyle w:val="VerbatimChar"/>
-        </w:rPr>
-        <w:t xml:space="preserve">  J3: C.ES -&gt; ; C.ES*k3;</w:t>
-      </w:r>
-      <w:r>
-        <w:br/>
-      </w:r>
-      <w:r>
-        <w:rPr>
-          <w:rStyle w:val="VerbatimChar"/>
-        </w:rPr>
-        <w:t xml:space="preserve">  k3 = 0.02;</w:t>
-      </w:r>
-      <w:r>
-        <w:br/>
-      </w:r>
-      <w:r>
-        <w:rPr>
-          <w:rStyle w:val="VerbatimChar"/>
-        </w:rPr>
-        <w:t xml:space="preserve">end</w:t>
-      </w:r>
-    </w:p>
-    <w:p>
-      <w:pPr>
-        <w:pStyle w:val="FirstParagraph"/>
-      </w:pPr>
-      <w:r>
-        <w:t xml:space="preserve">Note that defining the reaction rate of</w:t>
-      </w:r>
-      <w:r>
-        <w:t xml:space="preserve"> </w:t>
-      </w:r>
-      <w:r>
-        <w:rPr>
-          <w:rStyle w:val="VerbatimChar"/>
-        </w:rPr>
-        <w:t xml:space="preserve">C.J0</w:t>
-      </w:r>
-      <w:r>
-        <w:t xml:space="preserve"> </w:t>
-      </w:r>
-      <w:r>
-        <w:t xml:space="preserve">used the symbol</w:t>
-      </w:r>
-      <w:r>
-        <w:t xml:space="preserve"> </w:t>
-      </w:r>
-      <w:r>
-        <w:rPr>
-          <w:rStyle w:val="VerbatimChar"/>
-        </w:rPr>
-        <w:t xml:space="preserve">S</w:t>
-      </w:r>
-      <w:r>
-        <w:t xml:space="preserve">;</w:t>
-      </w:r>
-      <w:r>
-        <w:t xml:space="preserve"> </w:t>
-      </w:r>
-      <w:r>
-        <w:t xml:space="preserve">exactly the same result would be obtained if we had used</w:t>
-      </w:r>
-      <w:r>
-        <w:t xml:space="preserve"> </w:t>
-      </w:r>
-      <w:r>
-        <w:rPr>
-          <w:rStyle w:val="VerbatimChar"/>
-        </w:rPr>
-        <w:t xml:space="preserve">C.S</w:t>
-      </w:r>
-      <w:r>
-        <w:t xml:space="preserve"> </w:t>
-      </w:r>
-      <w:r>
-        <w:t xml:space="preserve">or even</w:t>
-      </w:r>
-      <w:r>
-        <w:t xml:space="preserve"> </w:t>
-      </w:r>
-      <w:r>
-        <w:rPr>
-          <w:rStyle w:val="VerbatimChar"/>
-        </w:rPr>
-        <w:t xml:space="preserve">A.S</w:t>
-      </w:r>
-      <w:r>
-        <w:t xml:space="preserve"> </w:t>
-      </w:r>
-      <w:r>
-        <w:t xml:space="preserve">or</w:t>
-      </w:r>
-      <w:r>
-        <w:t xml:space="preserve"> </w:t>
-      </w:r>
-      <w:r>
-        <w:rPr>
-          <w:rStyle w:val="VerbatimChar"/>
-        </w:rPr>
-        <w:t xml:space="preserve">B.S</w:t>
-      </w:r>
-      <w:r>
-        <w:t xml:space="preserve">. Antimony knows that those symbols all refer to the same</w:t>
-      </w:r>
-      <w:r>
-        <w:t xml:space="preserve"> </w:t>
-      </w:r>
-      <w:r>
-        <w:t xml:space="preserve">species, and will give them all the same name in subsequent output.</w:t>
-      </w:r>
-    </w:p>
-    <w:p>
-      <w:pPr>
-        <w:pStyle w:val="BodyText"/>
-      </w:pPr>
-      <w:r>
-        <w:t xml:space="preserve">For convenience and style, modules may define an interface where some</w:t>
-      </w:r>
-      <w:r>
-        <w:t xml:space="preserve"> </w:t>
-      </w:r>
-      <w:r>
-        <w:t xml:space="preserve">symbols in the module are more easily renamed. To do this, first enclose</w:t>
-      </w:r>
-      <w:r>
-        <w:t xml:space="preserve"> </w:t>
-      </w:r>
-      <w:r>
-        <w:t xml:space="preserve">a list of the symbols to export in parentheses after the name of the</w:t>
-      </w:r>
-      <w:r>
-        <w:t xml:space="preserve"> </w:t>
-      </w:r>
-      <w:r>
-        <w:t xml:space="preserve">model when defining it:</w:t>
-      </w:r>
-    </w:p>
-    <w:p>
-      <w:pPr>
-        <w:pStyle w:val="SourceCode"/>
-      </w:pPr>
-      <w:r>
-        <w:rPr>
-          <w:rStyle w:val="VerbatimChar"/>
-        </w:rPr>
-        <w:t xml:space="preserve">model side_reaction(S, k1)</w:t>
-      </w:r>
-      <w:r>
-        <w:br/>
-      </w:r>
-      <w:r>
-        <w:rPr>
-          <w:rStyle w:val="VerbatimChar"/>
-        </w:rPr>
-        <w:t xml:space="preserve">  J0: S + E -&gt; ES; k1*k2*S*E - k2*ES;</w:t>
-      </w:r>
-      <w:r>
-        <w:br/>
-      </w:r>
-      <w:r>
-        <w:rPr>
-          <w:rStyle w:val="VerbatimChar"/>
-        </w:rPr>
-        <w:t xml:space="preserve">  S = 5;</w:t>
-      </w:r>
-      <w:r>
-        <w:br/>
-      </w:r>
-      <w:r>
-        <w:rPr>
-          <w:rStyle w:val="VerbatimChar"/>
-        </w:rPr>
-        <w:t xml:space="preserve">  E = 3;</w:t>
-      </w:r>
-      <w:r>
-        <w:br/>
-      </w:r>
-      <w:r>
-        <w:rPr>
-          <w:rStyle w:val="VerbatimChar"/>
-        </w:rPr>
-        <w:t xml:space="preserve">  ES = E+S;</w:t>
-      </w:r>
-      <w:r>
-        <w:br/>
-      </w:r>
-      <w:r>
-        <w:rPr>
-          <w:rStyle w:val="VerbatimChar"/>
-        </w:rPr>
-        <w:t xml:space="preserve">  k1 = 1.2;</w:t>
-      </w:r>
-      <w:r>
-        <w:br/>
-      </w:r>
-      <w:r>
-        <w:rPr>
-          <w:rStyle w:val="VerbatimChar"/>
-        </w:rPr>
-        <w:t xml:space="preserve">  k2 = 0.4;</w:t>
-      </w:r>
-      <w:r>
-        <w:br/>
-      </w:r>
-      <w:r>
-        <w:rPr>
-          <w:rStyle w:val="VerbatimChar"/>
-        </w:rPr>
-        <w:t xml:space="preserve">end</w:t>
-      </w:r>
-    </w:p>
-    <w:p>
-      <w:pPr>
-        <w:pStyle w:val="FirstParagraph"/>
-      </w:pPr>
-      <w:r>
-        <w:t xml:space="preserve">Then when you use that module as a submodule, you can provide a list of</w:t>
-      </w:r>
-      <w:r>
-        <w:t xml:space="preserve"> </w:t>
-      </w:r>
-      <w:r>
-        <w:t xml:space="preserve">new symbols in parentheses:</w:t>
-      </w:r>
-    </w:p>
-    <w:p>
-      <w:pPr>
-        <w:pStyle w:val="SourceCode"/>
-      </w:pPr>
-      <w:r>
-        <w:rPr>
-          <w:rStyle w:val="VerbatimChar"/>
-        </w:rPr>
-        <w:t xml:space="preserve">A: side_reaction(spec2, k2);</w:t>
-      </w:r>
-    </w:p>
-    <w:p>
-      <w:pPr>
-        <w:pStyle w:val="FirstParagraph"/>
-      </w:pPr>
-      <w:r>
-        <w:t xml:space="preserve">is equivalent to writing:</w:t>
-      </w:r>
-    </w:p>
-    <w:p>
-      <w:pPr>
-        <w:pStyle w:val="SourceCode"/>
-      </w:pPr>
-      <w:r>
-        <w:rPr>
-          <w:rStyle w:val="VerbatimChar"/>
-        </w:rPr>
-        <w:t xml:space="preserve">A.S is spec2;</w:t>
-      </w:r>
-      <w:r>
-        <w:br/>
-      </w:r>
-      <w:r>
-        <w:rPr>
-          <w:rStyle w:val="VerbatimChar"/>
-        </w:rPr>
-        <w:t xml:space="preserve">A.k1 is k2;</w:t>
-      </w:r>
-    </w:p>
-    <w:p>
-      <w:pPr>
-        <w:pStyle w:val="FirstParagraph"/>
-      </w:pPr>
-      <w:r>
-        <w:t xml:space="preserve">One thing to be aware of when using this method: Since wrapping</w:t>
-      </w:r>
-      <w:r>
-        <w:t xml:space="preserve"> </w:t>
-      </w:r>
-      <w:r>
-        <w:t xml:space="preserve">definitions in a defined model is optional, all</w:t>
-      </w:r>
-      <w:r>
-        <w:t xml:space="preserve"> </w:t>
-      </w:r>
-      <w:r>
-        <w:t xml:space="preserve">‘bare’</w:t>
-      </w:r>
-      <w:r>
-        <w:t xml:space="preserve"> </w:t>
-      </w:r>
-      <w:r>
-        <w:t xml:space="preserve">declarations are</w:t>
-      </w:r>
-      <w:r>
-        <w:t xml:space="preserve"> </w:t>
-      </w:r>
-      <w:r>
-        <w:t xml:space="preserve">defined to be in a default module with the name</w:t>
-      </w:r>
-      <w:r>
-        <w:t xml:space="preserve"> </w:t>
-      </w:r>
-      <w:r>
-        <w:rPr>
-          <w:rStyle w:val="VerbatimChar"/>
-        </w:rPr>
-        <w:t xml:space="preserve">__main</w:t>
-      </w:r>
-      <w:r>
-        <w:t xml:space="preserve">. If there are</w:t>
-      </w:r>
-      <w:r>
-        <w:t xml:space="preserve"> </w:t>
-      </w:r>
-      <w:r>
-        <w:t xml:space="preserve">no unwrapped definitions,</w:t>
-      </w:r>
-      <w:r>
-        <w:t xml:space="preserve"> </w:t>
-      </w:r>
-      <w:r>
-        <w:rPr>
-          <w:rStyle w:val="VerbatimChar"/>
-        </w:rPr>
-        <w:t xml:space="preserve">__main</w:t>
-      </w:r>
-      <w:r>
-        <w:t xml:space="preserve"> </w:t>
-      </w:r>
-      <w:r>
-        <w:t xml:space="preserve">will still exist, but will be empty.</w:t>
-      </w:r>
-    </w:p>
-    <w:p>
-      <w:pPr>
-        <w:pStyle w:val="BodyText"/>
-      </w:pPr>
-      <w:r>
-        <w:t xml:space="preserve">As a final note: use of the</w:t>
-      </w:r>
-      <w:r>
-        <w:t xml:space="preserve"> </w:t>
-      </w:r>
-      <w:r>
-        <w:rPr>
-          <w:rStyle w:val="VerbatimChar"/>
-        </w:rPr>
-        <w:t xml:space="preserve">is</w:t>
-      </w:r>
-      <w:r>
-        <w:t xml:space="preserve"> </w:t>
-      </w:r>
-      <w:r>
-        <w:t xml:space="preserve">keyword is not restricted to elements</w:t>
-      </w:r>
-      <w:r>
-        <w:t xml:space="preserve"> </w:t>
-      </w:r>
-      <w:r>
-        <w:t xml:space="preserve">inside submodules. As a result, if you wish to change the name of an</w:t>
-      </w:r>
-      <w:r>
-        <w:t xml:space="preserve"> </w:t>
-      </w:r>
-      <w:r>
-        <w:t xml:space="preserve">element (if, for example, you want the reactions to look simpler in</w:t>
-      </w:r>
-      <w:r>
-        <w:t xml:space="preserve"> </w:t>
-      </w:r>
-      <w:r>
-        <w:t xml:space="preserve">Antimony, but wish to have a more descriptive name in the exported</w:t>
-      </w:r>
-      <w:r>
-        <w:t xml:space="preserve"> </w:t>
-      </w:r>
-      <w:r>
-        <w:t xml:space="preserve">SBML), you may use</w:t>
-      </w:r>
-      <w:r>
-        <w:t xml:space="preserve"> </w:t>
-      </w:r>
-      <w:r>
-        <w:rPr>
-          <w:rStyle w:val="VerbatimChar"/>
-        </w:rPr>
-        <w:t xml:space="preserve">is</w:t>
-      </w:r>
-      <w:r>
-        <w:t xml:space="preserve"> </w:t>
-      </w:r>
-      <w:r>
-        <w:t xml:space="preserve">as well:</w:t>
-      </w:r>
-    </w:p>
-    <w:p>
-      <w:pPr>
-        <w:pStyle w:val="SourceCode"/>
-      </w:pPr>
-      <w:r>
-        <w:rPr>
-          <w:rStyle w:val="VerbatimChar"/>
-        </w:rPr>
-        <w:t xml:space="preserve">A -&gt; B;</w:t>
-      </w:r>
-      <w:r>
-        <w:br/>
-      </w:r>
-      <w:r>
-        <w:rPr>
-          <w:rStyle w:val="VerbatimChar"/>
-        </w:rPr>
-        <w:t xml:space="preserve">A is ABA;</w:t>
-      </w:r>
-      <w:r>
-        <w:br/>
-      </w:r>
-      <w:r>
-        <w:rPr>
-          <w:rStyle w:val="VerbatimChar"/>
-        </w:rPr>
-        <w:t xml:space="preserve">B is ABA8OH;</w:t>
-      </w:r>
-    </w:p>
-    <w:p>
-      <w:pPr>
-        <w:pStyle w:val="FirstParagraph"/>
-      </w:pPr>
-      <w:r>
-        <w:t xml:space="preserve">is equivalent to writing:</w:t>
-      </w:r>
-    </w:p>
-    <w:p>
-      <w:pPr>
-        <w:pStyle w:val="SourceCode"/>
-      </w:pPr>
-      <w:r>
-        <w:rPr>
-          <w:rStyle w:val="VerbatimChar"/>
-        </w:rPr>
-        <w:t xml:space="preserve">ABA -&gt; ABA8OH;</w:t>
-      </w:r>
-    </w:p>
-    <w:bookmarkStart w:id="55" w:name="module-conversion-factors"/>
-    <w:p>
-      <w:pPr>
-        <w:pStyle w:val="Heading4"/>
-      </w:pPr>
-      <w:r>
-        <w:t xml:space="preserve">Module conversion factors</w:t>
-      </w:r>
-    </w:p>
-    <w:p>
-      <w:pPr>
-        <w:pStyle w:val="FirstParagraph"/>
-      </w:pPr>
-      <w:r>
-        <w:t xml:space="preserve">Occasionally, the unit system of a submodel will not match the unit</w:t>
-      </w:r>
-      <w:r>
-        <w:t xml:space="preserve"> </w:t>
-      </w:r>
-      <w:r>
-        <w:t xml:space="preserve">system of the containing model, for one or more model elements. In this</w:t>
-      </w:r>
-      <w:r>
-        <w:t xml:space="preserve"> </w:t>
-      </w:r>
-      <w:r>
-        <w:t xml:space="preserve">case, you can use conversion factor constructs to bring the submodule in</w:t>
-      </w:r>
-      <w:r>
-        <w:t xml:space="preserve"> </w:t>
-      </w:r>
-      <w:r>
-        <w:t xml:space="preserve">line with the containing model.</w:t>
-      </w:r>
-    </w:p>
-    <w:p>
-      <w:pPr>
-        <w:pStyle w:val="BodyText"/>
-      </w:pPr>
-      <w:r>
-        <w:t xml:space="preserve">If time is different in the submodel (affecting reactions, rate rules,</w:t>
-      </w:r>
-      <w:r>
-        <w:t xml:space="preserve"> </w:t>
-      </w:r>
-      <w:r>
-        <w:t xml:space="preserve">delay, and</w:t>
-      </w:r>
-      <w:r>
-        <w:t xml:space="preserve"> </w:t>
-      </w:r>
-      <w:r>
-        <w:t xml:space="preserve">‘time’</w:t>
-      </w:r>
-      <w:r>
-        <w:t xml:space="preserve">), use the</w:t>
-      </w:r>
-      <w:r>
-        <w:t xml:space="preserve"> </w:t>
-      </w:r>
-      <w:r>
-        <w:rPr>
-          <w:rStyle w:val="VerbatimChar"/>
-        </w:rPr>
-        <w:t xml:space="preserve">timeconv</w:t>
-      </w:r>
-      <w:r>
-        <w:t xml:space="preserve"> </w:t>
-      </w:r>
-      <w:r>
-        <w:t xml:space="preserve">keyword when declaring the</w:t>
-      </w:r>
-      <w:r>
-        <w:t xml:space="preserve"> </w:t>
-      </w:r>
-      <w:r>
-        <w:t xml:space="preserve">submodel:</w:t>
-      </w:r>
-    </w:p>
-    <w:p>
-      <w:pPr>
-        <w:pStyle w:val="SourceCode"/>
-      </w:pPr>
-      <w:r>
-        <w:rPr>
-          <w:rStyle w:val="VerbatimChar"/>
-        </w:rPr>
-        <w:t xml:space="preserve">A1: submodel(), timeconv=60;</w:t>
-      </w:r>
-    </w:p>
-    <w:p>
-      <w:pPr>
-        <w:pStyle w:val="FirstParagraph"/>
-      </w:pPr>
-      <w:r>
-        <w:t xml:space="preserve">This construct means that one unit of time in the submodel multiplied by</w:t>
-      </w:r>
-      <w:r>
-        <w:t xml:space="preserve"> </w:t>
-      </w:r>
-      <w:r>
-        <w:t xml:space="preserve">the time conversion factor should equal one unit of time in the parent</w:t>
-      </w:r>
-      <w:r>
-        <w:t xml:space="preserve"> </w:t>
-      </w:r>
-      <w:r>
-        <w:t xml:space="preserve">model.</w:t>
-      </w:r>
-    </w:p>
-    <w:p>
-      <w:pPr>
-        <w:pStyle w:val="BodyText"/>
-      </w:pPr>
-      <w:r>
-        <w:t xml:space="preserve">Reaction extent may also be different in the submodel when compared to</w:t>
-      </w:r>
-      <w:r>
-        <w:t xml:space="preserve"> </w:t>
-      </w:r>
-      <w:r>
-        <w:t xml:space="preserve">the parent model, and may be converted with the</w:t>
-      </w:r>
-      <w:r>
-        <w:t xml:space="preserve"> </w:t>
-      </w:r>
-      <w:r>
-        <w:rPr>
-          <w:rStyle w:val="VerbatimChar"/>
-        </w:rPr>
-        <w:t xml:space="preserve">extentconv</w:t>
-      </w:r>
-      <w:r>
-        <w:t xml:space="preserve"> </w:t>
-      </w:r>
-      <w:r>
-        <w:t xml:space="preserve">keyword:</w:t>
-      </w:r>
-    </w:p>
-    <w:p>
-      <w:pPr>
-        <w:pStyle w:val="SourceCode"/>
-      </w:pPr>
-      <w:r>
-        <w:rPr>
-          <w:rStyle w:val="VerbatimChar"/>
-        </w:rPr>
-        <w:t xml:space="preserve">A1: submodel(), extentconv=1000;</w:t>
-      </w:r>
-    </w:p>
-    <w:p>
-      <w:pPr>
-        <w:pStyle w:val="FirstParagraph"/>
-      </w:pPr>
-      <w:r>
-        <w:t xml:space="preserve">This construct means that one unit of reaction extent in the submodel</w:t>
-      </w:r>
-      <w:r>
-        <w:t xml:space="preserve"> </w:t>
-      </w:r>
-      <w:r>
-        <w:t xml:space="preserve">multiplied by the extent conversion factor should equal one unit of</w:t>
-      </w:r>
-      <w:r>
-        <w:t xml:space="preserve"> </w:t>
-      </w:r>
-      <w:r>
-        <w:t xml:space="preserve">reaction extent in the parent model.</w:t>
-      </w:r>
-    </w:p>
-    <w:p>
-      <w:pPr>
-        <w:pStyle w:val="BodyText"/>
-      </w:pPr>
-      <w:r>
-        <w:t xml:space="preserve">Both time and extent conversion factors may be numbers (as above) or</w:t>
-      </w:r>
-      <w:r>
-        <w:t xml:space="preserve"> </w:t>
-      </w:r>
-      <w:r>
-        <w:t xml:space="preserve">they may be references to constant parameters. They may also both be</w:t>
-      </w:r>
-      <w:r>
-        <w:t xml:space="preserve"> </w:t>
-      </w:r>
-      <w:r>
-        <w:t xml:space="preserve">used at once:</w:t>
-      </w:r>
-    </w:p>
-    <w:p>
-      <w:pPr>
-        <w:pStyle w:val="SourceCode"/>
-      </w:pPr>
-      <w:r>
-        <w:rPr>
-          <w:rStyle w:val="VerbatimChar"/>
-        </w:rPr>
-        <w:t xml:space="preserve">A1: submodel(), timeconv=tconv, extentconv=xconv;</w:t>
-      </w:r>
-    </w:p>
-    <w:p>
-      <w:pPr>
-        <w:pStyle w:val="FirstParagraph"/>
-      </w:pPr>
-      <w:r>
-        <w:t xml:space="preserve">Individual components of submodels may also be given conversion factors,</w:t>
-      </w:r>
-      <w:r>
-        <w:t xml:space="preserve"> </w:t>
-      </w:r>
-      <w:r>
-        <w:t xml:space="preserve">when the</w:t>
-      </w:r>
-      <w:r>
-        <w:t xml:space="preserve"> </w:t>
-      </w:r>
-      <w:r>
-        <w:rPr>
-          <w:rStyle w:val="VerbatimChar"/>
-        </w:rPr>
-        <w:t xml:space="preserve">is</w:t>
-      </w:r>
-      <w:r>
-        <w:t xml:space="preserve"> </w:t>
-      </w:r>
-      <w:r>
-        <w:t xml:space="preserve">keyword is used. The following two constructs are</w:t>
-      </w:r>
-      <w:r>
-        <w:t xml:space="preserve"> </w:t>
-      </w:r>
-      <w:r>
-        <w:t xml:space="preserve">equivalent ways of applying conversion factor</w:t>
-      </w:r>
-      <w:r>
-        <w:t xml:space="preserve"> </w:t>
-      </w:r>
-      <w:r>
-        <w:rPr>
-          <w:rStyle w:val="VerbatimChar"/>
-        </w:rPr>
-        <w:t xml:space="preserve">cf</w:t>
-      </w:r>
-      <w:r>
-        <w:t xml:space="preserve"> </w:t>
-      </w:r>
-      <w:r>
-        <w:t xml:space="preserve">to the synchronized</w:t>
-      </w:r>
-      <w:r>
-        <w:t xml:space="preserve"> </w:t>
-      </w:r>
-      <w:r>
-        <w:t xml:space="preserve">variables</w:t>
-      </w:r>
-      <w:r>
-        <w:t xml:space="preserve"> </w:t>
-      </w:r>
-      <w:r>
-        <w:rPr>
-          <w:rStyle w:val="VerbatimChar"/>
-        </w:rPr>
-        <w:t xml:space="preserve">x</w:t>
-      </w:r>
-      <w:r>
-        <w:t xml:space="preserve"> </w:t>
-      </w:r>
-      <w:r>
-        <w:t xml:space="preserve">and</w:t>
-      </w:r>
-      <w:r>
-        <w:t xml:space="preserve"> </w:t>
-      </w:r>
-      <w:r>
-        <w:rPr>
-          <w:rStyle w:val="VerbatimChar"/>
-        </w:rPr>
-        <w:t xml:space="preserve">A1.y</w:t>
-      </w:r>
-      <w:r>
-        <w:t xml:space="preserve">:</w:t>
-      </w:r>
-    </w:p>
-    <w:p>
-      <w:pPr>
-        <w:pStyle w:val="SourceCode"/>
-      </w:pPr>
-      <w:r>
-        <w:rPr>
-          <w:rStyle w:val="VerbatimChar"/>
-        </w:rPr>
-        <w:t xml:space="preserve">A1.y * cf is x;</w:t>
-      </w:r>
-      <w:r>
-        <w:br/>
-      </w:r>
-      <w:r>
-        <w:rPr>
-          <w:rStyle w:val="VerbatimChar"/>
-        </w:rPr>
-        <w:t xml:space="preserve">A1.y is x / cf;</w:t>
-      </w:r>
-    </w:p>
-    <w:p>
-      <w:pPr>
-        <w:pStyle w:val="FirstParagraph"/>
-      </w:pPr>
-      <w:r>
-        <w:t xml:space="preserve">When flattened, all of these conversion factors will be incorporated</w:t>
-      </w:r>
-      <w:r>
-        <w:t xml:space="preserve"> </w:t>
-      </w:r>
-      <w:r>
-        <w:t xml:space="preserve">into the mathematics.</w:t>
-      </w:r>
-    </w:p>
-    <w:bookmarkEnd w:id="55"/>
-    <w:bookmarkStart w:id="56" w:name="submodel-deletions"/>
-    <w:p>
-      <w:pPr>
-        <w:pStyle w:val="Heading4"/>
-      </w:pPr>
-      <w:r>
-        <w:t xml:space="preserve">Submodel deletions</w:t>
-      </w:r>
-    </w:p>
-    <w:p>
-      <w:pPr>
-        <w:pStyle w:val="FirstParagraph"/>
-      </w:pPr>
-      <w:r>
-        <w:t xml:space="preserve">Sometimes, an element of a submodel has to be removed entirely for the</w:t>
-      </w:r>
-      <w:r>
-        <w:t xml:space="preserve"> </w:t>
-      </w:r>
-      <w:r>
-        <w:t xml:space="preserve">model to make sense as a whole. A degradation reaction might need to be</w:t>
-      </w:r>
-      <w:r>
-        <w:t xml:space="preserve"> </w:t>
-      </w:r>
-      <w:r>
-        <w:t xml:space="preserve">removed, for example, or a now-superfluous species. To delete an element</w:t>
-      </w:r>
-      <w:r>
-        <w:t xml:space="preserve"> </w:t>
-      </w:r>
-      <w:r>
-        <w:t xml:space="preserve">of a submodel, use the</w:t>
-      </w:r>
-      <w:r>
-        <w:t xml:space="preserve"> </w:t>
-      </w:r>
-      <w:r>
-        <w:rPr>
-          <w:rStyle w:val="VerbatimChar"/>
-        </w:rPr>
-        <w:t xml:space="preserve">delete</w:t>
-      </w:r>
-      <w:r>
-        <w:t xml:space="preserve"> </w:t>
-      </w:r>
-      <w:r>
-        <w:t xml:space="preserve">keyword:</w:t>
-      </w:r>
-    </w:p>
-    <w:p>
-      <w:pPr>
-        <w:pStyle w:val="SourceCode"/>
-      </w:pPr>
-      <w:r>
-        <w:rPr>
-          <w:rStyle w:val="VerbatimChar"/>
-        </w:rPr>
-        <w:t xml:space="preserve">delete A1.S1;</w:t>
-      </w:r>
-    </w:p>
-    <w:p>
-      <w:pPr>
-        <w:pStyle w:val="FirstParagraph"/>
-      </w:pPr>
-      <w:r>
-        <w:t xml:space="preserve">In this case,</w:t>
-      </w:r>
-      <w:r>
-        <w:t xml:space="preserve"> </w:t>
-      </w:r>
-      <w:r>
-        <w:rPr>
-          <w:rStyle w:val="VerbatimChar"/>
-        </w:rPr>
-        <w:t xml:space="preserve">S1</w:t>
-      </w:r>
-      <w:r>
-        <w:t xml:space="preserve"> </w:t>
-      </w:r>
-      <w:r>
-        <w:t xml:space="preserve">will be removed from submodel</w:t>
-      </w:r>
-      <w:r>
-        <w:t xml:space="preserve"> </w:t>
-      </w:r>
-      <w:r>
-        <w:rPr>
-          <w:rStyle w:val="VerbatimChar"/>
-        </w:rPr>
-        <w:t xml:space="preserve">A1</w:t>
-      </w:r>
-      <w:r>
-        <w:t xml:space="preserve">, as will any</w:t>
-      </w:r>
-      <w:r>
-        <w:t xml:space="preserve"> </w:t>
-      </w:r>
-      <w:r>
-        <w:t xml:space="preserve">reactions</w:t>
-      </w:r>
-      <w:r>
-        <w:t xml:space="preserve"> </w:t>
-      </w:r>
-      <w:r>
-        <w:rPr>
-          <w:rStyle w:val="VerbatimChar"/>
-        </w:rPr>
-        <w:t xml:space="preserve">S1</w:t>
-      </w:r>
-      <w:r>
-        <w:t xml:space="preserve"> </w:t>
-      </w:r>
-      <w:r>
-        <w:t xml:space="preserve">participated in, plus any mathematical formulas that had</w:t>
-      </w:r>
-      <w:r>
-        <w:t xml:space="preserve"> </w:t>
-      </w:r>
-      <w:r>
-        <w:rPr>
-          <w:rStyle w:val="VerbatimChar"/>
-        </w:rPr>
-        <w:t xml:space="preserve">S1</w:t>
-      </w:r>
-      <w:r>
-        <w:t xml:space="preserve"> </w:t>
-      </w:r>
-      <w:r>
-        <w:t xml:space="preserve">in them.</w:t>
-      </w:r>
-    </w:p>
-    <w:p>
-      <w:pPr>
-        <w:pStyle w:val="BodyText"/>
-      </w:pPr>
-      <w:r>
-        <w:t xml:space="preserve">Similarly, sometimes it is necessary to clear assignments and rules to a</w:t>
-      </w:r>
-      <w:r>
-        <w:t xml:space="preserve"> </w:t>
-      </w:r>
-      <w:r>
-        <w:t xml:space="preserve">variable. To accomplish this, simply declare a new assignment or rule</w:t>
-      </w:r>
-      <w:r>
-        <w:t xml:space="preserve"> </w:t>
-      </w:r>
-      <w:r>
-        <w:t xml:space="preserve">for the variable, but leave it blank:</w:t>
-      </w:r>
-    </w:p>
-    <w:p>
-      <w:pPr>
-        <w:pStyle w:val="SourceCode"/>
-      </w:pPr>
-      <w:r>
-        <w:rPr>
-          <w:rStyle w:val="VerbatimChar"/>
-        </w:rPr>
-        <w:t xml:space="preserve">A1.S1  = ;</w:t>
-      </w:r>
-      <w:r>
-        <w:br/>
-      </w:r>
-      <w:r>
-        <w:rPr>
-          <w:rStyle w:val="VerbatimChar"/>
-        </w:rPr>
-        <w:t xml:space="preserve">A1.S2 := ;</w:t>
-      </w:r>
-      <w:r>
-        <w:br/>
-      </w:r>
-      <w:r>
-        <w:rPr>
-          <w:rStyle w:val="VerbatimChar"/>
-        </w:rPr>
-        <w:t xml:space="preserve">A1.S3' = ;</w:t>
-      </w:r>
-    </w:p>
-    <w:p>
-      <w:pPr>
-        <w:pStyle w:val="FirstParagraph"/>
-      </w:pPr>
-      <w:r>
-        <w:t xml:space="preserve">This will remove the appropriate initial assignment, assignment rule, or</w:t>
-      </w:r>
-      <w:r>
-        <w:t xml:space="preserve"> </w:t>
-      </w:r>
-      <w:r>
-        <w:t xml:space="preserve">rate rule (respectively) from the submodel.</w:t>
-      </w:r>
-    </w:p>
-    <w:bookmarkEnd w:id="56"/>
-    <w:bookmarkEnd w:id="57"/>
-    <w:bookmarkStart w:id="58" w:name="constant-and-variable-symbols"/>
-    <w:p>
-      <w:pPr>
-        <w:pStyle w:val="Heading3"/>
-      </w:pPr>
-      <w:r>
-        <w:t xml:space="preserve">Constant and variable symbols</w:t>
-      </w:r>
-    </w:p>
-    <w:p>
-      <w:pPr>
-        <w:pStyle w:val="FirstParagraph"/>
-      </w:pPr>
-      <w:r>
-        <w:t xml:space="preserve">Some models have</w:t>
-      </w:r>
-      <w:r>
-        <w:t xml:space="preserve"> </w:t>
-      </w:r>
-      <w:r>
-        <w:t xml:space="preserve">‘boundary species’</w:t>
-      </w:r>
-      <w:r>
-        <w:t xml:space="preserve"> </w:t>
-      </w:r>
-      <w:r>
-        <w:t xml:space="preserve">in their reactions, or species whose</w:t>
-      </w:r>
-      <w:r>
-        <w:t xml:space="preserve"> </w:t>
-      </w:r>
-      <w:r>
-        <w:t xml:space="preserve">concentrations do not change as a result of participating in a reaction.</w:t>
-      </w:r>
-      <w:r>
-        <w:t xml:space="preserve"> </w:t>
-      </w:r>
-      <w:r>
-        <w:t xml:space="preserve">To declare that a species is a boundary species, use the</w:t>
-      </w:r>
-      <w:r>
-        <w:t xml:space="preserve"> </w:t>
-      </w:r>
-      <w:r>
-        <w:t xml:space="preserve">‘const’</w:t>
-      </w:r>
-      <w:r>
-        <w:t xml:space="preserve"> </w:t>
-      </w:r>
-      <w:r>
-        <w:t xml:space="preserve">keyword:</w:t>
-      </w:r>
-    </w:p>
-    <w:p>
-      <w:pPr>
-        <w:pStyle w:val="SourceCode"/>
-      </w:pPr>
-      <w:r>
-        <w:rPr>
-          <w:rStyle w:val="VerbatimChar"/>
-        </w:rPr>
-        <w:t xml:space="preserve">const S1;</w:t>
-      </w:r>
-    </w:p>
-    <w:p>
-      <w:pPr>
-        <w:pStyle w:val="FirstParagraph"/>
-      </w:pPr>
-      <w:r>
-        <w:t xml:space="preserve">While you’re declaring it, you may want to be more specific by using the</w:t>
-      </w:r>
-      <w:r>
-        <w:t xml:space="preserve"> </w:t>
-      </w:r>
-      <w:r>
-        <w:t xml:space="preserve">‘species’</w:t>
-      </w:r>
-      <w:r>
-        <w:t xml:space="preserve"> </w:t>
-      </w:r>
-      <w:r>
-        <w:t xml:space="preserve">keyword:</w:t>
-      </w:r>
-    </w:p>
-    <w:p>
-      <w:pPr>
-        <w:pStyle w:val="SourceCode"/>
-      </w:pPr>
-      <w:r>
-        <w:rPr>
-          <w:rStyle w:val="VerbatimChar"/>
-        </w:rPr>
-        <w:t xml:space="preserve">const species S1;</w:t>
-      </w:r>
-    </w:p>
-    <w:p>
-      <w:pPr>
-        <w:pStyle w:val="FirstParagraph"/>
-      </w:pPr>
-      <w:r>
-        <w:t xml:space="preserve">If a symbol appears as a participant in a reaction, Antimony will</w:t>
-      </w:r>
-      <w:r>
-        <w:t xml:space="preserve"> </w:t>
-      </w:r>
-      <w:r>
-        <w:t xml:space="preserve">recognize that it is a species automatically, so the use of the keyword</w:t>
-      </w:r>
-      <w:r>
-        <w:t xml:space="preserve"> </w:t>
-      </w:r>
-      <w:r>
-        <w:t xml:space="preserve">‘species’</w:t>
-      </w:r>
-      <w:r>
-        <w:t xml:space="preserve"> </w:t>
-      </w:r>
-      <w:r>
-        <w:t xml:space="preserve">is not required. If, however, you have a species which never</w:t>
-      </w:r>
-      <w:r>
-        <w:t xml:space="preserve"> </w:t>
-      </w:r>
-      <w:r>
-        <w:t xml:space="preserve">appears in a reaction, you will need to use the</w:t>
-      </w:r>
-      <w:r>
-        <w:t xml:space="preserve"> </w:t>
-      </w:r>
-      <w:r>
-        <w:t xml:space="preserve">‘species’</w:t>
-      </w:r>
-      <w:r>
-        <w:t xml:space="preserve"> </w:t>
-      </w:r>
-      <w:r>
-        <w:t xml:space="preserve">keyword.</w:t>
-      </w:r>
-    </w:p>
-    <w:p>
-      <w:pPr>
-        <w:pStyle w:val="BodyText"/>
-      </w:pPr>
-      <w:r>
-        <w:t xml:space="preserve">If you have several species that are all constant, you may declare this</w:t>
-      </w:r>
-      <w:r>
-        <w:t xml:space="preserve"> </w:t>
-      </w:r>
-      <w:r>
-        <w:t xml:space="preserve">all in one line:</w:t>
-      </w:r>
-    </w:p>
-    <w:p>
-      <w:pPr>
-        <w:pStyle w:val="SourceCode"/>
-      </w:pPr>
-      <w:r>
-        <w:rPr>
-          <w:rStyle w:val="VerbatimChar"/>
-        </w:rPr>
-        <w:t xml:space="preserve">const species S1, S2, S3;</w:t>
-      </w:r>
-    </w:p>
-    <w:p>
-      <w:pPr>
-        <w:pStyle w:val="FirstParagraph"/>
-      </w:pPr>
-      <w:r>
-        <w:t xml:space="preserve">While species are variable by default, you may also declare them so</w:t>
-      </w:r>
-      <w:r>
-        <w:t xml:space="preserve"> </w:t>
-      </w:r>
-      <w:r>
-        <w:t xml:space="preserve">explicitly with the</w:t>
-      </w:r>
-      <w:r>
-        <w:t xml:space="preserve"> </w:t>
-      </w:r>
-      <w:r>
-        <w:t xml:space="preserve">‘var’</w:t>
-      </w:r>
-      <w:r>
-        <w:t xml:space="preserve"> </w:t>
-      </w:r>
-      <w:r>
-        <w:t xml:space="preserve">keyword:</w:t>
-      </w:r>
-    </w:p>
-    <w:p>
-      <w:pPr>
-        <w:pStyle w:val="SourceCode"/>
-      </w:pPr>
-      <w:r>
-        <w:rPr>
-          <w:rStyle w:val="VerbatimChar"/>
-        </w:rPr>
-        <w:t xml:space="preserve">var species S4, S5, S6;</w:t>
-      </w:r>
-    </w:p>
-    <w:p>
-      <w:pPr>
-        <w:pStyle w:val="FirstParagraph"/>
-      </w:pPr>
-      <w:r>
-        <w:t xml:space="preserve">Alternatively, you may declare a species to be a boundary species by</w:t>
-      </w:r>
-      <w:r>
-        <w:t xml:space="preserve"> </w:t>
-      </w:r>
-      <w:r>
-        <w:t xml:space="preserve">prepending a</w:t>
-      </w:r>
-      <w:r>
-        <w:t xml:space="preserve"> </w:t>
-      </w:r>
-      <w:r>
-        <w:t xml:space="preserve">‘$’</w:t>
-      </w:r>
-      <w:r>
-        <w:t xml:space="preserve"> </w:t>
-      </w:r>
-      <w:r>
-        <w:t xml:space="preserve">in front of it:</w:t>
-      </w:r>
-    </w:p>
-    <w:p>
-      <w:pPr>
-        <w:pStyle w:val="SourceCode"/>
-      </w:pPr>
-      <w:r>
-        <w:rPr>
-          <w:rStyle w:val="VerbatimChar"/>
-        </w:rPr>
-        <w:t xml:space="preserve">S1 + $E -&gt; ES;</w:t>
-      </w:r>
-    </w:p>
-    <w:p>
-      <w:pPr>
-        <w:pStyle w:val="FirstParagraph"/>
-      </w:pPr>
-      <w:r>
-        <w:t xml:space="preserve">This would set the level of</w:t>
-      </w:r>
-      <w:r>
-        <w:t xml:space="preserve"> </w:t>
-      </w:r>
-      <w:r>
-        <w:t xml:space="preserve">‘E’</w:t>
-      </w:r>
-      <w:r>
-        <w:t xml:space="preserve"> </w:t>
-      </w:r>
-      <w:r>
-        <w:t xml:space="preserve">to be constant. You can use this symbol</w:t>
-      </w:r>
-      <w:r>
-        <w:t xml:space="preserve"> </w:t>
-      </w:r>
-      <w:r>
-        <w:t xml:space="preserve">in declaration lists as well:</w:t>
-      </w:r>
-    </w:p>
-    <w:p>
-      <w:pPr>
-        <w:pStyle w:val="SourceCode"/>
-      </w:pPr>
-      <w:r>
-        <w:rPr>
-          <w:rStyle w:val="VerbatimChar"/>
-        </w:rPr>
-        <w:t xml:space="preserve">species S1, $S2, $S3, S4, S5, $S6;</w:t>
-      </w:r>
-    </w:p>
-    <w:p>
-      <w:pPr>
-        <w:pStyle w:val="FirstParagraph"/>
-      </w:pPr>
-      <w:r>
-        <w:t xml:space="preserve">This declares six species, three of which are variable (by default) and</w:t>
-      </w:r>
-      <w:r>
-        <w:t xml:space="preserve"> </w:t>
-      </w:r>
-      <w:r>
-        <w:t xml:space="preserve">three of which are constant.</w:t>
-      </w:r>
-    </w:p>
-    <w:p>
-      <w:pPr>
-        <w:pStyle w:val="BodyText"/>
-      </w:pPr>
-      <w:r>
-        <w:t xml:space="preserve">Likewise, formulas are constant by default. They may be initialized with</w:t>
-      </w:r>
-      <w:r>
-        <w:t xml:space="preserve"> </w:t>
-      </w:r>
-      <w:r>
-        <w:t xml:space="preserve">an equals sign, with either a simple or a complex formula:</w:t>
-      </w:r>
-    </w:p>
-    <w:p>
-      <w:pPr>
-        <w:pStyle w:val="SourceCode"/>
-      </w:pPr>
-      <w:r>
-        <w:rPr>
-          <w:rStyle w:val="VerbatimChar"/>
-        </w:rPr>
-        <w:t xml:space="preserve">k1 = 5;</w:t>
-      </w:r>
-      <w:r>
-        <w:br/>
-      </w:r>
-      <w:r>
-        <w:rPr>
-          <w:rStyle w:val="VerbatimChar"/>
-        </w:rPr>
-        <w:t xml:space="preserve">k2 = 2*S1;</w:t>
-      </w:r>
-    </w:p>
-    <w:p>
-      <w:pPr>
-        <w:pStyle w:val="FirstParagraph"/>
-      </w:pPr>
-      <w:r>
-        <w:t xml:space="preserve">You may also explicitly declare whether they are constant or variable:</w:t>
-      </w:r>
-    </w:p>
-    <w:p>
-      <w:pPr>
-        <w:pStyle w:val="SourceCode"/>
-      </w:pPr>
-      <w:r>
-        <w:rPr>
-          <w:rStyle w:val="VerbatimChar"/>
-        </w:rPr>
-        <w:t xml:space="preserve">const k1;</w:t>
-      </w:r>
-      <w:r>
-        <w:br/>
-      </w:r>
-      <w:r>
-        <w:rPr>
-          <w:rStyle w:val="VerbatimChar"/>
-        </w:rPr>
-        <w:t xml:space="preserve">var k2;</w:t>
-      </w:r>
-    </w:p>
-    <w:p>
-      <w:pPr>
-        <w:pStyle w:val="FirstParagraph"/>
-      </w:pPr>
-      <w:r>
-        <w:t xml:space="preserve">and be more specific and declare that both are formulas:</w:t>
-      </w:r>
-    </w:p>
-    <w:p>
-      <w:pPr>
-        <w:pStyle w:val="SourceCode"/>
-      </w:pPr>
-      <w:r>
-        <w:rPr>
-          <w:rStyle w:val="VerbatimChar"/>
-        </w:rPr>
-        <w:t xml:space="preserve">const formula k1;</w:t>
-      </w:r>
-      <w:r>
-        <w:br/>
-      </w:r>
-      <w:r>
-        <w:rPr>
-          <w:rStyle w:val="VerbatimChar"/>
-        </w:rPr>
-        <w:t xml:space="preserve">var formula k2;</w:t>
-      </w:r>
-    </w:p>
-    <w:p>
-      <w:pPr>
-        <w:pStyle w:val="FirstParagraph"/>
-      </w:pPr>
-      <w:r>
-        <w:t xml:space="preserve">Variables defined with an equals sign are assigned those values at the</w:t>
-      </w:r>
-      <w:r>
-        <w:t xml:space="preserve"> </w:t>
-      </w:r>
-      <w:r>
-        <w:t xml:space="preserve">start of the simulation. In SBML terms, they use the</w:t>
-      </w:r>
-      <w:r>
-        <w:t xml:space="preserve"> </w:t>
-      </w:r>
-      <w:r>
-        <w:t xml:space="preserve">‘Initial</w:t>
-      </w:r>
-      <w:r>
-        <w:t xml:space="preserve"> </w:t>
-      </w:r>
-      <w:r>
-        <w:t xml:space="preserve">Assignment’</w:t>
-      </w:r>
-      <w:r>
-        <w:t xml:space="preserve"> </w:t>
-      </w:r>
-      <w:r>
-        <w:t xml:space="preserve">values. If the formula is to vary during the course of the</w:t>
-      </w:r>
-      <w:r>
-        <w:t xml:space="preserve"> </w:t>
-      </w:r>
-      <w:r>
-        <w:t xml:space="preserve">simulation, use the Assignment Rule (or Rate Rule) syntax, described</w:t>
-      </w:r>
-      <w:r>
-        <w:t xml:space="preserve"> </w:t>
-      </w:r>
-      <w:r>
-        <w:t xml:space="preserve">later.</w:t>
-      </w:r>
-    </w:p>
-    <w:p>
-      <w:pPr>
-        <w:pStyle w:val="BodyText"/>
-      </w:pPr>
-      <w:r>
-        <w:t xml:space="preserve">You can also mix-and-match your declarations however best suits what you</w:t>
-      </w:r>
-      <w:r>
-        <w:t xml:space="preserve"> </w:t>
-      </w:r>
-      <w:r>
-        <w:t xml:space="preserve">want to convey:</w:t>
-      </w:r>
-    </w:p>
-    <w:p>
-      <w:pPr>
-        <w:pStyle w:val="SourceCode"/>
-      </w:pPr>
-      <w:r>
-        <w:rPr>
-          <w:rStyle w:val="VerbatimChar"/>
-        </w:rPr>
-        <w:t xml:space="preserve">species S1, S2, S3, S4;</w:t>
-      </w:r>
-      <w:r>
-        <w:br/>
-      </w:r>
-      <w:r>
-        <w:rPr>
-          <w:rStyle w:val="VerbatimChar"/>
-        </w:rPr>
-        <w:t xml:space="preserve">formula k1, k2, k3, k4;</w:t>
-      </w:r>
-      <w:r>
-        <w:br/>
-      </w:r>
-      <w:r>
-        <w:rPr>
-          <w:rStyle w:val="VerbatimChar"/>
-        </w:rPr>
-        <w:t xml:space="preserve">const   S1, S4, k1, k3;</w:t>
-      </w:r>
-      <w:r>
-        <w:br/>
-      </w:r>
-      <w:r>
-        <w:rPr>
-          <w:rStyle w:val="VerbatimChar"/>
-        </w:rPr>
-        <w:t xml:space="preserve">var     S2, S3, k2, k4;</w:t>
-      </w:r>
-    </w:p>
-    <w:p>
-      <w:pPr>
-        <w:pStyle w:val="FirstParagraph"/>
-      </w:pPr>
-      <w:r>
-        <w:t xml:space="preserve">Antimony is a pure model definition language, meaning that all</w:t>
-      </w:r>
-      <w:r>
-        <w:t xml:space="preserve"> </w:t>
-      </w:r>
-      <w:r>
-        <w:t xml:space="preserve">statements in the language serve to build a static model of a dynamic</w:t>
-      </w:r>
-      <w:r>
-        <w:t xml:space="preserve"> </w:t>
-      </w:r>
-      <w:r>
-        <w:t xml:space="preserve">biological system. Unlike Jarnac, sequential programming techniques such</w:t>
-      </w:r>
-      <w:r>
-        <w:t xml:space="preserve"> </w:t>
-      </w:r>
-      <w:r>
-        <w:t xml:space="preserve">as re-using a variable for a new purpose will not work:</w:t>
-      </w:r>
-    </w:p>
-    <w:p>
-      <w:pPr>
-        <w:pStyle w:val="SourceCode"/>
-      </w:pPr>
-      <w:r>
-        <w:rPr>
-          <w:rStyle w:val="VerbatimChar"/>
-        </w:rPr>
-        <w:t xml:space="preserve">pH = 7;</w:t>
+        <w:t xml:space="preserve">pH = 8.2;</w:t>
       </w:r>
       <w:r>
         <w:br/>
@@ -9629,224 +10059,11 @@
         <w:rPr>
           <w:rStyle w:val="VerbatimChar"/>
         </w:rPr>
-        <w:t xml:space="preserve">pH = 8.2;</w:t>
-      </w:r>
-      <w:r>
-        <w:br/>
-      </w:r>
-      <w:r>
-        <w:rPr>
-          <w:rStyle w:val="VerbatimChar"/>
-        </w:rPr>
         <w:t xml:space="preserve">k2 = -log10(pH);</w:t>
       </w:r>
     </w:p>
-    <w:p>
-      <w:pPr>
-        <w:pStyle w:val="FirstParagraph"/>
-      </w:pPr>
-      <w:r>
-        <w:t xml:space="preserve">In a sequential programming language, the above would result in</w:t>
-      </w:r>
-      <w:r>
-        <w:t xml:space="preserve"> </w:t>
-      </w:r>
-      <w:r>
-        <w:t xml:space="preserve">different values being stored in k1 and k2. (This is how Jarnac works,</w:t>
-      </w:r>
-      <w:r>
-        <w:t xml:space="preserve"> </w:t>
-      </w:r>
-      <w:r>
-        <w:t xml:space="preserve">for those familiar with that language/simulation environment.) In a pure</w:t>
-      </w:r>
-      <w:r>
-        <w:t xml:space="preserve"> </w:t>
-      </w:r>
-      <w:r>
-        <w:t xml:space="preserve">model definition language like Antimony,</w:t>
-      </w:r>
-      <w:r>
-        <w:t xml:space="preserve"> </w:t>
-      </w:r>
-      <w:r>
-        <w:t xml:space="preserve">‘pH’</w:t>
-      </w:r>
-      <w:r>
-        <w:t xml:space="preserve">,</w:t>
-      </w:r>
-      <w:r>
-        <w:t xml:space="preserve"> </w:t>
-      </w:r>
-      <w:r>
-        <w:t xml:space="preserve">‘k1’</w:t>
-      </w:r>
-      <w:r>
-        <w:t xml:space="preserve">,</w:t>
-      </w:r>
-      <w:r>
-        <w:t xml:space="preserve"> </w:t>
-      </w:r>
-      <w:r>
-        <w:t xml:space="preserve">‘k2’</w:t>
-      </w:r>
-      <w:r>
-        <w:t xml:space="preserve">, and even the</w:t>
-      </w:r>
-      <w:r>
-        <w:t xml:space="preserve"> </w:t>
-      </w:r>
-      <w:r>
-        <w:t xml:space="preserve">formula</w:t>
-      </w:r>
-      <w:r>
-        <w:t xml:space="preserve"> </w:t>
-      </w:r>
-      <w:r>
-        <w:t xml:space="preserve">‘-log10(pH)’</w:t>
-      </w:r>
-      <w:r>
-        <w:t xml:space="preserve"> </w:t>
-      </w:r>
-      <w:r>
-        <w:t xml:space="preserve">are static symbols that are being defined by</w:t>
-      </w:r>
-      <w:r>
-        <w:t xml:space="preserve"> </w:t>
-      </w:r>
-      <w:r>
-        <w:t xml:space="preserve">Antimony statements, and not processed in any way. A simulator that</w:t>
-      </w:r>
-      <w:r>
-        <w:t xml:space="preserve"> </w:t>
-      </w:r>
-      <w:r>
-        <w:t xml:space="preserve">requests the mathematical expression for k1 will receive the string</w:t>
-      </w:r>
-      <w:r>
-        <w:t xml:space="preserve"> </w:t>
-      </w:r>
-      <w:r>
-        <w:t xml:space="preserve">‘-log10(pH)’</w:t>
-      </w:r>
-      <w:r>
-        <w:t xml:space="preserve">; the same string it will receive for k2. A request for</w:t>
-      </w:r>
-      <w:r>
-        <w:t xml:space="preserve"> </w:t>
-      </w:r>
-      <w:r>
-        <w:t xml:space="preserve">the mathematical expression for pH will receive the string</w:t>
-      </w:r>
-      <w:r>
-        <w:t xml:space="preserve"> </w:t>
-      </w:r>
-      <w:r>
-        <w:t xml:space="preserve">‘8.2’</w:t>
-      </w:r>
-      <w:r>
-        <w:t xml:space="preserve">, since</w:t>
-      </w:r>
-      <w:r>
-        <w:t xml:space="preserve"> </w:t>
-      </w:r>
-      <w:r>
-        <w:t xml:space="preserve">that’s the last definition found in the file. As such, k1 and k2 will</w:t>
-      </w:r>
-      <w:r>
-        <w:t xml:space="preserve"> </w:t>
-      </w:r>
-      <w:r>
-        <w:t xml:space="preserve">end up being identical.</w:t>
-      </w:r>
-    </w:p>
-    <w:p>
-      <w:pPr>
-        <w:pStyle w:val="BodyText"/>
-      </w:pPr>
-      <w:r>
-        <w:t xml:space="preserve">As a side note, we considered having libAntimony store a warning when</w:t>
-      </w:r>
-      <w:r>
-        <w:t xml:space="preserve"> </w:t>
-      </w:r>
-      <w:r>
-        <w:t xml:space="preserve">presented with an input file such as the example above with a later</w:t>
-      </w:r>
-      <w:r>
-        <w:t xml:space="preserve"> </w:t>
-      </w:r>
-      <w:r>
-        <w:t xml:space="preserve">definition overwriting an earlier definition. However, there was no way</w:t>
-      </w:r>
-      <w:r>
-        <w:t xml:space="preserve"> </w:t>
-      </w:r>
-      <w:r>
-        <w:t xml:space="preserve">with our current interface to let the user know that a warning had been</w:t>
-      </w:r>
-      <w:r>
-        <w:t xml:space="preserve"> </w:t>
-      </w:r>
-      <w:r>
-        <w:t xml:space="preserve">saved, and it seemed like there could be a number of cases where the</w:t>
-      </w:r>
-      <w:r>
-        <w:t xml:space="preserve"> </w:t>
-      </w:r>
-      <w:r>
-        <w:t xml:space="preserve">user might legitimately want to override an earlier definition (such as</w:t>
-      </w:r>
-      <w:r>
-        <w:t xml:space="preserve"> </w:t>
-      </w:r>
-      <w:r>
-        <w:t xml:space="preserve">when using submodules). So for now, the above</w:t>
-      </w:r>
-      <w:r>
-        <w:t xml:space="preserve"> </w:t>
-      </w:r>
-      <w:r>
-        <w:t xml:space="preserve">is valid Antimony input that just so happens to produce exactly the same</w:t>
-      </w:r>
-      <w:r>
-        <w:t xml:space="preserve"> </w:t>
-      </w:r>
-      <w:r>
-        <w:t xml:space="preserve">output as:</w:t>
-      </w:r>
-    </w:p>
-    <w:p>
-      <w:pPr>
-        <w:pStyle w:val="SourceCode"/>
-      </w:pPr>
-      <w:r>
-        <w:rPr>
-          <w:rStyle w:val="VerbatimChar"/>
-        </w:rPr>
-        <w:t xml:space="preserve">pH = 8.2;</w:t>
-      </w:r>
-      <w:r>
-        <w:br/>
-      </w:r>
-      <w:r>
-        <w:rPr>
-          <w:rStyle w:val="VerbatimChar"/>
-        </w:rPr>
-        <w:t xml:space="preserve">k1 = -log10(pH);</w:t>
-      </w:r>
-      <w:r>
-        <w:br/>
-      </w:r>
-      <w:r>
-        <w:rPr>
-          <w:rStyle w:val="VerbatimChar"/>
-        </w:rPr>
-        <w:t xml:space="preserve">k2 = -log10(pH);</w:t>
-      </w:r>
-    </w:p>
-    <w:bookmarkEnd w:id="58"/>
-    <w:bookmarkStart w:id="59" w:name="compartments-1"/>
+    <w:bookmarkEnd w:id="59"/>
+    <w:bookmarkStart w:id="60" w:name="compartments-1"/>
     <w:p>
       <w:pPr>
         <w:pStyle w:val="Heading3"/>
@@ -10556,8 +10773,8 @@
         <w:t xml:space="preserve">illegal.</w:t>
       </w:r>
     </w:p>
-    <w:bookmarkEnd w:id="59"/>
-    <w:bookmarkStart w:id="60" w:name="events"/>
+    <w:bookmarkEnd w:id="60"/>
+    <w:bookmarkStart w:id="61" w:name="events"/>
     <w:p>
       <w:pPr>
         <w:pStyle w:val="Heading3"/>
@@ -11267,8 +11484,8 @@
         <w:t xml:space="preserve">specification.</w:t>
       </w:r>
     </w:p>
-    <w:bookmarkEnd w:id="60"/>
-    <w:bookmarkStart w:id="61" w:name="assignment-rules"/>
+    <w:bookmarkEnd w:id="61"/>
+    <w:bookmarkStart w:id="62" w:name="assignment-rules"/>
     <w:p>
       <w:pPr>
         <w:pStyle w:val="Heading3"/>
@@ -11455,8 +11672,8 @@
         <w:t xml:space="preserve">or Rate Rule.</w:t>
       </w:r>
     </w:p>
-    <w:bookmarkEnd w:id="61"/>
-    <w:bookmarkStart w:id="62" w:name="rate-rules"/>
+    <w:bookmarkEnd w:id="62"/>
+    <w:bookmarkStart w:id="63" w:name="rate-rules"/>
     <w:p>
       <w:pPr>
         <w:pStyle w:val="Heading3"/>
@@ -11536,8 +11753,8 @@
         <w:t xml:space="preserve">with it. Should it find more than one, only the last will be saved.</w:t>
       </w:r>
     </w:p>
-    <w:bookmarkEnd w:id="62"/>
-    <w:bookmarkStart w:id="63" w:name="algebraic-rules"/>
+    <w:bookmarkEnd w:id="63"/>
+    <w:bookmarkStart w:id="64" w:name="algebraic-rules"/>
     <w:p>
       <w:pPr>
         <w:pStyle w:val="Heading3"/>
@@ -11688,8 +11905,8 @@
         <w:t xml:space="preserve">so it can be referenced (and deleted from submodels, for example).</w:t>
       </w:r>
     </w:p>
-    <w:bookmarkEnd w:id="63"/>
-    <w:bookmarkStart w:id="64" w:name="display-names"/>
+    <w:bookmarkEnd w:id="64"/>
+    <w:bookmarkStart w:id="65" w:name="display-names"/>
     <w:p>
       <w:pPr>
         <w:pStyle w:val="Heading3"/>
@@ -11804,8 +12021,8 @@
         <w:t xml:space="preserve">S34  is "Ethyl Alcohol";</w:t>
       </w:r>
     </w:p>
-    <w:bookmarkEnd w:id="64"/>
-    <w:bookmarkStart w:id="66" w:name="units"/>
+    <w:bookmarkEnd w:id="65"/>
+    <w:bookmarkStart w:id="67" w:name="units"/>
     <w:p>
       <w:pPr>
         <w:pStyle w:val="Heading3"/>
@@ -11981,7 +12198,7 @@
       <w:r>
         <w:t xml:space="preserve"> </w:t>
       </w:r>
-      <w:hyperlink r:id="rId65">
+      <w:hyperlink r:id="rId66">
         <w:r>
           <w:rPr>
             <w:rStyle w:val="Hyperlink"/>
@@ -12192,8 +12409,8 @@
         <w:t xml:space="preserve">.</w:t>
       </w:r>
     </w:p>
-    <w:bookmarkEnd w:id="66"/>
-    <w:bookmarkStart w:id="67" w:name="dna-strands"/>
+    <w:bookmarkEnd w:id="67"/>
+    <w:bookmarkStart w:id="68" w:name="dna-strands"/>
     <w:p>
       <w:pPr>
         <w:pStyle w:val="Heading3"/>
@@ -13215,8 +13432,8 @@
         <w:t xml:space="preserve">it is illegal to use the name of the module containing them as proxy.</w:t>
       </w:r>
     </w:p>
-    <w:bookmarkEnd w:id="67"/>
-    <w:bookmarkStart w:id="68" w:name="interactions"/>
+    <w:bookmarkEnd w:id="68"/>
+    <w:bookmarkStart w:id="69" w:name="interactions"/>
     <w:p>
       <w:pPr>
         <w:pStyle w:val="Heading3"/>
@@ -13495,8 +13712,8 @@
         <w:t xml:space="preserve">kinetic law to parse, this is how to add species to that list.</w:t>
       </w:r>
     </w:p>
-    <w:bookmarkEnd w:id="68"/>
-    <w:bookmarkStart w:id="69" w:name="predefined-function-definitions"/>
+    <w:bookmarkEnd w:id="69"/>
+    <w:bookmarkStart w:id="70" w:name="predefined-function-definitions"/>
     <w:p>
       <w:pPr>
         <w:pStyle w:val="Heading3"/>
@@ -13856,8 +14073,8 @@
         <w:t xml:space="preserve">and the max values given.</w:t>
       </w:r>
     </w:p>
-    <w:bookmarkEnd w:id="69"/>
-    <w:bookmarkStart w:id="70" w:name="uncertainty-information"/>
+    <w:bookmarkEnd w:id="70"/>
+    <w:bookmarkStart w:id="71" w:name="uncertainty-information"/>
     <w:p>
       <w:pPr>
         <w:pStyle w:val="Heading3"/>
@@ -14184,8 +14401,8 @@
         <w:t xml:space="preserve">or externalParameter.</w:t>
       </w:r>
     </w:p>
-    <w:bookmarkEnd w:id="70"/>
-    <w:bookmarkStart w:id="71" w:name="sbo-and-cvterms"/>
+    <w:bookmarkEnd w:id="71"/>
+    <w:bookmarkStart w:id="72" w:name="sbo-and-cvterms"/>
     <w:p>
       <w:pPr>
         <w:pStyle w:val="Heading3"/>
@@ -14678,8 +14895,8 @@
         <w:t xml:space="preserve">J0.kineticLaw identity "cvterm"</w:t>
       </w:r>
     </w:p>
-    <w:bookmarkEnd w:id="71"/>
-    <w:bookmarkStart w:id="76" w:name="flux-balance-constraints"/>
+    <w:bookmarkEnd w:id="72"/>
+    <w:bookmarkStart w:id="77" w:name="flux-balance-constraints"/>
     <w:p>
       <w:pPr>
         <w:pStyle w:val="Heading3"/>
@@ -14688,7 +14905,7 @@
         <w:t xml:space="preserve">Flux Balance Constraints</w:t>
       </w:r>
     </w:p>
-    <w:bookmarkStart w:id="72" w:name="constraints"/>
+    <w:bookmarkStart w:id="73" w:name="constraints"/>
     <w:p>
       <w:pPr>
         <w:pStyle w:val="Heading4"/>
@@ -15031,8 +15248,8 @@
         <w:t xml:space="preserve">.</w:t>
       </w:r>
     </w:p>
-    <w:bookmarkEnd w:id="72"/>
-    <w:bookmarkStart w:id="73" w:name="objectives"/>
+    <w:bookmarkEnd w:id="73"/>
+    <w:bookmarkStart w:id="74" w:name="objectives"/>
     <w:p>
       <w:pPr>
         <w:pStyle w:val="Heading4"/>
@@ -15133,8 +15350,8 @@
         <w:t xml:space="preserve">obj3: maximize J1 + 3*J2 + 4*J3^2 + 5*J4*J5</w:t>
       </w:r>
     </w:p>
-    <w:bookmarkEnd w:id="73"/>
-    <w:bookmarkStart w:id="74" w:name="X03dbc526dc4cea15bbccfad422f3dd4caeddfd8"/>
+    <w:bookmarkEnd w:id="74"/>
+    <w:bookmarkStart w:id="75" w:name="X03dbc526dc4cea15bbccfad422f3dd4caeddfd8"/>
     <w:p>
       <w:pPr>
         <w:pStyle w:val="Heading4"/>
@@ -15378,8 +15595,8 @@
         <w:t xml:space="preserve">G_kasA = S1</w:t>
       </w:r>
     </w:p>
-    <w:bookmarkEnd w:id="74"/>
-    <w:bookmarkStart w:id="75" w:name="species-charge-and-chemical-formula"/>
+    <w:bookmarkEnd w:id="75"/>
+    <w:bookmarkStart w:id="76" w:name="species-charge-and-chemical-formula"/>
     <w:p>
       <w:pPr>
         <w:pStyle w:val="Heading4"/>
@@ -15512,9 +15729,9 @@
         <w:t xml:space="preserve">S4.formula is "CH2NO"</w:t>
       </w:r>
     </w:p>
-    <w:bookmarkEnd w:id="75"/>
     <w:bookmarkEnd w:id="76"/>
-    <w:bookmarkStart w:id="77" w:name="other-files"/>
+    <w:bookmarkEnd w:id="77"/>
+    <w:bookmarkStart w:id="78" w:name="other-files"/>
     <w:p>
       <w:pPr>
         <w:pStyle w:val="Heading3"/>
@@ -16056,8 +16273,8 @@
         <w:t xml:space="preserve">directive, between the quotation marks.</w:t>
       </w:r>
     </w:p>
-    <w:bookmarkEnd w:id="77"/>
-    <w:bookmarkStart w:id="79" w:name="importing-and-exporting-antimony-models"/>
+    <w:bookmarkEnd w:id="78"/>
+    <w:bookmarkStart w:id="80" w:name="importing-and-exporting-antimony-models"/>
     <w:p>
       <w:pPr>
         <w:pStyle w:val="Heading3"/>
@@ -16112,7 +16329,7 @@
       <w:r>
         <w:t xml:space="preserve"> </w:t>
       </w:r>
-      <w:hyperlink r:id="rId78">
+      <w:hyperlink r:id="rId79">
         <w:r>
           <w:rPr>
             <w:rStyle w:val="Hyperlink"/>
@@ -16567,9 +16784,9 @@
         <w:t xml:space="preserve">package.</w:t>
       </w:r>
     </w:p>
-    <w:bookmarkEnd w:id="79"/>
     <w:bookmarkEnd w:id="80"/>
-    <w:bookmarkStart w:id="90" w:name="layout-and-render"/>
+    <w:bookmarkEnd w:id="81"/>
+    <w:bookmarkStart w:id="91" w:name="layout-and-render"/>
     <w:p>
       <w:pPr>
         <w:pStyle w:val="Heading2"/>
@@ -16634,7 +16851,7 @@
         <w:t xml:space="preserve">package defines the style of the display: the lines, colors, fonts, etc. Antimony allows the modeler to define whatever they like, and uses the autorender and autolayout functions of SBMLNetwork to define the rest. It is also possible to import an SBML model with Layout and/or Render information to Antimony for inspection or modification.</w:t>
       </w:r>
     </w:p>
-    <w:bookmarkStart w:id="81" w:name="basic-layout-information"/>
+    <w:bookmarkStart w:id="82" w:name="basic-layout-information"/>
     <w:p>
       <w:pPr>
         <w:pStyle w:val="Heading3"/>
@@ -16709,8 +16926,8 @@
         <w:t xml:space="preserve">The default value is 3.</w:t>
       </w:r>
     </w:p>
-    <w:bookmarkEnd w:id="81"/>
-    <w:bookmarkStart w:id="82" w:name="positioning-model-elements"/>
+    <w:bookmarkEnd w:id="82"/>
+    <w:bookmarkStart w:id="83" w:name="positioning-model-elements"/>
     <w:p>
       <w:pPr>
         <w:pStyle w:val="Heading3"/>
@@ -16817,8 +17034,8 @@
         <w:t xml:space="preserve">Only species, reactions, and compartments can be given a position; all other elements (such as parameters or events) do not appear.</w:t>
       </w:r>
     </w:p>
-    <w:bookmarkEnd w:id="82"/>
-    <w:bookmarkStart w:id="83" w:name="sizing-model-elements"/>
+    <w:bookmarkEnd w:id="83"/>
+    <w:bookmarkStart w:id="84" w:name="sizing-model-elements"/>
     <w:p>
       <w:pPr>
         <w:pStyle w:val="Heading3"/>
@@ -16977,8 +17194,8 @@
         <w:t xml:space="preserve">means that species S1 will have twice the width and height of all other species in the display.</w:t>
       </w:r>
     </w:p>
-    <w:bookmarkEnd w:id="83"/>
-    <w:bookmarkStart w:id="84" w:name="reaction-arcs"/>
+    <w:bookmarkEnd w:id="84"/>
+    <w:bookmarkStart w:id="85" w:name="reaction-arcs"/>
     <w:p>
       <w:pPr>
         <w:pStyle w:val="Heading3"/>
@@ -17773,8 +17990,8 @@
         <w:t xml:space="preserve">J0.S1.arc2.seg3.species_end = {740, 992}</w:t>
       </w:r>
     </w:p>
-    <w:bookmarkEnd w:id="84"/>
-    <w:bookmarkStart w:id="85" w:name="reaction-source-or-sinks"/>
+    <w:bookmarkEnd w:id="85"/>
+    <w:bookmarkStart w:id="86" w:name="reaction-source-or-sinks"/>
     <w:p>
       <w:pPr>
         <w:pStyle w:val="Heading3"/>
@@ -17869,8 +18086,8 @@
         <w:t xml:space="preserve">   J0.--.b2 = {311.8, 369.76}</w:t>
       </w:r>
     </w:p>
-    <w:bookmarkEnd w:id="85"/>
-    <w:bookmarkStart w:id="86" w:name="species-alias-nodes"/>
+    <w:bookmarkEnd w:id="86"/>
+    <w:bookmarkStart w:id="87" w:name="species-alias-nodes"/>
     <w:p>
       <w:pPr>
         <w:pStyle w:val="Heading3"/>
@@ -17907,8 +18124,8 @@
         <w:t xml:space="preserve">   S1.size.J3.J4 = {80, 50}</w:t>
       </w:r>
     </w:p>
-    <w:bookmarkEnd w:id="86"/>
-    <w:bookmarkStart w:id="87" w:name="general-styles"/>
+    <w:bookmarkEnd w:id="87"/>
+    <w:bookmarkStart w:id="88" w:name="general-styles"/>
     <w:p>
       <w:pPr>
         <w:pStyle w:val="Heading3"/>
@@ -17952,8 +18169,8 @@
         <w:t xml:space="preserve">default, blue ombre, green ombre, gray ombre, red ombre, orange ombre, brown ombre, purple ombre, purple ombre 2, black and white, orange and blue, purple and yellow, green and red, power, calm, sunset, electric, midnight, vibrance, ocean, forest, warm tone, cool tone, and escher</w:t>
       </w:r>
     </w:p>
-    <w:bookmarkEnd w:id="87"/>
-    <w:bookmarkStart w:id="88" w:name="style-settings"/>
+    <w:bookmarkEnd w:id="88"/>
+    <w:bookmarkStart w:id="89" w:name="style-settings"/>
     <w:p>
       <w:pPr>
         <w:pStyle w:val="Heading3"/>
@@ -18434,8 +18651,8 @@
         <w:t xml:space="preserve">of a reaction refers to the shape at the centroid of the arc between the reactants and the products. By default, this is a square of size {20, 20}.</w:t>
       </w:r>
     </w:p>
-    <w:bookmarkEnd w:id="88"/>
-    <w:bookmarkStart w:id="89" w:name="a-full-example"/>
+    <w:bookmarkEnd w:id="89"/>
+    <w:bookmarkStart w:id="90" w:name="a-full-example"/>
     <w:p>
       <w:pPr>
         <w:pStyle w:val="Heading3"/>
@@ -19015,9 +19232,9 @@
         <w:t xml:space="preserve">    model.layout.align_right = {S3, S4, S5}</w:t>
       </w:r>
     </w:p>
-    <w:bookmarkEnd w:id="89"/>
     <w:bookmarkEnd w:id="90"/>
-    <w:bookmarkStart w:id="91" w:name="Xccd004f780dfc5c78c7be0d66e6d54c5c625bb3"/>
+    <w:bookmarkEnd w:id="91"/>
+    <w:bookmarkStart w:id="92" w:name="Xccd004f780dfc5c78c7be0d66e6d54c5c625bb3"/>
     <w:p>
       <w:pPr>
         <w:pStyle w:val="Heading2"/>
@@ -19652,8 +19869,8 @@
         <w:t xml:space="preserve">, etc.</w:t>
       </w:r>
     </w:p>
-    <w:bookmarkEnd w:id="91"/>
-    <w:bookmarkStart w:id="95" w:name="further-reading"/>
+    <w:bookmarkEnd w:id="92"/>
+    <w:bookmarkStart w:id="96" w:name="further-reading"/>
     <w:p>
       <w:pPr>
         <w:pStyle w:val="Heading2"/>
@@ -19676,7 +19893,7 @@
       <w:r>
         <w:t xml:space="preserve"> </w:t>
       </w:r>
-      <w:hyperlink r:id="rId92">
+      <w:hyperlink r:id="rId93">
         <w:r>
           <w:rPr>
             <w:rStyle w:val="Hyperlink"/>
@@ -19711,7 +19928,7 @@
       <w:r>
         <w:t xml:space="preserve"> </w:t>
       </w:r>
-      <w:hyperlink r:id="rId93">
+      <w:hyperlink r:id="rId94">
         <w:r>
           <w:rPr>
             <w:rStyle w:val="Hyperlink"/>
@@ -19743,7 +19960,7 @@
           <w:numId w:val="1016"/>
         </w:numPr>
       </w:pPr>
-      <w:hyperlink r:id="rId94">
+      <w:hyperlink r:id="rId95">
         <w:r>
           <w:rPr>
             <w:rStyle w:val="Hyperlink"/>
@@ -19764,8 +19981,8 @@
         <w:t xml:space="preserve">PDF format.</w:t>
       </w:r>
     </w:p>
-    <w:bookmarkEnd w:id="95"/>
     <w:bookmarkEnd w:id="96"/>
+    <w:bookmarkEnd w:id="97"/>
     <w:sectPr>
       <w:footnotePr>
         <w:numRestart w:val="eachSect"/>
